--- a/ind/docx/006.content.docx
+++ b/ind/docx/006.content.docx
@@ -365,138 +365,102 @@
         </w:rPr>
         <w:t>*</w:t>
       </w:r>
-      <w:hyperlink r:id="rId13">
-        <w:r>
-          <w:rPr>
-            <w:lang w:val="id_ID" w:bidi="id_ID"/>
-          </w:rPr>
-          <w:rPr>
-            <w:color w:val="0000EE"/>
-            <w:u w:val="single"/>
-          </w:rPr>
-          <w:t>Yehezkiel 28:11–13</w:t>
-        </w:r>
-      </w:hyperlink>
-    </w:p>
-    <w:p>
-      <w:pPr>
-        <w:pStyle w:val="ListBullet"/>
-        <w:spacing w:line="240" w:lineRule="auto"/>
-        <w:ind w:left="720"/>
-      </w:pPr>
-      <w:r>
-        <w:rPr>
-          <w:lang w:val="id_ID" w:bidi="id_ID"/>
-        </w:rPr>
-      </w:r>
-      <w:hyperlink r:id="rId14">
-        <w:r>
-          <w:rPr>
-            <w:lang w:val="id_ID" w:bidi="id_ID"/>
-          </w:rPr>
-          <w:rPr>
-            <w:color w:val="0000EE"/>
-            <w:u w:val="single"/>
-          </w:rPr>
-          <w:t>Kejadian 2:7–8</w:t>
-        </w:r>
-      </w:hyperlink>
-    </w:p>
-    <w:p>
-      <w:pPr>
-        <w:pStyle w:val="ListBullet"/>
-        <w:spacing w:line="240" w:lineRule="auto"/>
-        <w:ind w:left="720"/>
-      </w:pPr>
-      <w:r>
-        <w:rPr>
-          <w:lang w:val="id_ID" w:bidi="id_ID"/>
-        </w:rPr>
-      </w:r>
-      <w:hyperlink r:id="rId15">
-        <w:r>
-          <w:rPr>
-            <w:lang w:val="id_ID" w:bidi="id_ID"/>
-          </w:rPr>
-          <w:rPr>
-            <w:color w:val="0000EE"/>
-            <w:u w:val="single"/>
-          </w:rPr>
-          <w:t>Kejadian 2:10</w:t>
-        </w:r>
-      </w:hyperlink>
-    </w:p>
-    <w:p>
-      <w:pPr>
-        <w:pStyle w:val="ListBullet"/>
-        <w:spacing w:line="240" w:lineRule="auto"/>
-        <w:ind w:left="720"/>
-      </w:pPr>
-      <w:r>
-        <w:rPr>
-          <w:lang w:val="id_ID" w:bidi="id_ID"/>
-        </w:rPr>
-      </w:r>
-      <w:hyperlink r:id="rId16">
-        <w:r>
-          <w:rPr>
-            <w:lang w:val="id_ID" w:bidi="id_ID"/>
-          </w:rPr>
-          <w:rPr>
-            <w:color w:val="0000EE"/>
-            <w:u w:val="single"/>
-          </w:rPr>
-          <w:t>Kejadian 2:15</w:t>
-        </w:r>
-      </w:hyperlink>
-    </w:p>
-    <w:p>
-      <w:pPr>
-        <w:pStyle w:val="ListBullet"/>
-        <w:spacing w:line="240" w:lineRule="auto"/>
-        <w:ind w:left="720"/>
-      </w:pPr>
-      <w:r>
-        <w:rPr>
-          <w:lang w:val="id_ID" w:bidi="id_ID"/>
-        </w:rPr>
-      </w:r>
-      <w:hyperlink r:id="rId17">
-        <w:r>
-          <w:rPr>
-            <w:lang w:val="id_ID" w:bidi="id_ID"/>
-          </w:rPr>
-          <w:rPr>
-            <w:color w:val="0000EE"/>
-            <w:u w:val="single"/>
-          </w:rPr>
-          <w:t>Kejadian 4:16–17</w:t>
-        </w:r>
-      </w:hyperlink>
-    </w:p>
-    <w:p>
-      <w:pPr>
-        <w:pStyle w:val="ListBullet"/>
-        <w:spacing w:line="240" w:lineRule="auto"/>
-        <w:ind w:left="720"/>
-      </w:pPr>
-      <w:r>
-        <w:rPr>
-          <w:lang w:val="id_ID" w:bidi="id_ID"/>
-        </w:rPr>
-      </w:r>
-      <w:hyperlink r:id="rId18">
-        <w:r>
-          <w:rPr>
-            <w:lang w:val="id_ID" w:bidi="id_ID"/>
-          </w:rPr>
-          <w:rPr>
-            <w:color w:val="0000EE"/>
-            <w:u w:val="single"/>
-          </w:rPr>
-          <w:t>Yoel 2:3</w:t>
-        </w:r>
-      </w:hyperlink>
+      <w:r>
+        <w:rPr>
+          <w:lang w:val="id_ID" w:bidi="id_ID"/>
+        </w:rPr>
+        <w:t>Yehezkiel 28:11–13</w:t>
+      </w:r>
+    </w:p>
+    <w:p>
+      <w:pPr>
+        <w:pStyle w:val="ListBullet"/>
+        <w:spacing w:line="240" w:lineRule="auto"/>
+        <w:ind w:left="720"/>
+      </w:pPr>
+      <w:r>
+        <w:rPr>
+          <w:lang w:val="id_ID" w:bidi="id_ID"/>
+        </w:rPr>
+      </w:r>
+      <w:r>
+        <w:rPr>
+          <w:lang w:val="id_ID" w:bidi="id_ID"/>
+        </w:rPr>
+        <w:t>Kejadian 2:7–8</w:t>
+      </w:r>
+    </w:p>
+    <w:p>
+      <w:pPr>
+        <w:pStyle w:val="ListBullet"/>
+        <w:spacing w:line="240" w:lineRule="auto"/>
+        <w:ind w:left="720"/>
+      </w:pPr>
+      <w:r>
+        <w:rPr>
+          <w:lang w:val="id_ID" w:bidi="id_ID"/>
+        </w:rPr>
+      </w:r>
+      <w:r>
+        <w:rPr>
+          <w:lang w:val="id_ID" w:bidi="id_ID"/>
+        </w:rPr>
+        <w:t>Kejadian 2:10</w:t>
+      </w:r>
+    </w:p>
+    <w:p>
+      <w:pPr>
+        <w:pStyle w:val="ListBullet"/>
+        <w:spacing w:line="240" w:lineRule="auto"/>
+        <w:ind w:left="720"/>
+      </w:pPr>
+      <w:r>
+        <w:rPr>
+          <w:lang w:val="id_ID" w:bidi="id_ID"/>
+        </w:rPr>
+      </w:r>
+      <w:r>
+        <w:rPr>
+          <w:lang w:val="id_ID" w:bidi="id_ID"/>
+        </w:rPr>
+        <w:t>Kejadian 2:15</w:t>
+      </w:r>
+    </w:p>
+    <w:p>
+      <w:pPr>
+        <w:pStyle w:val="ListBullet"/>
+        <w:spacing w:line="240" w:lineRule="auto"/>
+        <w:ind w:left="720"/>
+      </w:pPr>
+      <w:r>
+        <w:rPr>
+          <w:lang w:val="id_ID" w:bidi="id_ID"/>
+        </w:rPr>
+      </w:r>
+      <w:r>
+        <w:rPr>
+          <w:lang w:val="id_ID" w:bidi="id_ID"/>
+        </w:rPr>
+        <w:t>Kejadian 4:16–17</w:t>
+      </w:r>
+    </w:p>
+    <w:p>
+      <w:pPr>
+        <w:pStyle w:val="ListBullet"/>
+        <w:spacing w:line="240" w:lineRule="auto"/>
+        <w:ind w:left="720"/>
+      </w:pPr>
+      <w:r>
+        <w:rPr>
+          <w:lang w:val="id_ID" w:bidi="id_ID"/>
+        </w:rPr>
+      </w:r>
+      <w:r>
+        <w:rPr>
+          <w:lang w:val="id_ID" w:bidi="id_ID"/>
+        </w:rPr>
+        <w:t>Yoel 2:3</w:t>
+      </w:r>
     </w:p>
     <w:p>
       <w:pPr>
@@ -768,138 +732,102 @@
           <w:lang w:val="id_ID" w:bidi="id_ID"/>
         </w:rPr>
       </w:r>
-      <w:hyperlink r:id="rId19">
-        <w:r>
-          <w:rPr>
-            <w:lang w:val="id_ID" w:bidi="id_ID"/>
-          </w:rPr>
-          <w:rPr>
-            <w:color w:val="0000EE"/>
-            <w:u w:val="single"/>
-          </w:rPr>
-          <w:t>Kejadian 25:30</w:t>
-        </w:r>
-      </w:hyperlink>
-    </w:p>
-    <w:p>
-      <w:pPr>
-        <w:pStyle w:val="ListBullet"/>
-        <w:spacing w:line="240" w:lineRule="auto"/>
-        <w:ind w:left="720"/>
-      </w:pPr>
-      <w:r>
-        <w:rPr>
-          <w:lang w:val="id_ID" w:bidi="id_ID"/>
-        </w:rPr>
-      </w:r>
-      <w:hyperlink r:id="rId20">
-        <w:r>
-          <w:rPr>
-            <w:lang w:val="id_ID" w:bidi="id_ID"/>
-          </w:rPr>
-          <w:rPr>
-            <w:color w:val="0000EE"/>
-            <w:u w:val="single"/>
-          </w:rPr>
-          <w:t>Kejadian 32:3</w:t>
-        </w:r>
-      </w:hyperlink>
-    </w:p>
-    <w:p>
-      <w:pPr>
-        <w:pStyle w:val="ListBullet"/>
-        <w:spacing w:line="240" w:lineRule="auto"/>
-        <w:ind w:left="720"/>
-      </w:pPr>
-      <w:r>
-        <w:rPr>
-          <w:lang w:val="id_ID" w:bidi="id_ID"/>
-        </w:rPr>
-      </w:r>
-      <w:hyperlink r:id="rId21">
-        <w:r>
-          <w:rPr>
-            <w:lang w:val="id_ID" w:bidi="id_ID"/>
-          </w:rPr>
-          <w:rPr>
-            <w:color w:val="0000EE"/>
-            <w:u w:val="single"/>
-          </w:rPr>
-          <w:t>Kejadian 36:1</w:t>
-        </w:r>
-      </w:hyperlink>
-    </w:p>
-    <w:p>
-      <w:pPr>
-        <w:pStyle w:val="ListBullet"/>
-        <w:spacing w:line="240" w:lineRule="auto"/>
-        <w:ind w:left="720"/>
-      </w:pPr>
-      <w:r>
-        <w:rPr>
-          <w:lang w:val="id_ID" w:bidi="id_ID"/>
-        </w:rPr>
-      </w:r>
-      <w:hyperlink r:id="rId22">
-        <w:r>
-          <w:rPr>
-            <w:lang w:val="id_ID" w:bidi="id_ID"/>
-          </w:rPr>
-          <w:rPr>
-            <w:color w:val="0000EE"/>
-            <w:u w:val="single"/>
-          </w:rPr>
-          <w:t>Yesaya 11:14–15</w:t>
-        </w:r>
-      </w:hyperlink>
-    </w:p>
-    <w:p>
-      <w:pPr>
-        <w:pStyle w:val="ListBullet"/>
-        <w:spacing w:line="240" w:lineRule="auto"/>
-        <w:ind w:left="720"/>
-      </w:pPr>
-      <w:r>
-        <w:rPr>
-          <w:lang w:val="id_ID" w:bidi="id_ID"/>
-        </w:rPr>
-      </w:r>
-      <w:hyperlink r:id="rId23">
-        <w:r>
-          <w:rPr>
-            <w:lang w:val="id_ID" w:bidi="id_ID"/>
-          </w:rPr>
-          <w:rPr>
-            <w:color w:val="0000EE"/>
-            <w:u w:val="single"/>
-          </w:rPr>
-          <w:t>Yosua 11:16–17</w:t>
-        </w:r>
-      </w:hyperlink>
-    </w:p>
-    <w:p>
-      <w:pPr>
-        <w:pStyle w:val="ListBullet"/>
-        <w:spacing w:line="240" w:lineRule="auto"/>
-        <w:ind w:left="720"/>
-      </w:pPr>
-      <w:r>
-        <w:rPr>
-          <w:lang w:val="id_ID" w:bidi="id_ID"/>
-        </w:rPr>
-      </w:r>
-      <w:hyperlink r:id="rId24">
-        <w:r>
-          <w:rPr>
-            <w:lang w:val="id_ID" w:bidi="id_ID"/>
-          </w:rPr>
-          <w:rPr>
-            <w:color w:val="0000EE"/>
-            <w:u w:val="single"/>
-          </w:rPr>
-          <w:t>Obaja 1:2</w:t>
-        </w:r>
-      </w:hyperlink>
+      <w:r>
+        <w:rPr>
+          <w:lang w:val="id_ID" w:bidi="id_ID"/>
+        </w:rPr>
+        <w:t>Kejadian 25:30</w:t>
+      </w:r>
+    </w:p>
+    <w:p>
+      <w:pPr>
+        <w:pStyle w:val="ListBullet"/>
+        <w:spacing w:line="240" w:lineRule="auto"/>
+        <w:ind w:left="720"/>
+      </w:pPr>
+      <w:r>
+        <w:rPr>
+          <w:lang w:val="id_ID" w:bidi="id_ID"/>
+        </w:rPr>
+      </w:r>
+      <w:r>
+        <w:rPr>
+          <w:lang w:val="id_ID" w:bidi="id_ID"/>
+        </w:rPr>
+        <w:t>Kejadian 32:3</w:t>
+      </w:r>
+    </w:p>
+    <w:p>
+      <w:pPr>
+        <w:pStyle w:val="ListBullet"/>
+        <w:spacing w:line="240" w:lineRule="auto"/>
+        <w:ind w:left="720"/>
+      </w:pPr>
+      <w:r>
+        <w:rPr>
+          <w:lang w:val="id_ID" w:bidi="id_ID"/>
+        </w:rPr>
+      </w:r>
+      <w:r>
+        <w:rPr>
+          <w:lang w:val="id_ID" w:bidi="id_ID"/>
+        </w:rPr>
+        <w:t>Kejadian 36:1</w:t>
+      </w:r>
+    </w:p>
+    <w:p>
+      <w:pPr>
+        <w:pStyle w:val="ListBullet"/>
+        <w:spacing w:line="240" w:lineRule="auto"/>
+        <w:ind w:left="720"/>
+      </w:pPr>
+      <w:r>
+        <w:rPr>
+          <w:lang w:val="id_ID" w:bidi="id_ID"/>
+        </w:rPr>
+      </w:r>
+      <w:r>
+        <w:rPr>
+          <w:lang w:val="id_ID" w:bidi="id_ID"/>
+        </w:rPr>
+        <w:t>Yesaya 11:14–15</w:t>
+      </w:r>
+    </w:p>
+    <w:p>
+      <w:pPr>
+        <w:pStyle w:val="ListBullet"/>
+        <w:spacing w:line="240" w:lineRule="auto"/>
+        <w:ind w:left="720"/>
+      </w:pPr>
+      <w:r>
+        <w:rPr>
+          <w:lang w:val="id_ID" w:bidi="id_ID"/>
+        </w:rPr>
+      </w:r>
+      <w:r>
+        <w:rPr>
+          <w:lang w:val="id_ID" w:bidi="id_ID"/>
+        </w:rPr>
+        <w:t>Yosua 11:16–17</w:t>
+      </w:r>
+    </w:p>
+    <w:p>
+      <w:pPr>
+        <w:pStyle w:val="ListBullet"/>
+        <w:spacing w:line="240" w:lineRule="auto"/>
+        <w:ind w:left="720"/>
+      </w:pPr>
+      <w:r>
+        <w:rPr>
+          <w:lang w:val="id_ID" w:bidi="id_ID"/>
+        </w:rPr>
+      </w:r>
+      <w:r>
+        <w:rPr>
+          <w:lang w:val="id_ID" w:bidi="id_ID"/>
+        </w:rPr>
+        <w:t>Obaja 1:2</w:t>
+      </w:r>
     </w:p>
     <w:p>
       <w:pPr>
@@ -1143,114 +1071,84 @@
           <w:lang w:val="id_ID" w:bidi="id_ID"/>
         </w:rPr>
       </w:r>
-      <w:hyperlink r:id="rId25">
-        <w:r>
-          <w:rPr>
-            <w:lang w:val="id_ID" w:bidi="id_ID"/>
-          </w:rPr>
-          <w:rPr>
-            <w:color w:val="0000EE"/>
-            <w:u w:val="single"/>
-          </w:rPr>
-          <w:t>1 Korintus 15:32</w:t>
-        </w:r>
-      </w:hyperlink>
-    </w:p>
-    <w:p>
-      <w:pPr>
-        <w:pStyle w:val="ListBullet"/>
-        <w:spacing w:line="240" w:lineRule="auto"/>
-        <w:ind w:left="720"/>
-      </w:pPr>
-      <w:r>
-        <w:rPr>
-          <w:lang w:val="id_ID" w:bidi="id_ID"/>
-        </w:rPr>
-      </w:r>
-      <w:hyperlink r:id="rId26">
-        <w:r>
-          <w:rPr>
-            <w:lang w:val="id_ID" w:bidi="id_ID"/>
-          </w:rPr>
-          <w:rPr>
-            <w:color w:val="0000EE"/>
-            <w:u w:val="single"/>
-          </w:rPr>
-          <w:t>1 Timotius 1:3</w:t>
-        </w:r>
-      </w:hyperlink>
-    </w:p>
-    <w:p>
-      <w:pPr>
-        <w:pStyle w:val="ListBullet"/>
-        <w:spacing w:line="240" w:lineRule="auto"/>
-        <w:ind w:left="720"/>
-      </w:pPr>
-      <w:r>
-        <w:rPr>
-          <w:lang w:val="id_ID" w:bidi="id_ID"/>
-        </w:rPr>
-      </w:r>
-      <w:hyperlink r:id="rId27">
-        <w:r>
-          <w:rPr>
-            <w:lang w:val="id_ID" w:bidi="id_ID"/>
-          </w:rPr>
-          <w:rPr>
-            <w:color w:val="0000EE"/>
-            <w:u w:val="single"/>
-          </w:rPr>
-          <w:t>2 Timotius 4:11–13</w:t>
-        </w:r>
-      </w:hyperlink>
-    </w:p>
-    <w:p>
-      <w:pPr>
-        <w:pStyle w:val="ListBullet"/>
-        <w:spacing w:line="240" w:lineRule="auto"/>
-        <w:ind w:left="720"/>
-      </w:pPr>
-      <w:r>
-        <w:rPr>
-          <w:lang w:val="id_ID" w:bidi="id_ID"/>
-        </w:rPr>
-      </w:r>
-      <w:hyperlink r:id="rId28">
-        <w:r>
-          <w:rPr>
-            <w:lang w:val="id_ID" w:bidi="id_ID"/>
-          </w:rPr>
-          <w:rPr>
-            <w:color w:val="0000EE"/>
-            <w:u w:val="single"/>
-          </w:rPr>
-          <w:t>Kisah Para Rasul 19:1</w:t>
-        </w:r>
-      </w:hyperlink>
-    </w:p>
-    <w:p>
-      <w:pPr>
-        <w:pStyle w:val="ListBullet"/>
-        <w:spacing w:line="240" w:lineRule="auto"/>
-        <w:ind w:left="720"/>
-      </w:pPr>
-      <w:r>
-        <w:rPr>
-          <w:lang w:val="id_ID" w:bidi="id_ID"/>
-        </w:rPr>
-      </w:r>
-      <w:hyperlink r:id="rId29">
-        <w:r>
-          <w:rPr>
-            <w:lang w:val="id_ID" w:bidi="id_ID"/>
-          </w:rPr>
-          <w:rPr>
-            <w:color w:val="0000EE"/>
-            <w:u w:val="single"/>
-          </w:rPr>
-          <w:t>Efesus 1:1</w:t>
-        </w:r>
-      </w:hyperlink>
+      <w:r>
+        <w:rPr>
+          <w:lang w:val="id_ID" w:bidi="id_ID"/>
+        </w:rPr>
+        <w:t>1 Korintus 15:32</w:t>
+      </w:r>
+    </w:p>
+    <w:p>
+      <w:pPr>
+        <w:pStyle w:val="ListBullet"/>
+        <w:spacing w:line="240" w:lineRule="auto"/>
+        <w:ind w:left="720"/>
+      </w:pPr>
+      <w:r>
+        <w:rPr>
+          <w:lang w:val="id_ID" w:bidi="id_ID"/>
+        </w:rPr>
+      </w:r>
+      <w:r>
+        <w:rPr>
+          <w:lang w:val="id_ID" w:bidi="id_ID"/>
+        </w:rPr>
+        <w:t>1 Timotius 1:3</w:t>
+      </w:r>
+    </w:p>
+    <w:p>
+      <w:pPr>
+        <w:pStyle w:val="ListBullet"/>
+        <w:spacing w:line="240" w:lineRule="auto"/>
+        <w:ind w:left="720"/>
+      </w:pPr>
+      <w:r>
+        <w:rPr>
+          <w:lang w:val="id_ID" w:bidi="id_ID"/>
+        </w:rPr>
+      </w:r>
+      <w:r>
+        <w:rPr>
+          <w:lang w:val="id_ID" w:bidi="id_ID"/>
+        </w:rPr>
+        <w:t>2 Timotius 4:11–13</w:t>
+      </w:r>
+    </w:p>
+    <w:p>
+      <w:pPr>
+        <w:pStyle w:val="ListBullet"/>
+        <w:spacing w:line="240" w:lineRule="auto"/>
+        <w:ind w:left="720"/>
+      </w:pPr>
+      <w:r>
+        <w:rPr>
+          <w:lang w:val="id_ID" w:bidi="id_ID"/>
+        </w:rPr>
+      </w:r>
+      <w:r>
+        <w:rPr>
+          <w:lang w:val="id_ID" w:bidi="id_ID"/>
+        </w:rPr>
+        <w:t>Kisah Para Rasul 19:1</w:t>
+      </w:r>
+    </w:p>
+    <w:p>
+      <w:pPr>
+        <w:pStyle w:val="ListBullet"/>
+        <w:spacing w:line="240" w:lineRule="auto"/>
+        <w:ind w:left="720"/>
+      </w:pPr>
+      <w:r>
+        <w:rPr>
+          <w:lang w:val="id_ID" w:bidi="id_ID"/>
+        </w:rPr>
+      </w:r>
+      <w:r>
+        <w:rPr>
+          <w:lang w:val="id_ID" w:bidi="id_ID"/>
+        </w:rPr>
+        <w:t>Efesus 1:1</w:t>
+      </w:r>
     </w:p>
     <w:p>
       <w:pPr>
@@ -1460,114 +1358,84 @@
           <w:lang w:val="id_ID" w:bidi="id_ID"/>
         </w:rPr>
       </w:r>
-      <w:hyperlink r:id="rId30">
-        <w:r>
-          <w:rPr>
-            <w:lang w:val="id_ID" w:bidi="id_ID"/>
-          </w:rPr>
-          <w:rPr>
-            <w:color w:val="0000EE"/>
-            <w:u w:val="single"/>
-          </w:rPr>
-          <w:t>1 Samuel 2:18–19</w:t>
-        </w:r>
-      </w:hyperlink>
-    </w:p>
-    <w:p>
-      <w:pPr>
-        <w:pStyle w:val="ListBullet"/>
-        <w:spacing w:line="240" w:lineRule="auto"/>
-        <w:ind w:left="720"/>
-      </w:pPr>
-      <w:r>
-        <w:rPr>
-          <w:lang w:val="id_ID" w:bidi="id_ID"/>
-        </w:rPr>
-      </w:r>
-      <w:hyperlink r:id="rId31">
-        <w:r>
-          <w:rPr>
-            <w:lang w:val="id_ID" w:bidi="id_ID"/>
-          </w:rPr>
-          <w:rPr>
-            <w:color w:val="0000EE"/>
-            <w:u w:val="single"/>
-          </w:rPr>
-          <w:t>Keluaran 28:4–5</w:t>
-        </w:r>
-      </w:hyperlink>
-    </w:p>
-    <w:p>
-      <w:pPr>
-        <w:pStyle w:val="ListBullet"/>
-        <w:spacing w:line="240" w:lineRule="auto"/>
-        <w:ind w:left="720"/>
-      </w:pPr>
-      <w:r>
-        <w:rPr>
-          <w:lang w:val="id_ID" w:bidi="id_ID"/>
-        </w:rPr>
-      </w:r>
-      <w:hyperlink r:id="rId32">
-        <w:r>
-          <w:rPr>
-            <w:lang w:val="id_ID" w:bidi="id_ID"/>
-          </w:rPr>
-          <w:rPr>
-            <w:color w:val="0000EE"/>
-            <w:u w:val="single"/>
-          </w:rPr>
-          <w:t>Hosea 3:4</w:t>
-        </w:r>
-      </w:hyperlink>
-    </w:p>
-    <w:p>
-      <w:pPr>
-        <w:pStyle w:val="ListBullet"/>
-        <w:spacing w:line="240" w:lineRule="auto"/>
-        <w:ind w:left="720"/>
-      </w:pPr>
-      <w:r>
-        <w:rPr>
-          <w:lang w:val="id_ID" w:bidi="id_ID"/>
-        </w:rPr>
-      </w:r>
-      <w:hyperlink r:id="rId33">
-        <w:r>
-          <w:rPr>
-            <w:lang w:val="id_ID" w:bidi="id_ID"/>
-          </w:rPr>
-          <w:rPr>
-            <w:color w:val="0000EE"/>
-            <w:u w:val="single"/>
-          </w:rPr>
-          <w:t>Hakim-hakim 8:27</w:t>
-        </w:r>
-      </w:hyperlink>
-    </w:p>
-    <w:p>
-      <w:pPr>
-        <w:pStyle w:val="ListBullet"/>
-        <w:spacing w:line="240" w:lineRule="auto"/>
-        <w:ind w:left="720"/>
-      </w:pPr>
-      <w:r>
-        <w:rPr>
-          <w:lang w:val="id_ID" w:bidi="id_ID"/>
-        </w:rPr>
-      </w:r>
-      <w:hyperlink r:id="rId34">
-        <w:r>
-          <w:rPr>
-            <w:lang w:val="id_ID" w:bidi="id_ID"/>
-          </w:rPr>
-          <w:rPr>
-            <w:color w:val="0000EE"/>
-            <w:u w:val="single"/>
-          </w:rPr>
-          <w:t>Imamat 8:7</w:t>
-        </w:r>
-      </w:hyperlink>
+      <w:r>
+        <w:rPr>
+          <w:lang w:val="id_ID" w:bidi="id_ID"/>
+        </w:rPr>
+        <w:t>1 Samuel 2:18–19</w:t>
+      </w:r>
+    </w:p>
+    <w:p>
+      <w:pPr>
+        <w:pStyle w:val="ListBullet"/>
+        <w:spacing w:line="240" w:lineRule="auto"/>
+        <w:ind w:left="720"/>
+      </w:pPr>
+      <w:r>
+        <w:rPr>
+          <w:lang w:val="id_ID" w:bidi="id_ID"/>
+        </w:rPr>
+      </w:r>
+      <w:r>
+        <w:rPr>
+          <w:lang w:val="id_ID" w:bidi="id_ID"/>
+        </w:rPr>
+        <w:t>Keluaran 28:4–5</w:t>
+      </w:r>
+    </w:p>
+    <w:p>
+      <w:pPr>
+        <w:pStyle w:val="ListBullet"/>
+        <w:spacing w:line="240" w:lineRule="auto"/>
+        <w:ind w:left="720"/>
+      </w:pPr>
+      <w:r>
+        <w:rPr>
+          <w:lang w:val="id_ID" w:bidi="id_ID"/>
+        </w:rPr>
+      </w:r>
+      <w:r>
+        <w:rPr>
+          <w:lang w:val="id_ID" w:bidi="id_ID"/>
+        </w:rPr>
+        <w:t>Hosea 3:4</w:t>
+      </w:r>
+    </w:p>
+    <w:p>
+      <w:pPr>
+        <w:pStyle w:val="ListBullet"/>
+        <w:spacing w:line="240" w:lineRule="auto"/>
+        <w:ind w:left="720"/>
+      </w:pPr>
+      <w:r>
+        <w:rPr>
+          <w:lang w:val="id_ID" w:bidi="id_ID"/>
+        </w:rPr>
+      </w:r>
+      <w:r>
+        <w:rPr>
+          <w:lang w:val="id_ID" w:bidi="id_ID"/>
+        </w:rPr>
+        <w:t>Hakim-hakim 8:27</w:t>
+      </w:r>
+    </w:p>
+    <w:p>
+      <w:pPr>
+        <w:pStyle w:val="ListBullet"/>
+        <w:spacing w:line="240" w:lineRule="auto"/>
+        <w:ind w:left="720"/>
+      </w:pPr>
+      <w:r>
+        <w:rPr>
+          <w:lang w:val="id_ID" w:bidi="id_ID"/>
+        </w:rPr>
+      </w:r>
+      <w:r>
+        <w:rPr>
+          <w:lang w:val="id_ID" w:bidi="id_ID"/>
+        </w:rPr>
+        <w:t>Imamat 8:7</w:t>
+      </w:r>
     </w:p>
     <w:p>
       <w:pPr>
@@ -1809,140 +1677,98 @@
         <w:rPr>
           <w:lang w:val="id_ID" w:bidi="id_ID"/>
         </w:rPr>
-        <w:t>*</w:t>
-      </w:r>
-      <w:hyperlink r:id="rId35">
-        <w:r>
-          <w:rPr>
-            <w:lang w:val="id_ID" w:bidi="id_ID"/>
-          </w:rPr>
-          <w:rPr>
-            <w:color w:val="0000EE"/>
-            <w:u w:val="single"/>
-          </w:rPr>
-          <w:t>1 Tawarikh 6:66–69</w:t>
-        </w:r>
-      </w:hyperlink>
-    </w:p>
-    <w:p>
-      <w:pPr>
-        <w:pStyle w:val="ListBullet"/>
-        <w:spacing w:line="240" w:lineRule="auto"/>
-        <w:ind w:left="720"/>
-      </w:pPr>
-      <w:r>
-        <w:rPr>
-          <w:lang w:val="id_ID" w:bidi="id_ID"/>
-        </w:rPr>
-      </w:r>
-      <w:hyperlink r:id="rId36">
-        <w:r>
-          <w:rPr>
-            <w:lang w:val="id_ID" w:bidi="id_ID"/>
-          </w:rPr>
-          <w:rPr>
-            <w:color w:val="0000EE"/>
-            <w:u w:val="single"/>
-          </w:rPr>
-          <w:t>2 Tawarikh 13:4–5</w:t>
-        </w:r>
-      </w:hyperlink>
-    </w:p>
-    <w:p>
-      <w:pPr>
-        <w:pStyle w:val="ListBullet"/>
-        <w:spacing w:line="240" w:lineRule="auto"/>
-        <w:ind w:left="720"/>
-      </w:pPr>
-      <w:r>
-        <w:rPr>
-          <w:lang w:val="id_ID" w:bidi="id_ID"/>
-        </w:rPr>
-      </w:r>
-      <w:hyperlink r:id="rId37">
-        <w:r>
-          <w:rPr>
-            <w:lang w:val="id_ID" w:bidi="id_ID"/>
-          </w:rPr>
-          <w:rPr>
-            <w:color w:val="0000EE"/>
-            <w:u w:val="single"/>
-          </w:rPr>
-          <w:t>Yehezkiel 37:16</w:t>
-        </w:r>
-      </w:hyperlink>
-    </w:p>
-    <w:p>
-      <w:pPr>
-        <w:pStyle w:val="ListBullet"/>
-        <w:spacing w:line="240" w:lineRule="auto"/>
-        <w:ind w:left="720"/>
-      </w:pPr>
-      <w:r>
-        <w:rPr>
-          <w:lang w:val="id_ID" w:bidi="id_ID"/>
-        </w:rPr>
-      </w:r>
-      <w:hyperlink r:id="rId38">
-        <w:r>
-          <w:rPr>
-            <w:lang w:val="id_ID" w:bidi="id_ID"/>
-          </w:rPr>
-          <w:rPr>
-            <w:color w:val="0000EE"/>
-            <w:u w:val="single"/>
-          </w:rPr>
-          <w:t>Kejadian 41:52</w:t>
-        </w:r>
-      </w:hyperlink>
-    </w:p>
-    <w:p>
-      <w:pPr>
-        <w:pStyle w:val="ListBullet"/>
-        <w:spacing w:line="240" w:lineRule="auto"/>
-        <w:ind w:left="720"/>
-      </w:pPr>
-      <w:r>
-        <w:rPr>
-          <w:lang w:val="id_ID" w:bidi="id_ID"/>
-        </w:rPr>
-      </w:r>
-      <w:hyperlink r:id="rId39">
-        <w:r>
-          <w:rPr>
-            <w:lang w:val="id_ID" w:bidi="id_ID"/>
-          </w:rPr>
-          <w:rPr>
-            <w:color w:val="0000EE"/>
-            <w:u w:val="single"/>
-          </w:rPr>
-          <w:t>Kejadian 48:1–2</w:t>
-        </w:r>
-      </w:hyperlink>
-    </w:p>
-    <w:p>
-      <w:pPr>
-        <w:pStyle w:val="ListBullet"/>
-        <w:spacing w:line="240" w:lineRule="auto"/>
-        <w:ind w:left="720"/>
-      </w:pPr>
-      <w:r>
-        <w:rPr>
-          <w:lang w:val="id_ID" w:bidi="id_ID"/>
-        </w:rPr>
-      </w:r>
-      <w:hyperlink r:id="rId40">
-        <w:r>
-          <w:rPr>
-            <w:lang w:val="id_ID" w:bidi="id_ID"/>
-          </w:rPr>
-          <w:rPr>
-            <w:color w:val="0000EE"/>
-            <w:u w:val="single"/>
-          </w:rPr>
-          <w:t>Yohanes 11:54</w:t>
-        </w:r>
-      </w:hyperlink>
+        <w:t>*1 Tawarikh 6:66–69</w:t>
+      </w:r>
+    </w:p>
+    <w:p>
+      <w:pPr>
+        <w:pStyle w:val="ListBullet"/>
+        <w:spacing w:line="240" w:lineRule="auto"/>
+        <w:ind w:left="720"/>
+      </w:pPr>
+      <w:r>
+        <w:rPr>
+          <w:lang w:val="id_ID" w:bidi="id_ID"/>
+        </w:rPr>
+      </w:r>
+      <w:r>
+        <w:rPr>
+          <w:lang w:val="id_ID" w:bidi="id_ID"/>
+        </w:rPr>
+        <w:t>2 Tawarikh 13:4–5</w:t>
+      </w:r>
+    </w:p>
+    <w:p>
+      <w:pPr>
+        <w:pStyle w:val="ListBullet"/>
+        <w:spacing w:line="240" w:lineRule="auto"/>
+        <w:ind w:left="720"/>
+      </w:pPr>
+      <w:r>
+        <w:rPr>
+          <w:lang w:val="id_ID" w:bidi="id_ID"/>
+        </w:rPr>
+      </w:r>
+      <w:r>
+        <w:rPr>
+          <w:lang w:val="id_ID" w:bidi="id_ID"/>
+        </w:rPr>
+        <w:t>Yehezkiel 37:16</w:t>
+      </w:r>
+    </w:p>
+    <w:p>
+      <w:pPr>
+        <w:pStyle w:val="ListBullet"/>
+        <w:spacing w:line="240" w:lineRule="auto"/>
+        <w:ind w:left="720"/>
+      </w:pPr>
+      <w:r>
+        <w:rPr>
+          <w:lang w:val="id_ID" w:bidi="id_ID"/>
+        </w:rPr>
+      </w:r>
+      <w:r>
+        <w:rPr>
+          <w:lang w:val="id_ID" w:bidi="id_ID"/>
+        </w:rPr>
+        <w:t>Kejadian 41:52</w:t>
+      </w:r>
+    </w:p>
+    <w:p>
+      <w:pPr>
+        <w:pStyle w:val="ListBullet"/>
+        <w:spacing w:line="240" w:lineRule="auto"/>
+        <w:ind w:left="720"/>
+      </w:pPr>
+      <w:r>
+        <w:rPr>
+          <w:lang w:val="id_ID" w:bidi="id_ID"/>
+        </w:rPr>
+      </w:r>
+      <w:r>
+        <w:rPr>
+          <w:lang w:val="id_ID" w:bidi="id_ID"/>
+        </w:rPr>
+        <w:t>Kejadian 48:1–2</w:t>
+      </w:r>
+    </w:p>
+    <w:p>
+      <w:pPr>
+        <w:pStyle w:val="ListBullet"/>
+        <w:spacing w:line="240" w:lineRule="auto"/>
+        <w:ind w:left="720"/>
+      </w:pPr>
+      <w:r>
+        <w:rPr>
+          <w:lang w:val="id_ID" w:bidi="id_ID"/>
+        </w:rPr>
+      </w:r>
+      <w:r>
+        <w:rPr>
+          <w:lang w:val="id_ID" w:bidi="id_ID"/>
+        </w:rPr>
+        <w:t>Yohanes 11:54</w:t>
+      </w:r>
     </w:p>
     <w:p>
       <w:pPr>
@@ -2475,92 +2301,62 @@
         <w:rPr>
           <w:lang w:val="id_ID" w:bidi="id_ID"/>
         </w:rPr>
-        <w:t>*</w:t>
-      </w:r>
-      <w:hyperlink r:id="rId30">
-        <w:r>
-          <w:rPr>
-            <w:lang w:val="id_ID" w:bidi="id_ID"/>
-          </w:rPr>
-          <w:rPr>
-            <w:color w:val="0000EE"/>
-            <w:u w:val="single"/>
-          </w:rPr>
-          <w:t>1 Samuel 5:10</w:t>
-        </w:r>
-      </w:hyperlink>
-    </w:p>
-    <w:p>
-      <w:pPr>
-        <w:pStyle w:val="ListBullet"/>
-        <w:spacing w:line="240" w:lineRule="auto"/>
-        <w:ind w:left="720"/>
-      </w:pPr>
-      <w:r>
-        <w:rPr>
-          <w:lang w:val="id_ID" w:bidi="id_ID"/>
-        </w:rPr>
-      </w:r>
-      <w:hyperlink r:id="rId41">
-        <w:r>
-          <w:rPr>
-            <w:lang w:val="id_ID" w:bidi="id_ID"/>
-          </w:rPr>
-          <w:rPr>
-            <w:color w:val="0000EE"/>
-            <w:u w:val="single"/>
-          </w:rPr>
-          <w:t>Yosua 13:2–3</w:t>
-        </w:r>
-      </w:hyperlink>
-    </w:p>
-    <w:p>
-      <w:pPr>
-        <w:pStyle w:val="ListBullet"/>
-        <w:spacing w:line="240" w:lineRule="auto"/>
-        <w:ind w:left="720"/>
-      </w:pPr>
-      <w:r>
-        <w:rPr>
-          <w:lang w:val="id_ID" w:bidi="id_ID"/>
-        </w:rPr>
-      </w:r>
-      <w:hyperlink r:id="rId42">
-        <w:r>
-          <w:rPr>
-            <w:lang w:val="id_ID" w:bidi="id_ID"/>
-          </w:rPr>
-          <w:rPr>
-            <w:color w:val="0000EE"/>
-            <w:u w:val="single"/>
-          </w:rPr>
-          <w:t>Hakim-Hakim 1:18–19</w:t>
-        </w:r>
-      </w:hyperlink>
-    </w:p>
-    <w:p>
-      <w:pPr>
-        <w:pStyle w:val="ListBullet"/>
-        <w:spacing w:line="240" w:lineRule="auto"/>
-        <w:ind w:left="720"/>
-      </w:pPr>
-      <w:r>
-        <w:rPr>
-          <w:lang w:val="id_ID" w:bidi="id_ID"/>
-        </w:rPr>
-      </w:r>
-      <w:hyperlink r:id="rId43">
-        <w:r>
-          <w:rPr>
-            <w:lang w:val="id_ID" w:bidi="id_ID"/>
-          </w:rPr>
-          <w:rPr>
-            <w:color w:val="0000EE"/>
-            <w:u w:val="single"/>
-          </w:rPr>
-          <w:t>Zakharia 9:5</w:t>
-        </w:r>
-      </w:hyperlink>
+        <w:t>*1 Samuel 5:10</w:t>
+      </w:r>
+    </w:p>
+    <w:p>
+      <w:pPr>
+        <w:pStyle w:val="ListBullet"/>
+        <w:spacing w:line="240" w:lineRule="auto"/>
+        <w:ind w:left="720"/>
+      </w:pPr>
+      <w:r>
+        <w:rPr>
+          <w:lang w:val="id_ID" w:bidi="id_ID"/>
+        </w:rPr>
+      </w:r>
+      <w:r>
+        <w:rPr>
+          <w:lang w:val="id_ID" w:bidi="id_ID"/>
+        </w:rPr>
+        <w:t>Yosua 13:2–3</w:t>
+      </w:r>
+    </w:p>
+    <w:p>
+      <w:pPr>
+        <w:pStyle w:val="ListBullet"/>
+        <w:spacing w:line="240" w:lineRule="auto"/>
+        <w:ind w:left="720"/>
+      </w:pPr>
+      <w:r>
+        <w:rPr>
+          <w:lang w:val="id_ID" w:bidi="id_ID"/>
+        </w:rPr>
+      </w:r>
+      <w:r>
+        <w:rPr>
+          <w:lang w:val="id_ID" w:bidi="id_ID"/>
+        </w:rPr>
+        <w:t>Hakim-Hakim 1:18–19</w:t>
+      </w:r>
+    </w:p>
+    <w:p>
+      <w:pPr>
+        <w:pStyle w:val="ListBullet"/>
+        <w:spacing w:line="240" w:lineRule="auto"/>
+        <w:ind w:left="720"/>
+      </w:pPr>
+      <w:r>
+        <w:rPr>
+          <w:lang w:val="id_ID" w:bidi="id_ID"/>
+        </w:rPr>
+      </w:r>
+      <w:r>
+        <w:rPr>
+          <w:lang w:val="id_ID" w:bidi="id_ID"/>
+        </w:rPr>
+        <w:t>Zakharia 9:5</w:t>
+      </w:r>
     </w:p>
     <w:p>
       <w:pPr>
@@ -2756,92 +2552,62 @@
         <w:rPr>
           <w:lang w:val="id_ID" w:bidi="id_ID"/>
         </w:rPr>
-        <w:t>*</w:t>
-      </w:r>
-      <w:hyperlink r:id="rId35">
-        <w:r>
-          <w:rPr>
-            <w:lang w:val="id_ID" w:bidi="id_ID"/>
-          </w:rPr>
-          <w:rPr>
-            <w:color w:val="0000EE"/>
-            <w:u w:val="single"/>
-          </w:rPr>
-          <w:t>1 Tawarikh 1:17–19</w:t>
-        </w:r>
-      </w:hyperlink>
-    </w:p>
-    <w:p>
-      <w:pPr>
-        <w:pStyle w:val="ListBullet"/>
-        <w:spacing w:line="240" w:lineRule="auto"/>
-        <w:ind w:left="720"/>
-      </w:pPr>
-      <w:r>
-        <w:rPr>
-          <w:lang w:val="id_ID" w:bidi="id_ID"/>
-        </w:rPr>
-      </w:r>
-      <w:hyperlink r:id="rId28">
-        <w:r>
-          <w:rPr>
-            <w:lang w:val="id_ID" w:bidi="id_ID"/>
-          </w:rPr>
-          <w:rPr>
-            <w:color w:val="0000EE"/>
-            <w:u w:val="single"/>
-          </w:rPr>
-          <w:t>Kisah Para Rasul 2:9</w:t>
-        </w:r>
-      </w:hyperlink>
-    </w:p>
-    <w:p>
-      <w:pPr>
-        <w:pStyle w:val="ListBullet"/>
-        <w:spacing w:line="240" w:lineRule="auto"/>
-        <w:ind w:left="720"/>
-      </w:pPr>
-      <w:r>
-        <w:rPr>
-          <w:lang w:val="id_ID" w:bidi="id_ID"/>
-        </w:rPr>
-      </w:r>
-      <w:hyperlink r:id="rId44">
-        <w:r>
-          <w:rPr>
-            <w:lang w:val="id_ID" w:bidi="id_ID"/>
-          </w:rPr>
-          <w:rPr>
-            <w:color w:val="0000EE"/>
-            <w:u w:val="single"/>
-          </w:rPr>
-          <w:t>Ezra 8:4–7</w:t>
-        </w:r>
-      </w:hyperlink>
-    </w:p>
-    <w:p>
-      <w:pPr>
-        <w:pStyle w:val="ListBullet"/>
-        <w:spacing w:line="240" w:lineRule="auto"/>
-        <w:ind w:left="720"/>
-      </w:pPr>
-      <w:r>
-        <w:rPr>
-          <w:lang w:val="id_ID" w:bidi="id_ID"/>
-        </w:rPr>
-      </w:r>
-      <w:hyperlink r:id="rId45">
-        <w:r>
-          <w:rPr>
-            <w:lang w:val="id_ID" w:bidi="id_ID"/>
-          </w:rPr>
-          <w:rPr>
-            <w:color w:val="0000EE"/>
-            <w:u w:val="single"/>
-          </w:rPr>
-          <w:t>Yesaya 22:6</w:t>
-        </w:r>
-      </w:hyperlink>
+        <w:t>*1 Tawarikh 1:17–19</w:t>
+      </w:r>
+    </w:p>
+    <w:p>
+      <w:pPr>
+        <w:pStyle w:val="ListBullet"/>
+        <w:spacing w:line="240" w:lineRule="auto"/>
+        <w:ind w:left="720"/>
+      </w:pPr>
+      <w:r>
+        <w:rPr>
+          <w:lang w:val="id_ID" w:bidi="id_ID"/>
+        </w:rPr>
+      </w:r>
+      <w:r>
+        <w:rPr>
+          <w:lang w:val="id_ID" w:bidi="id_ID"/>
+        </w:rPr>
+        <w:t>Kisah Para Rasul 2:9</w:t>
+      </w:r>
+    </w:p>
+    <w:p>
+      <w:pPr>
+        <w:pStyle w:val="ListBullet"/>
+        <w:spacing w:line="240" w:lineRule="auto"/>
+        <w:ind w:left="720"/>
+      </w:pPr>
+      <w:r>
+        <w:rPr>
+          <w:lang w:val="id_ID" w:bidi="id_ID"/>
+        </w:rPr>
+      </w:r>
+      <w:r>
+        <w:rPr>
+          <w:lang w:val="id_ID" w:bidi="id_ID"/>
+        </w:rPr>
+        <w:t>Ezra 8:4–7</w:t>
+      </w:r>
+    </w:p>
+    <w:p>
+      <w:pPr>
+        <w:pStyle w:val="ListBullet"/>
+        <w:spacing w:line="240" w:lineRule="auto"/>
+        <w:ind w:left="720"/>
+      </w:pPr>
+      <w:r>
+        <w:rPr>
+          <w:lang w:val="id_ID" w:bidi="id_ID"/>
+        </w:rPr>
+      </w:r>
+      <w:r>
+        <w:rPr>
+          <w:lang w:val="id_ID" w:bidi="id_ID"/>
+        </w:rPr>
+        <w:t>Yesaya 22:6</w:t>
+      </w:r>
     </w:p>
     <w:p>
       <w:pPr>
@@ -3079,114 +2845,84 @@
           <w:lang w:val="id_ID" w:bidi="id_ID"/>
         </w:rPr>
       </w:r>
-      <w:hyperlink r:id="rId46">
-        <w:r>
-          <w:rPr>
-            <w:lang w:val="id_ID" w:bidi="id_ID"/>
-          </w:rPr>
-          <w:rPr>
-            <w:color w:val="0000EE"/>
-            <w:u w:val="single"/>
-          </w:rPr>
-          <w:t>2 Samuel 1:23</w:t>
-        </w:r>
-      </w:hyperlink>
-    </w:p>
-    <w:p>
-      <w:pPr>
-        <w:pStyle w:val="ListBullet"/>
-        <w:spacing w:line="240" w:lineRule="auto"/>
-        <w:ind w:left="720"/>
-      </w:pPr>
-      <w:r>
-        <w:rPr>
-          <w:lang w:val="id_ID" w:bidi="id_ID"/>
-        </w:rPr>
-      </w:r>
-      <w:hyperlink r:id="rId47">
-        <w:r>
-          <w:rPr>
-            <w:lang w:val="id_ID" w:bidi="id_ID"/>
-          </w:rPr>
-          <w:rPr>
-            <w:color w:val="0000EE"/>
-            <w:u w:val="single"/>
-          </w:rPr>
-          <w:t>Daniel 7:4</w:t>
-        </w:r>
-      </w:hyperlink>
-    </w:p>
-    <w:p>
-      <w:pPr>
-        <w:pStyle w:val="ListBullet"/>
-        <w:spacing w:line="240" w:lineRule="auto"/>
-        <w:ind w:left="720"/>
-      </w:pPr>
-      <w:r>
-        <w:rPr>
-          <w:lang w:val="id_ID" w:bidi="id_ID"/>
-        </w:rPr>
-      </w:r>
-      <w:hyperlink r:id="rId48">
-        <w:r>
-          <w:rPr>
-            <w:lang w:val="id_ID" w:bidi="id_ID"/>
-          </w:rPr>
-          <w:rPr>
-            <w:color w:val="0000EE"/>
-            <w:u w:val="single"/>
-          </w:rPr>
-          <w:t>Yeremia 4:13–15</w:t>
-        </w:r>
-      </w:hyperlink>
-    </w:p>
-    <w:p>
-      <w:pPr>
-        <w:pStyle w:val="ListBullet"/>
-        <w:spacing w:line="240" w:lineRule="auto"/>
-        <w:ind w:left="720"/>
-      </w:pPr>
-      <w:r>
-        <w:rPr>
-          <w:lang w:val="id_ID" w:bidi="id_ID"/>
-        </w:rPr>
-      </w:r>
-      <w:hyperlink r:id="rId49">
-        <w:r>
-          <w:rPr>
-            <w:lang w:val="id_ID" w:bidi="id_ID"/>
-          </w:rPr>
-          <w:rPr>
-            <w:color w:val="0000EE"/>
-            <w:u w:val="single"/>
-          </w:rPr>
-          <w:t>Imamat 11:13–16</w:t>
-        </w:r>
-      </w:hyperlink>
-    </w:p>
-    <w:p>
-      <w:pPr>
-        <w:pStyle w:val="ListBullet"/>
-        <w:spacing w:line="240" w:lineRule="auto"/>
-        <w:ind w:left="720"/>
-      </w:pPr>
-      <w:r>
-        <w:rPr>
-          <w:lang w:val="id_ID" w:bidi="id_ID"/>
-        </w:rPr>
-      </w:r>
-      <w:hyperlink r:id="rId50">
-        <w:r>
-          <w:rPr>
-            <w:lang w:val="id_ID" w:bidi="id_ID"/>
-          </w:rPr>
-          <w:rPr>
-            <w:color w:val="0000EE"/>
-            <w:u w:val="single"/>
-          </w:rPr>
-          <w:t>Wahyu 4:7</w:t>
-        </w:r>
-      </w:hyperlink>
+      <w:r>
+        <w:rPr>
+          <w:lang w:val="id_ID" w:bidi="id_ID"/>
+        </w:rPr>
+        <w:t>2 Samuel 1:23</w:t>
+      </w:r>
+    </w:p>
+    <w:p>
+      <w:pPr>
+        <w:pStyle w:val="ListBullet"/>
+        <w:spacing w:line="240" w:lineRule="auto"/>
+        <w:ind w:left="720"/>
+      </w:pPr>
+      <w:r>
+        <w:rPr>
+          <w:lang w:val="id_ID" w:bidi="id_ID"/>
+        </w:rPr>
+      </w:r>
+      <w:r>
+        <w:rPr>
+          <w:lang w:val="id_ID" w:bidi="id_ID"/>
+        </w:rPr>
+        <w:t>Daniel 7:4</w:t>
+      </w:r>
+    </w:p>
+    <w:p>
+      <w:pPr>
+        <w:pStyle w:val="ListBullet"/>
+        <w:spacing w:line="240" w:lineRule="auto"/>
+        <w:ind w:left="720"/>
+      </w:pPr>
+      <w:r>
+        <w:rPr>
+          <w:lang w:val="id_ID" w:bidi="id_ID"/>
+        </w:rPr>
+      </w:r>
+      <w:r>
+        <w:rPr>
+          <w:lang w:val="id_ID" w:bidi="id_ID"/>
+        </w:rPr>
+        <w:t>Yeremia 4:13–15</w:t>
+      </w:r>
+    </w:p>
+    <w:p>
+      <w:pPr>
+        <w:pStyle w:val="ListBullet"/>
+        <w:spacing w:line="240" w:lineRule="auto"/>
+        <w:ind w:left="720"/>
+      </w:pPr>
+      <w:r>
+        <w:rPr>
+          <w:lang w:val="id_ID" w:bidi="id_ID"/>
+        </w:rPr>
+      </w:r>
+      <w:r>
+        <w:rPr>
+          <w:lang w:val="id_ID" w:bidi="id_ID"/>
+        </w:rPr>
+        <w:t>Imamat 11:13–16</w:t>
+      </w:r>
+    </w:p>
+    <w:p>
+      <w:pPr>
+        <w:pStyle w:val="ListBullet"/>
+        <w:spacing w:line="240" w:lineRule="auto"/>
+        <w:ind w:left="720"/>
+      </w:pPr>
+      <w:r>
+        <w:rPr>
+          <w:lang w:val="id_ID" w:bidi="id_ID"/>
+        </w:rPr>
+      </w:r>
+      <w:r>
+        <w:rPr>
+          <w:lang w:val="id_ID" w:bidi="id_ID"/>
+        </w:rPr>
+        <w:t>Wahyu 4:7</w:t>
+      </w:r>
     </w:p>
     <w:p>
       <w:pPr>
@@ -3432,92 +3168,740 @@
         <w:rPr>
           <w:lang w:val="id_ID" w:bidi="id_ID"/>
         </w:rPr>
+        <w:t>*1 Tawarikh 24:3</w:t>
+      </w:r>
+    </w:p>
+    <w:p>
+      <w:pPr>
+        <w:pStyle w:val="ListBullet"/>
+        <w:spacing w:line="240" w:lineRule="auto"/>
+        <w:ind w:left="720"/>
+      </w:pPr>
+      <w:r>
+        <w:rPr>
+          <w:lang w:val="id_ID" w:bidi="id_ID"/>
+        </w:rPr>
+      </w:r>
+      <w:r>
+        <w:rPr>
+          <w:lang w:val="id_ID" w:bidi="id_ID"/>
+        </w:rPr>
+        <w:t>Hakim-Hakim 20:27–28</w:t>
+      </w:r>
+    </w:p>
+    <w:p>
+      <w:pPr>
+        <w:pStyle w:val="ListBullet"/>
+        <w:spacing w:line="240" w:lineRule="auto"/>
+        <w:ind w:left="720"/>
+      </w:pPr>
+      <w:r>
+        <w:rPr>
+          <w:lang w:val="id_ID" w:bidi="id_ID"/>
+        </w:rPr>
+      </w:r>
+      <w:r>
+        <w:rPr>
+          <w:lang w:val="id_ID" w:bidi="id_ID"/>
+        </w:rPr>
+        <w:t>Bilangan 26:1–2</w:t>
+      </w:r>
+    </w:p>
+    <w:p>
+      <w:pPr>
+        <w:pStyle w:val="ListBullet"/>
+        <w:spacing w:line="240" w:lineRule="auto"/>
+        <w:ind w:left="720"/>
+      </w:pPr>
+      <w:r>
+        <w:rPr>
+          <w:lang w:val="id_ID" w:bidi="id_ID"/>
+        </w:rPr>
+      </w:r>
+      <w:r>
+        <w:rPr>
+          <w:lang w:val="id_ID" w:bidi="id_ID"/>
+        </w:rPr>
+        <w:t>Bilangan 34:16–18</w:t>
+      </w:r>
+    </w:p>
+    <w:p>
+      <w:pPr>
+        <w:pStyle w:val="Heading3"/>
+      </w:pPr>
+      <w:r>
+        <w:rPr>
+          <w:lang w:val="id_ID" w:bidi="id_ID"/>
+        </w:rPr>
+        <w:t>Data Kata:</w:t>
+      </w:r>
+    </w:p>
+    <w:p>
+      <w:pPr>
+        <w:pStyle w:val="ListBullet"/>
+        <w:spacing w:line="240" w:lineRule="auto"/>
+        <w:ind w:left="720"/>
+      </w:pPr>
+      <w:r>
+        <w:rPr>
+          <w:lang w:val="id_ID" w:bidi="id_ID"/>
+        </w:rPr>
+      </w:r>
+      <w:r>
+        <w:rPr>
+          <w:lang w:val="id_ID" w:bidi="id_ID"/>
+        </w:rPr>
+        <w:t>Strong’s: H0499, G16480</w:t>
+      </w:r>
+      <w:r>
+        <w:rPr>
+          <w:lang w:val="id_ID" w:bidi="id_ID"/>
+        </w:rPr>
+      </w:r>
+      <w:r>
+        <w:rPr>
+          <w:lang w:val="id_ID" w:bidi="id_ID"/>
+        </w:rPr>
+      </w:r>
+    </w:p>
+    <w:p>
+      <w:pPr/>
+      <w:r>
+        <w:rPr>
+          <w:lang w:val="id_ID" w:bidi="id_ID"/>
+        </w:rPr>
+      </w:r>
+    </w:p>
+    <w:p>
+      <w:pPr>
+        <w:pStyle w:val="Heading2"/>
+      </w:pPr>
+      <w:r>
+        <w:rPr>
+          <w:lang w:val="id_ID" w:bidi="id_ID"/>
+        </w:rPr>
+        <w:t>Elia</w:t>
+      </w:r>
+      <w:r>
+        <w:rPr>
+          <w:lang w:val="id_ID" w:bidi="id_ID"/>
+        </w:rPr>
+      </w:r>
+    </w:p>
+    <w:p>
+      <w:pPr>
+        <w:pStyle w:val="Heading3"/>
+      </w:pPr>
+      <w:r>
+        <w:rPr>
+          <w:lang w:val="id_ID" w:bidi="id_ID"/>
+        </w:rPr>
+        <w:t>Fakta:</w:t>
+      </w:r>
+    </w:p>
+    <w:p>
+      <w:pPr/>
+      <w:r>
+        <w:rPr>
+          <w:lang w:val="id_ID" w:bidi="id_ID"/>
+        </w:rPr>
+      </w:r>
+      <w:r>
+        <w:rPr>
+          <w:lang w:val="id_ID" w:bidi="id_ID"/>
+        </w:rPr>
+        <w:t>Elia adalah salah satu nabi Yahweh yang paling penting. Elia bernubuat pada masa pemerintahan beberapa raja Israel dan Yehuda, termasuk Raja Ahab.</w:t>
+      </w:r>
+    </w:p>
+    <w:p>
+      <w:pPr>
+        <w:pStyle w:val="ListBullet"/>
+        <w:spacing w:line="240" w:lineRule="auto"/>
+        <w:ind w:left="720"/>
+      </w:pPr>
+      <w:r>
+        <w:rPr>
+          <w:lang w:val="id_ID" w:bidi="id_ID"/>
+        </w:rPr>
+      </w:r>
+      <w:r>
+        <w:rPr>
+          <w:lang w:val="id_ID" w:bidi="id_ID"/>
+        </w:rPr>
+        <w:t>Allah melakukan banyak mukjizat melalui Elia, termasuk menghidupkan kembali anak laki-laki yang sudah mati.</w:t>
+      </w:r>
+    </w:p>
+    <w:p>
+      <w:pPr>
+        <w:pStyle w:val="ListBullet"/>
+        <w:spacing w:line="240" w:lineRule="auto"/>
+        <w:ind w:left="720"/>
+      </w:pPr>
+      <w:r>
+        <w:rPr>
+          <w:lang w:val="id_ID" w:bidi="id_ID"/>
+        </w:rPr>
+      </w:r>
+      <w:r>
+        <w:rPr>
+          <w:lang w:val="id_ID" w:bidi="id_ID"/>
+        </w:rPr>
+        <w:t>Elia menegur Raja Ahab karena menyembah dewa palsu Baal.</w:t>
+      </w:r>
+    </w:p>
+    <w:p>
+      <w:pPr>
+        <w:pStyle w:val="ListBullet"/>
+        <w:spacing w:line="240" w:lineRule="auto"/>
+        <w:ind w:left="720"/>
+      </w:pPr>
+      <w:r>
+        <w:rPr>
+          <w:lang w:val="id_ID" w:bidi="id_ID"/>
+        </w:rPr>
+      </w:r>
+      <w:r>
+        <w:rPr>
+          <w:lang w:val="id_ID" w:bidi="id_ID"/>
+        </w:rPr>
+        <w:t>Dia menantang para nabi Baal dalam satu ujian yang membuktikan bahwa Yahweh adalah satu-satunya Allah yang benar.</w:t>
+      </w:r>
+    </w:p>
+    <w:p>
+      <w:pPr>
+        <w:pStyle w:val="ListBullet"/>
+        <w:spacing w:line="240" w:lineRule="auto"/>
+        <w:ind w:left="720"/>
+      </w:pPr>
+      <w:r>
+        <w:rPr>
+          <w:lang w:val="id_ID" w:bidi="id_ID"/>
+        </w:rPr>
+      </w:r>
+      <w:r>
+        <w:rPr>
+          <w:lang w:val="id_ID" w:bidi="id_ID"/>
+        </w:rPr>
+        <w:t>Di penghujung hidup Elia, secara ajaib Allah mengangkatnya ke surga saat ia masih hidup.</w:t>
+      </w:r>
+    </w:p>
+    <w:p>
+      <w:pPr>
+        <w:pStyle w:val="ListBullet"/>
+        <w:spacing w:line="240" w:lineRule="auto"/>
+        <w:ind w:left="720"/>
+      </w:pPr>
+      <w:r>
+        <w:rPr>
+          <w:lang w:val="id_ID" w:bidi="id_ID"/>
+        </w:rPr>
+      </w:r>
+      <w:r>
+        <w:rPr>
+          <w:lang w:val="id_ID" w:bidi="id_ID"/>
+        </w:rPr>
+        <w:t>Ratusan tahun kemudian, Elia, bersama Musa, muncul bersama Yesus di sebuah gunung, dan mereka berbincang bersama tentang penderitaan dan kematian Yesus yang akan datang di Yerusalem.</w:t>
+      </w:r>
+    </w:p>
+    <w:p>
+      <w:pPr/>
+      <w:r>
+        <w:rPr>
+          <w:lang w:val="id_ID" w:bidi="id_ID"/>
+        </w:rPr>
+      </w:r>
+      <w:r>
+        <w:rPr>
+          <w:lang w:val="id_ID" w:bidi="id_ID"/>
+        </w:rPr>
+        <w:t>(Saran terjemahan: Bagaimana menerjemahkan nama-nama)</w:t>
+      </w:r>
+    </w:p>
+    <w:p>
+      <w:pPr/>
+      <w:r>
+        <w:rPr>
+          <w:lang w:val="id_ID" w:bidi="id_ID"/>
+        </w:rPr>
+      </w:r>
+      <w:r>
+        <w:rPr>
+          <w:lang w:val="id_ID" w:bidi="id_ID"/>
+        </w:rPr>
+        <w:t xml:space="preserve">(Lihat juga: </w:t>
+      </w:r>
+      <w:r>
+        <w:rPr>
+          <w:lang w:val="id_ID" w:bidi="id_ID"/>
+        </w:rPr>
+        <w:t>miracle</w:t>
+      </w:r>
+      <w:r>
+        <w:rPr>
+          <w:lang w:val="id_ID" w:bidi="id_ID"/>
+        </w:rPr>
+        <w:t xml:space="preserve">, </w:t>
+      </w:r>
+      <w:r>
+        <w:rPr>
+          <w:lang w:val="id_ID" w:bidi="id_ID"/>
+        </w:rPr>
+        <w:t>prophet</w:t>
+      </w:r>
+      <w:r>
+        <w:rPr>
+          <w:lang w:val="id_ID" w:bidi="id_ID"/>
+        </w:rPr>
+        <w:t xml:space="preserve">, </w:t>
+      </w:r>
+      <w:r>
+        <w:rPr>
+          <w:lang w:val="id_ID" w:bidi="id_ID"/>
+        </w:rPr>
+        <w:t>Yahweh</w:t>
+      </w:r>
+      <w:r>
+        <w:rPr>
+          <w:lang w:val="id_ID" w:bidi="id_ID"/>
+        </w:rPr>
+        <w:t>)</w:t>
+      </w:r>
+    </w:p>
+    <w:p>
+      <w:pPr>
+        <w:pStyle w:val="Heading3"/>
+      </w:pPr>
+      <w:r>
+        <w:rPr>
+          <w:lang w:val="id_ID" w:bidi="id_ID"/>
+        </w:rPr>
+        <w:t>Referensi Alkitab:</w:t>
+      </w:r>
+    </w:p>
+    <w:p>
+      <w:pPr>
+        <w:pStyle w:val="ListBullet"/>
+        <w:spacing w:line="240" w:lineRule="auto"/>
+        <w:ind w:left="720"/>
+      </w:pPr>
+      <w:r>
+        <w:rPr>
+          <w:lang w:val="id_ID" w:bidi="id_ID"/>
+        </w:rPr>
+      </w:r>
+      <w:r>
+        <w:rPr>
+          <w:lang w:val="id_ID" w:bidi="id_ID"/>
+        </w:rPr>
+        <w:t>1 Raja-Raja 17:1</w:t>
+      </w:r>
+    </w:p>
+    <w:p>
+      <w:pPr>
+        <w:pStyle w:val="ListBullet"/>
+        <w:spacing w:line="240" w:lineRule="auto"/>
+        <w:ind w:left="720"/>
+      </w:pPr>
+      <w:r>
+        <w:rPr>
+          <w:lang w:val="id_ID" w:bidi="id_ID"/>
+        </w:rPr>
+      </w:r>
+      <w:r>
+        <w:rPr>
+          <w:lang w:val="id_ID" w:bidi="id_ID"/>
+        </w:rPr>
+        <w:t>2 Raja-Raja 1:3–4</w:t>
+      </w:r>
+    </w:p>
+    <w:p>
+      <w:pPr>
+        <w:pStyle w:val="ListBullet"/>
+        <w:spacing w:line="240" w:lineRule="auto"/>
+        <w:ind w:left="720"/>
+      </w:pPr>
+      <w:r>
+        <w:rPr>
+          <w:lang w:val="id_ID" w:bidi="id_ID"/>
+        </w:rPr>
+      </w:r>
+      <w:r>
+        <w:rPr>
+          <w:lang w:val="id_ID" w:bidi="id_ID"/>
+        </w:rPr>
+        <w:t>Yakobus 5:16–18</w:t>
+      </w:r>
+    </w:p>
+    <w:p>
+      <w:pPr>
+        <w:pStyle w:val="ListBullet"/>
+        <w:spacing w:line="240" w:lineRule="auto"/>
+        <w:ind w:left="720"/>
+      </w:pPr>
+      <w:r>
+        <w:rPr>
+          <w:lang w:val="id_ID" w:bidi="id_ID"/>
+        </w:rPr>
+      </w:r>
+      <w:r>
+        <w:rPr>
+          <w:lang w:val="id_ID" w:bidi="id_ID"/>
+        </w:rPr>
+        <w:t>Yohanes 1:19–21</w:t>
+      </w:r>
+    </w:p>
+    <w:p>
+      <w:pPr>
+        <w:pStyle w:val="ListBullet"/>
+        <w:spacing w:line="240" w:lineRule="auto"/>
+        <w:ind w:left="720"/>
+      </w:pPr>
+      <w:r>
+        <w:rPr>
+          <w:lang w:val="id_ID" w:bidi="id_ID"/>
+        </w:rPr>
+      </w:r>
+      <w:r>
+        <w:rPr>
+          <w:lang w:val="id_ID" w:bidi="id_ID"/>
+        </w:rPr>
+        <w:t>Yohanes 1:24–25</w:t>
+      </w:r>
+    </w:p>
+    <w:p>
+      <w:pPr>
+        <w:pStyle w:val="ListBullet"/>
+        <w:spacing w:line="240" w:lineRule="auto"/>
+        <w:ind w:left="720"/>
+      </w:pPr>
+      <w:r>
+        <w:rPr>
+          <w:lang w:val="id_ID" w:bidi="id_ID"/>
+        </w:rPr>
+      </w:r>
+      <w:r>
+        <w:rPr>
+          <w:lang w:val="id_ID" w:bidi="id_ID"/>
+        </w:rPr>
+        <w:t>Markus 9:5</w:t>
+      </w:r>
+    </w:p>
+    <w:p>
+      <w:pPr>
+        <w:pStyle w:val="Heading3"/>
+      </w:pPr>
+      <w:r>
+        <w:rPr>
+          <w:lang w:val="id_ID" w:bidi="id_ID"/>
+        </w:rPr>
+        <w:t>Contoh-contoh dari cerita Alkitab:</w:t>
+      </w:r>
+    </w:p>
+    <w:p>
+      <w:pPr/>
+      <w:r>
+        <w:rPr>
+          <w:lang w:val="id_ID" w:bidi="id_ID"/>
+        </w:rPr>
+      </w:r>
+      <w:r>
+        <w:rPr>
+          <w:lang w:val="id_ID" w:bidi="id_ID"/>
+        </w:rPr>
         <w:t>*</w:t>
       </w:r>
-      <w:hyperlink r:id="rId35">
-        <w:r>
-          <w:rPr>
-            <w:lang w:val="id_ID" w:bidi="id_ID"/>
-          </w:rPr>
-          <w:rPr>
-            <w:color w:val="0000EE"/>
-            <w:u w:val="single"/>
-          </w:rPr>
-          <w:t>1 Tawarikh 24:3</w:t>
-        </w:r>
-      </w:hyperlink>
-    </w:p>
-    <w:p>
-      <w:pPr>
-        <w:pStyle w:val="ListBullet"/>
-        <w:spacing w:line="240" w:lineRule="auto"/>
-        <w:ind w:left="720"/>
-      </w:pPr>
-      <w:r>
-        <w:rPr>
-          <w:lang w:val="id_ID" w:bidi="id_ID"/>
-        </w:rPr>
-      </w:r>
-      <w:hyperlink r:id="rId51">
-        <w:r>
-          <w:rPr>
-            <w:lang w:val="id_ID" w:bidi="id_ID"/>
-          </w:rPr>
-          <w:rPr>
-            <w:color w:val="0000EE"/>
-            <w:u w:val="single"/>
-          </w:rPr>
-          <w:t>Hakim-Hakim 20:27–28</w:t>
-        </w:r>
-      </w:hyperlink>
-    </w:p>
-    <w:p>
-      <w:pPr>
-        <w:pStyle w:val="ListBullet"/>
-        <w:spacing w:line="240" w:lineRule="auto"/>
-        <w:ind w:left="720"/>
-      </w:pPr>
-      <w:r>
-        <w:rPr>
-          <w:lang w:val="id_ID" w:bidi="id_ID"/>
-        </w:rPr>
-      </w:r>
-      <w:hyperlink r:id="rId52">
-        <w:r>
-          <w:rPr>
-            <w:lang w:val="id_ID" w:bidi="id_ID"/>
-          </w:rPr>
-          <w:rPr>
-            <w:color w:val="0000EE"/>
-            <w:u w:val="single"/>
-          </w:rPr>
-          <w:t>Bilangan 26:1–2</w:t>
-        </w:r>
-      </w:hyperlink>
-    </w:p>
-    <w:p>
-      <w:pPr>
-        <w:pStyle w:val="ListBullet"/>
-        <w:spacing w:line="240" w:lineRule="auto"/>
-        <w:ind w:left="720"/>
-      </w:pPr>
-      <w:r>
-        <w:rPr>
-          <w:lang w:val="id_ID" w:bidi="id_ID"/>
-        </w:rPr>
-      </w:r>
-      <w:hyperlink r:id="rId53">
-        <w:r>
-          <w:rPr>
-            <w:lang w:val="id_ID" w:bidi="id_ID"/>
-          </w:rPr>
-          <w:rPr>
-            <w:color w:val="0000EE"/>
-            <w:u w:val="single"/>
-          </w:rPr>
-          <w:t>Bilangan 34:16–18</w:t>
-        </w:r>
-      </w:hyperlink>
+      <w:r>
+        <w:rPr>
+          <w:b/>
+          <w:lang w:val="id_ID" w:bidi="id_ID"/>
+        </w:rPr>
+        <w:t>19:2</w:t>
+      </w:r>
+      <w:r>
+        <w:rPr>
+          <w:lang w:val="id_ID" w:bidi="id_ID"/>
+        </w:rPr>
+        <w:t xml:space="preserve"> </w:t>
+      </w:r>
+      <w:r>
+        <w:rPr>
+          <w:b/>
+          <w:lang w:val="id_ID" w:bidi="id_ID"/>
+        </w:rPr>
+        <w:t>Elijah</w:t>
+      </w:r>
+      <w:r>
+        <w:rPr>
+          <w:lang w:val="id_ID" w:bidi="id_ID"/>
+        </w:rPr>
+        <w:t xml:space="preserve"> adalah seorang nabi ketika Ahab menjadi raja atas kerajaan Israel.</w:t>
+      </w:r>
+    </w:p>
+    <w:p>
+      <w:pPr>
+        <w:pStyle w:val="ListBullet"/>
+        <w:spacing w:line="240" w:lineRule="auto"/>
+        <w:ind w:left="720"/>
+      </w:pPr>
+      <w:r>
+        <w:rPr>
+          <w:lang w:val="id_ID" w:bidi="id_ID"/>
+        </w:rPr>
+      </w:r>
+      <w:r>
+        <w:rPr>
+          <w:b/>
+          <w:lang w:val="id_ID" w:bidi="id_ID"/>
+        </w:rPr>
+        <w:t>19:2</w:t>
+      </w:r>
+      <w:r>
+        <w:rPr>
+          <w:lang w:val="id_ID" w:bidi="id_ID"/>
+        </w:rPr>
+        <w:t xml:space="preserve"> </w:t>
+      </w:r>
+      <w:r>
+        <w:rPr>
+          <w:b/>
+          <w:lang w:val="id_ID" w:bidi="id_ID"/>
+        </w:rPr>
+        <w:t>Elijah</w:t>
+      </w:r>
+      <w:r>
+        <w:rPr>
+          <w:lang w:val="id_ID" w:bidi="id_ID"/>
+        </w:rPr>
+        <w:t xml:space="preserve"> berkata kepada Ahab, “Tidak akan ada hujan atau embun di kerajaan Israel sampai aku mengatakannya.”</w:t>
+      </w:r>
+    </w:p>
+    <w:p>
+      <w:pPr>
+        <w:pStyle w:val="ListBullet"/>
+        <w:spacing w:line="240" w:lineRule="auto"/>
+        <w:ind w:left="720"/>
+      </w:pPr>
+      <w:r>
+        <w:rPr>
+          <w:lang w:val="id_ID" w:bidi="id_ID"/>
+        </w:rPr>
+      </w:r>
+      <w:r>
+        <w:rPr>
+          <w:b/>
+          <w:lang w:val="id_ID" w:bidi="id_ID"/>
+        </w:rPr>
+        <w:t>19:3</w:t>
+      </w:r>
+      <w:r>
+        <w:rPr>
+          <w:lang w:val="id_ID" w:bidi="id_ID"/>
+        </w:rPr>
+        <w:t xml:space="preserve"> Allah menyuruh </w:t>
+      </w:r>
+      <w:r>
+        <w:rPr>
+          <w:b/>
+          <w:lang w:val="id_ID" w:bidi="id_ID"/>
+        </w:rPr>
+        <w:t>Elia</w:t>
+      </w:r>
+      <w:r>
+        <w:rPr>
+          <w:lang w:val="id_ID" w:bidi="id_ID"/>
+        </w:rPr>
+        <w:t xml:space="preserve"> pergi ke sungai di padang gurun untuk bersembunyi dari Ahab yang ingin membunuhnya. Setiap pagi dan sore, burung-burung membawakannya roti dan daging.</w:t>
+      </w:r>
+    </w:p>
+    <w:p>
+      <w:pPr>
+        <w:pStyle w:val="ListBullet"/>
+        <w:spacing w:line="240" w:lineRule="auto"/>
+        <w:ind w:left="720"/>
+      </w:pPr>
+      <w:r>
+        <w:rPr>
+          <w:lang w:val="id_ID" w:bidi="id_ID"/>
+        </w:rPr>
+      </w:r>
+      <w:r>
+        <w:rPr>
+          <w:b/>
+          <w:lang w:val="id_ID" w:bidi="id_ID"/>
+        </w:rPr>
+        <w:t>19:4</w:t>
+      </w:r>
+      <w:r>
+        <w:rPr>
+          <w:lang w:val="id_ID" w:bidi="id_ID"/>
+        </w:rPr>
+        <w:t xml:space="preserve"> Namun mereka merawat </w:t>
+      </w:r>
+      <w:r>
+        <w:rPr>
+          <w:b/>
+          <w:lang w:val="id_ID" w:bidi="id_ID"/>
+        </w:rPr>
+        <w:t>Elijah</w:t>
+      </w:r>
+      <w:r>
+        <w:rPr>
+          <w:lang w:val="id_ID" w:bidi="id_ID"/>
+        </w:rPr>
+        <w:t>, dan Allah menyediakan bagi mereka sehingga bejana tepung dan botol minyak mereka tidak pernah kosong .</w:t>
+      </w:r>
+    </w:p>
+    <w:p>
+      <w:pPr>
+        <w:pStyle w:val="ListBullet"/>
+        <w:spacing w:line="240" w:lineRule="auto"/>
+        <w:ind w:left="720"/>
+      </w:pPr>
+      <w:r>
+        <w:rPr>
+          <w:lang w:val="id_ID" w:bidi="id_ID"/>
+        </w:rPr>
+      </w:r>
+      <w:r>
+        <w:rPr>
+          <w:b/>
+          <w:lang w:val="id_ID" w:bidi="id_ID"/>
+        </w:rPr>
+        <w:t>19:5</w:t>
+      </w:r>
+      <w:r>
+        <w:rPr>
+          <w:lang w:val="id_ID" w:bidi="id_ID"/>
+        </w:rPr>
+        <w:t xml:space="preserve"> Setelah tiga setengah tahun, Allah menyuruh </w:t>
+      </w:r>
+      <w:r>
+        <w:rPr>
+          <w:b/>
+          <w:lang w:val="id_ID" w:bidi="id_ID"/>
+        </w:rPr>
+        <w:t>Elia</w:t>
+      </w:r>
+      <w:r>
+        <w:rPr>
+          <w:lang w:val="id_ID" w:bidi="id_ID"/>
+        </w:rPr>
+        <w:t xml:space="preserve"> untuk kembali ke kerajaan Israel dan berbicara dengan Ahab karena dia akan mengirimkan hujan lagi.</w:t>
+      </w:r>
+    </w:p>
+    <w:p>
+      <w:pPr>
+        <w:pStyle w:val="ListBullet"/>
+        <w:spacing w:line="240" w:lineRule="auto"/>
+        <w:ind w:left="720"/>
+      </w:pPr>
+      <w:r>
+        <w:rPr>
+          <w:lang w:val="id_ID" w:bidi="id_ID"/>
+        </w:rPr>
+      </w:r>
+      <w:r>
+        <w:rPr>
+          <w:b/>
+          <w:lang w:val="id_ID" w:bidi="id_ID"/>
+        </w:rPr>
+        <w:t>19:7</w:t>
+      </w:r>
+      <w:r>
+        <w:rPr>
+          <w:lang w:val="id_ID" w:bidi="id_ID"/>
+        </w:rPr>
+        <w:t xml:space="preserve"> Kemudian </w:t>
+      </w:r>
+      <w:r>
+        <w:rPr>
+          <w:b/>
+          <w:lang w:val="id_ID" w:bidi="id_ID"/>
+        </w:rPr>
+        <w:t>Elia</w:t>
+      </w:r>
+      <w:r>
+        <w:rPr>
+          <w:lang w:val="id_ID" w:bidi="id_ID"/>
+        </w:rPr>
+        <w:t xml:space="preserve"> berkata kepada para nabi Baal, “Bunuhlah seekor lembu jantan dan persiapkanlah itu sebagai kurban, tetapi jangan menyalakan apinya.”</w:t>
+      </w:r>
+    </w:p>
+    <w:p>
+      <w:pPr>
+        <w:pStyle w:val="ListBullet"/>
+        <w:spacing w:line="240" w:lineRule="auto"/>
+        <w:ind w:left="720"/>
+      </w:pPr>
+      <w:r>
+        <w:rPr>
+          <w:lang w:val="id_ID" w:bidi="id_ID"/>
+        </w:rPr>
+      </w:r>
+      <w:r>
+        <w:rPr>
+          <w:b/>
+          <w:lang w:val="id_ID" w:bidi="id_ID"/>
+        </w:rPr>
+        <w:t>19:12</w:t>
+      </w:r>
+      <w:r>
+        <w:rPr>
+          <w:lang w:val="id_ID" w:bidi="id_ID"/>
+        </w:rPr>
+        <w:t xml:space="preserve"> Kemudian </w:t>
+      </w:r>
+      <w:r>
+        <w:rPr>
+          <w:b/>
+          <w:lang w:val="id_ID" w:bidi="id_ID"/>
+        </w:rPr>
+        <w:t>Elijah</w:t>
+      </w:r>
+      <w:r>
+        <w:rPr>
+          <w:lang w:val="id_ID" w:bidi="id_ID"/>
+        </w:rPr>
+        <w:t xml:space="preserve"> berkata, “Jangan biarkan satu pun nabi Baal lolos!”</w:t>
+      </w:r>
+    </w:p>
+    <w:p>
+      <w:pPr>
+        <w:pStyle w:val="ListBullet"/>
+        <w:spacing w:line="240" w:lineRule="auto"/>
+        <w:ind w:left="720"/>
+      </w:pPr>
+      <w:r>
+        <w:rPr>
+          <w:lang w:val="id_ID" w:bidi="id_ID"/>
+        </w:rPr>
+      </w:r>
+      <w:r>
+        <w:rPr>
+          <w:b/>
+          <w:lang w:val="id_ID" w:bidi="id_ID"/>
+        </w:rPr>
+        <w:t>36:3</w:t>
+      </w:r>
+      <w:r>
+        <w:rPr>
+          <w:lang w:val="id_ID" w:bidi="id_ID"/>
+        </w:rPr>
+        <w:t xml:space="preserve"> Kemudian Musa dan nabi </w:t>
+      </w:r>
+      <w:r>
+        <w:rPr>
+          <w:b/>
+          <w:lang w:val="id_ID" w:bidi="id_ID"/>
+        </w:rPr>
+        <w:t>Elia</w:t>
+      </w:r>
+      <w:r>
+        <w:rPr>
+          <w:lang w:val="id_ID" w:bidi="id_ID"/>
+        </w:rPr>
+        <w:t xml:space="preserve"> muncul. Orang-orang ini telah hidup ratusan tahun sebelumnya. Mereka berbicara dengan Yesus tentang kematian-Nya yang akan segera terjadi di Yerusalem.</w:t>
+      </w:r>
     </w:p>
     <w:p>
       <w:pPr>
@@ -3545,7 +3929,7 @@
         <w:rPr>
           <w:lang w:val="id_ID" w:bidi="id_ID"/>
         </w:rPr>
-        <w:t>Strong’s: H0499, G16480</w:t>
+        <w:t>Strong’s: H0452, G22430</w:t>
       </w:r>
       <w:r>
         <w:rPr>
@@ -3574,7 +3958,7 @@
         <w:rPr>
           <w:lang w:val="id_ID" w:bidi="id_ID"/>
         </w:rPr>
-        <w:t>Elia</w:t>
+        <w:t>Elisa</w:t>
       </w:r>
       <w:r>
         <w:rPr>
@@ -3604,97 +3988,7 @@
         <w:rPr>
           <w:lang w:val="id_ID" w:bidi="id_ID"/>
         </w:rPr>
-        <w:t>Elia adalah salah satu nabi Yahweh yang paling penting. Elia bernubuat pada masa pemerintahan beberapa raja Israel dan Yehuda, termasuk Raja Ahab.</w:t>
-      </w:r>
-    </w:p>
-    <w:p>
-      <w:pPr>
-        <w:pStyle w:val="ListBullet"/>
-        <w:spacing w:line="240" w:lineRule="auto"/>
-        <w:ind w:left="720"/>
-      </w:pPr>
-      <w:r>
-        <w:rPr>
-          <w:lang w:val="id_ID" w:bidi="id_ID"/>
-        </w:rPr>
-      </w:r>
-      <w:r>
-        <w:rPr>
-          <w:lang w:val="id_ID" w:bidi="id_ID"/>
-        </w:rPr>
-        <w:t>Allah melakukan banyak mukjizat melalui Elia, termasuk menghidupkan kembali anak laki-laki yang sudah mati.</w:t>
-      </w:r>
-    </w:p>
-    <w:p>
-      <w:pPr>
-        <w:pStyle w:val="ListBullet"/>
-        <w:spacing w:line="240" w:lineRule="auto"/>
-        <w:ind w:left="720"/>
-      </w:pPr>
-      <w:r>
-        <w:rPr>
-          <w:lang w:val="id_ID" w:bidi="id_ID"/>
-        </w:rPr>
-      </w:r>
-      <w:r>
-        <w:rPr>
-          <w:lang w:val="id_ID" w:bidi="id_ID"/>
-        </w:rPr>
-        <w:t>Elia menegur Raja Ahab karena menyembah dewa palsu Baal.</w:t>
-      </w:r>
-    </w:p>
-    <w:p>
-      <w:pPr>
-        <w:pStyle w:val="ListBullet"/>
-        <w:spacing w:line="240" w:lineRule="auto"/>
-        <w:ind w:left="720"/>
-      </w:pPr>
-      <w:r>
-        <w:rPr>
-          <w:lang w:val="id_ID" w:bidi="id_ID"/>
-        </w:rPr>
-      </w:r>
-      <w:r>
-        <w:rPr>
-          <w:lang w:val="id_ID" w:bidi="id_ID"/>
-        </w:rPr>
-        <w:t>Dia menantang para nabi Baal dalam satu ujian yang membuktikan bahwa Yahweh adalah satu-satunya Allah yang benar.</w:t>
-      </w:r>
-    </w:p>
-    <w:p>
-      <w:pPr>
-        <w:pStyle w:val="ListBullet"/>
-        <w:spacing w:line="240" w:lineRule="auto"/>
-        <w:ind w:left="720"/>
-      </w:pPr>
-      <w:r>
-        <w:rPr>
-          <w:lang w:val="id_ID" w:bidi="id_ID"/>
-        </w:rPr>
-      </w:r>
-      <w:r>
-        <w:rPr>
-          <w:lang w:val="id_ID" w:bidi="id_ID"/>
-        </w:rPr>
-        <w:t>Di penghujung hidup Elia, secara ajaib Allah mengangkatnya ke surga saat ia masih hidup.</w:t>
-      </w:r>
-    </w:p>
-    <w:p>
-      <w:pPr>
-        <w:pStyle w:val="ListBullet"/>
-        <w:spacing w:line="240" w:lineRule="auto"/>
-        <w:ind w:left="720"/>
-      </w:pPr>
-      <w:r>
-        <w:rPr>
-          <w:lang w:val="id_ID" w:bidi="id_ID"/>
-        </w:rPr>
-      </w:r>
-      <w:r>
-        <w:rPr>
-          <w:lang w:val="id_ID" w:bidi="id_ID"/>
-        </w:rPr>
-        <w:t>Ratusan tahun kemudian, Elia, bersama Musa, muncul bersama Yesus di sebuah gunung, dan mereka berbincang bersama tentang penderitaan dan kematian Yesus yang akan datang di Yerusalem.</w:t>
+        <w:t>Elisa adalah seorang nabi di Israel pada masa pemerintahan beberapa raja Israel: Ahab, Ahazia, Yoram, Yehu, Yoahaz, dan Yoas.</w:t>
       </w:r>
     </w:p>
     <w:p>
@@ -3708,6 +4002,56 @@
         <w:rPr>
           <w:lang w:val="id_ID" w:bidi="id_ID"/>
         </w:rPr>
+        <w:t>*Allah memerintahkan nabi Elia untuk mengurapi Elisa sebagai nabi.</w:t>
+      </w:r>
+    </w:p>
+    <w:p>
+      <w:pPr>
+        <w:pStyle w:val="ListBullet"/>
+        <w:spacing w:line="240" w:lineRule="auto"/>
+        <w:ind w:left="720"/>
+      </w:pPr>
+      <w:r>
+        <w:rPr>
+          <w:lang w:val="id_ID" w:bidi="id_ID"/>
+        </w:rPr>
+      </w:r>
+      <w:r>
+        <w:rPr>
+          <w:lang w:val="id_ID" w:bidi="id_ID"/>
+        </w:rPr>
+        <w:t>Ketika Elia diangkat ke surga dengan kereta yang menyala, Elisa menjadi nabi Allah bagi raja-raja Israel.</w:t>
+      </w:r>
+    </w:p>
+    <w:p>
+      <w:pPr>
+        <w:pStyle w:val="ListBullet"/>
+        <w:spacing w:line="240" w:lineRule="auto"/>
+        <w:ind w:left="720"/>
+      </w:pPr>
+      <w:r>
+        <w:rPr>
+          <w:lang w:val="id_ID" w:bidi="id_ID"/>
+        </w:rPr>
+      </w:r>
+      <w:r>
+        <w:rPr>
+          <w:lang w:val="id_ID" w:bidi="id_ID"/>
+        </w:rPr>
+        <w:t>Elisa melakukan banyak mukjizat, termasuk menyembuhkan seorang laki-laki asal Siria yang menderita kusta dan membangkitkan anak seorang perempuan dari Sunem dari kematian.</w:t>
+      </w:r>
+    </w:p>
+    <w:p>
+      <w:pPr/>
+      <w:r>
+        <w:rPr>
+          <w:lang w:val="id_ID" w:bidi="id_ID"/>
+        </w:rPr>
+      </w:r>
+      <w:r>
+        <w:rPr>
+          <w:lang w:val="id_ID" w:bidi="id_ID"/>
+        </w:rPr>
         <w:t>(Saran terjemahan: Bagaimana menerjemahkan nama-nama)</w:t>
       </w:r>
     </w:p>
@@ -3728,7 +4072,7 @@
         <w:rPr>
           <w:lang w:val="id_ID" w:bidi="id_ID"/>
         </w:rPr>
-        <w:t>miracle</w:t>
+        <w:t>Elijah</w:t>
       </w:r>
       <w:r>
         <w:rPr>
@@ -3740,19 +4084,292 @@
         <w:rPr>
           <w:lang w:val="id_ID" w:bidi="id_ID"/>
         </w:rPr>
+        <w:t>Naaman</w:t>
+      </w:r>
+      <w:r>
+        <w:rPr>
+          <w:lang w:val="id_ID" w:bidi="id_ID"/>
+        </w:rPr>
+        <w:t xml:space="preserve">, </w:t>
+      </w:r>
+      <w:r>
+        <w:rPr>
+          <w:lang w:val="id_ID" w:bidi="id_ID"/>
+        </w:rPr>
         <w:t>prophet</w:t>
       </w:r>
       <w:r>
         <w:rPr>
           <w:lang w:val="id_ID" w:bidi="id_ID"/>
         </w:rPr>
+        <w:t>)</w:t>
+      </w:r>
+    </w:p>
+    <w:p>
+      <w:pPr>
+        <w:pStyle w:val="Heading3"/>
+      </w:pPr>
+      <w:r>
+        <w:rPr>
+          <w:lang w:val="id_ID" w:bidi="id_ID"/>
+        </w:rPr>
+        <w:t>Rujukan Alkitab:</w:t>
+      </w:r>
+    </w:p>
+    <w:p>
+      <w:pPr>
+        <w:pStyle w:val="ListBullet"/>
+        <w:spacing w:line="240" w:lineRule="auto"/>
+        <w:ind w:left="720"/>
+      </w:pPr>
+      <w:r>
+        <w:rPr>
+          <w:lang w:val="id_ID" w:bidi="id_ID"/>
+        </w:rPr>
+      </w:r>
+      <w:r>
+        <w:rPr>
+          <w:lang w:val="id_ID" w:bidi="id_ID"/>
+        </w:rPr>
+        <w:t>1 Raja-Raja 19:15–16</w:t>
+      </w:r>
+    </w:p>
+    <w:p>
+      <w:pPr>
+        <w:pStyle w:val="ListBullet"/>
+        <w:spacing w:line="240" w:lineRule="auto"/>
+        <w:ind w:left="720"/>
+      </w:pPr>
+      <w:r>
+        <w:rPr>
+          <w:lang w:val="id_ID" w:bidi="id_ID"/>
+        </w:rPr>
+      </w:r>
+      <w:r>
+        <w:rPr>
+          <w:lang w:val="id_ID" w:bidi="id_ID"/>
+        </w:rPr>
+        <w:t>2 Raja-Raja 3:15</w:t>
+      </w:r>
+    </w:p>
+    <w:p>
+      <w:pPr>
+        <w:pStyle w:val="ListBullet"/>
+        <w:spacing w:line="240" w:lineRule="auto"/>
+        <w:ind w:left="720"/>
+      </w:pPr>
+      <w:r>
+        <w:rPr>
+          <w:lang w:val="id_ID" w:bidi="id_ID"/>
+        </w:rPr>
+      </w:r>
+      <w:r>
+        <w:rPr>
+          <w:lang w:val="id_ID" w:bidi="id_ID"/>
+        </w:rPr>
+        <w:t>2 Raja-Raja 5:8</w:t>
+      </w:r>
+    </w:p>
+    <w:p>
+      <w:pPr>
+        <w:pStyle w:val="ListBullet"/>
+        <w:spacing w:line="240" w:lineRule="auto"/>
+        <w:ind w:left="720"/>
+      </w:pPr>
+      <w:r>
+        <w:rPr>
+          <w:lang w:val="id_ID" w:bidi="id_ID"/>
+        </w:rPr>
+      </w:r>
+      <w:r>
+        <w:rPr>
+          <w:lang w:val="id_ID" w:bidi="id_ID"/>
+        </w:rPr>
+        <w:t>Lukas 4:25</w:t>
+      </w:r>
+    </w:p>
+    <w:p>
+      <w:pPr>
+        <w:pStyle w:val="Heading3"/>
+      </w:pPr>
+      <w:r>
+        <w:rPr>
+          <w:lang w:val="id_ID" w:bidi="id_ID"/>
+        </w:rPr>
+        <w:t>Data Kata:</w:t>
+      </w:r>
+    </w:p>
+    <w:p>
+      <w:pPr>
+        <w:pStyle w:val="ListBullet"/>
+        <w:spacing w:line="240" w:lineRule="auto"/>
+        <w:ind w:left="720"/>
+      </w:pPr>
+      <w:r>
+        <w:rPr>
+          <w:lang w:val="id_ID" w:bidi="id_ID"/>
+        </w:rPr>
+      </w:r>
+      <w:r>
+        <w:rPr>
+          <w:lang w:val="id_ID" w:bidi="id_ID"/>
+        </w:rPr>
+        <w:t>Strong’s: H0477</w:t>
+      </w:r>
+      <w:r>
+        <w:rPr>
+          <w:lang w:val="id_ID" w:bidi="id_ID"/>
+        </w:rPr>
+      </w:r>
+      <w:r>
+        <w:rPr>
+          <w:lang w:val="id_ID" w:bidi="id_ID"/>
+        </w:rPr>
+      </w:r>
+    </w:p>
+    <w:p>
+      <w:pPr/>
+      <w:r>
+        <w:rPr>
+          <w:lang w:val="id_ID" w:bidi="id_ID"/>
+        </w:rPr>
+      </w:r>
+    </w:p>
+    <w:p>
+      <w:pPr>
+        <w:pStyle w:val="Heading2"/>
+      </w:pPr>
+      <w:r>
+        <w:rPr>
+          <w:lang w:val="id_ID" w:bidi="id_ID"/>
+        </w:rPr>
+        <w:t>Elisabet</w:t>
+      </w:r>
+      <w:r>
+        <w:rPr>
+          <w:lang w:val="id_ID" w:bidi="id_ID"/>
+        </w:rPr>
+      </w:r>
+    </w:p>
+    <w:p>
+      <w:pPr>
+        <w:pStyle w:val="Heading3"/>
+      </w:pPr>
+      <w:r>
+        <w:rPr>
+          <w:lang w:val="id_ID" w:bidi="id_ID"/>
+        </w:rPr>
+        <w:t>Fakta:</w:t>
+      </w:r>
+    </w:p>
+    <w:p>
+      <w:pPr/>
+      <w:r>
+        <w:rPr>
+          <w:lang w:val="id_ID" w:bidi="id_ID"/>
+        </w:rPr>
+      </w:r>
+      <w:r>
+        <w:rPr>
+          <w:lang w:val="id_ID" w:bidi="id_ID"/>
+        </w:rPr>
+        <w:t>Elisabet adalah ibu dari Yohanes Pembaptis. Nama suaminya adalah Zakharia.</w:t>
+      </w:r>
+    </w:p>
+    <w:p>
+      <w:pPr/>
+      <w:r>
+        <w:rPr>
+          <w:lang w:val="id_ID" w:bidi="id_ID"/>
+        </w:rPr>
+      </w:r>
+      <w:r>
+        <w:rPr>
+          <w:lang w:val="id_ID" w:bidi="id_ID"/>
+        </w:rPr>
+        <w:t>*Zakharia dan Elisabet tidak pernah bisa mempunyai anak, namun di usia tua mereka, Allah berjanji kepada Zakharia bahwa Elisabet akan melahirkan seorang anak laki-laki untuknya.</w:t>
+      </w:r>
+    </w:p>
+    <w:p>
+      <w:pPr>
+        <w:pStyle w:val="ListBullet"/>
+        <w:spacing w:line="240" w:lineRule="auto"/>
+        <w:ind w:left="720"/>
+      </w:pPr>
+      <w:r>
+        <w:rPr>
+          <w:lang w:val="id_ID" w:bidi="id_ID"/>
+        </w:rPr>
+      </w:r>
+      <w:r>
+        <w:rPr>
+          <w:lang w:val="id_ID" w:bidi="id_ID"/>
+        </w:rPr>
+        <w:t>Allah menepati janji-Nya, dan tak lama kemudian Elisabet dapat mengandung, dan dia melahirkan seorang putra. Mereka menamai bayi itu Yohanes.</w:t>
+      </w:r>
+    </w:p>
+    <w:p>
+      <w:pPr>
+        <w:pStyle w:val="ListBullet"/>
+        <w:spacing w:line="240" w:lineRule="auto"/>
+        <w:ind w:left="720"/>
+      </w:pPr>
+      <w:r>
+        <w:rPr>
+          <w:lang w:val="id_ID" w:bidi="id_ID"/>
+        </w:rPr>
+      </w:r>
+      <w:r>
+        <w:rPr>
+          <w:lang w:val="id_ID" w:bidi="id_ID"/>
+        </w:rPr>
+        <w:t>Elisabet juga adalah kerabat Maria, ibu Yesus.</w:t>
+      </w:r>
+    </w:p>
+    <w:p>
+      <w:pPr/>
+      <w:r>
+        <w:rPr>
+          <w:lang w:val="id_ID" w:bidi="id_ID"/>
+        </w:rPr>
+      </w:r>
+      <w:r>
+        <w:rPr>
+          <w:lang w:val="id_ID" w:bidi="id_ID"/>
+        </w:rPr>
+        <w:t>(Saran terjemahan: Bagaimana menerjemahkan nama-nama)</w:t>
+      </w:r>
+    </w:p>
+    <w:p>
+      <w:pPr/>
+      <w:r>
+        <w:rPr>
+          <w:lang w:val="id_ID" w:bidi="id_ID"/>
+        </w:rPr>
+      </w:r>
+      <w:r>
+        <w:rPr>
+          <w:lang w:val="id_ID" w:bidi="id_ID"/>
+        </w:rPr>
+        <w:t xml:space="preserve">(Lihat juga: </w:t>
+      </w:r>
+      <w:r>
+        <w:rPr>
+          <w:lang w:val="id_ID" w:bidi="id_ID"/>
+        </w:rPr>
+        <w:t>John (the Baptist)</w:t>
+      </w:r>
+      <w:r>
+        <w:rPr>
+          <w:lang w:val="id_ID" w:bidi="id_ID"/>
+        </w:rPr>
         <w:t xml:space="preserve">, </w:t>
       </w:r>
       <w:r>
         <w:rPr>
           <w:lang w:val="id_ID" w:bidi="id_ID"/>
         </w:rPr>
-        <w:t>Yahweh</w:t>
+        <w:t>Zechariah (NT)</w:t>
       </w:r>
       <w:r>
         <w:rPr>
@@ -3783,138 +4400,48 @@
           <w:lang w:val="id_ID" w:bidi="id_ID"/>
         </w:rPr>
       </w:r>
-      <w:hyperlink r:id="rId54">
-        <w:r>
-          <w:rPr>
-            <w:lang w:val="id_ID" w:bidi="id_ID"/>
-          </w:rPr>
-          <w:rPr>
-            <w:color w:val="0000EE"/>
-            <w:u w:val="single"/>
-          </w:rPr>
-          <w:t>1 Raja-Raja 17:1</w:t>
-        </w:r>
-      </w:hyperlink>
-    </w:p>
-    <w:p>
-      <w:pPr>
-        <w:pStyle w:val="ListBullet"/>
-        <w:spacing w:line="240" w:lineRule="auto"/>
-        <w:ind w:left="720"/>
-      </w:pPr>
-      <w:r>
-        <w:rPr>
-          <w:lang w:val="id_ID" w:bidi="id_ID"/>
-        </w:rPr>
-      </w:r>
-      <w:hyperlink r:id="rId55">
-        <w:r>
-          <w:rPr>
-            <w:lang w:val="id_ID" w:bidi="id_ID"/>
-          </w:rPr>
-          <w:rPr>
-            <w:color w:val="0000EE"/>
-            <w:u w:val="single"/>
-          </w:rPr>
-          <w:t>2 Raja-Raja 1:3–4</w:t>
-        </w:r>
-      </w:hyperlink>
-    </w:p>
-    <w:p>
-      <w:pPr>
-        <w:pStyle w:val="ListBullet"/>
-        <w:spacing w:line="240" w:lineRule="auto"/>
-        <w:ind w:left="720"/>
-      </w:pPr>
-      <w:r>
-        <w:rPr>
-          <w:lang w:val="id_ID" w:bidi="id_ID"/>
-        </w:rPr>
-      </w:r>
-      <w:hyperlink r:id="rId56">
-        <w:r>
-          <w:rPr>
-            <w:lang w:val="id_ID" w:bidi="id_ID"/>
-          </w:rPr>
-          <w:rPr>
-            <w:color w:val="0000EE"/>
-            <w:u w:val="single"/>
-          </w:rPr>
-          <w:t>Yakobus 5:16–18</w:t>
-        </w:r>
-      </w:hyperlink>
-    </w:p>
-    <w:p>
-      <w:pPr>
-        <w:pStyle w:val="ListBullet"/>
-        <w:spacing w:line="240" w:lineRule="auto"/>
-        <w:ind w:left="720"/>
-      </w:pPr>
-      <w:r>
-        <w:rPr>
-          <w:lang w:val="id_ID" w:bidi="id_ID"/>
-        </w:rPr>
-      </w:r>
-      <w:hyperlink r:id="rId57">
-        <w:r>
-          <w:rPr>
-            <w:lang w:val="id_ID" w:bidi="id_ID"/>
-          </w:rPr>
-          <w:rPr>
-            <w:color w:val="0000EE"/>
-            <w:u w:val="single"/>
-          </w:rPr>
-          <w:t>Yohanes 1:19–21</w:t>
-        </w:r>
-      </w:hyperlink>
-    </w:p>
-    <w:p>
-      <w:pPr>
-        <w:pStyle w:val="ListBullet"/>
-        <w:spacing w:line="240" w:lineRule="auto"/>
-        <w:ind w:left="720"/>
-      </w:pPr>
-      <w:r>
-        <w:rPr>
-          <w:lang w:val="id_ID" w:bidi="id_ID"/>
-        </w:rPr>
-      </w:r>
-      <w:hyperlink r:id="rId58">
-        <w:r>
-          <w:rPr>
-            <w:lang w:val="id_ID" w:bidi="id_ID"/>
-          </w:rPr>
-          <w:rPr>
-            <w:color w:val="0000EE"/>
-            <w:u w:val="single"/>
-          </w:rPr>
-          <w:t>Yohanes 1:24–25</w:t>
-        </w:r>
-      </w:hyperlink>
-    </w:p>
-    <w:p>
-      <w:pPr>
-        <w:pStyle w:val="ListBullet"/>
-        <w:spacing w:line="240" w:lineRule="auto"/>
-        <w:ind w:left="720"/>
-      </w:pPr>
-      <w:r>
-        <w:rPr>
-          <w:lang w:val="id_ID" w:bidi="id_ID"/>
-        </w:rPr>
-      </w:r>
-      <w:hyperlink r:id="rId59">
-        <w:r>
-          <w:rPr>
-            <w:lang w:val="id_ID" w:bidi="id_ID"/>
-          </w:rPr>
-          <w:rPr>
-            <w:color w:val="0000EE"/>
-            <w:u w:val="single"/>
-          </w:rPr>
-          <w:t>Markus 9:5</w:t>
-        </w:r>
-      </w:hyperlink>
+      <w:r>
+        <w:rPr>
+          <w:lang w:val="id_ID" w:bidi="id_ID"/>
+        </w:rPr>
+        <w:t>Lukas 1:5</w:t>
+      </w:r>
+    </w:p>
+    <w:p>
+      <w:pPr>
+        <w:pStyle w:val="ListBullet"/>
+        <w:spacing w:line="240" w:lineRule="auto"/>
+        <w:ind w:left="720"/>
+      </w:pPr>
+      <w:r>
+        <w:rPr>
+          <w:lang w:val="id_ID" w:bidi="id_ID"/>
+        </w:rPr>
+      </w:r>
+      <w:r>
+        <w:rPr>
+          <w:lang w:val="id_ID" w:bidi="id_ID"/>
+        </w:rPr>
+        <w:t>Lukas 1:24–25</w:t>
+      </w:r>
+    </w:p>
+    <w:p>
+      <w:pPr>
+        <w:pStyle w:val="ListBullet"/>
+        <w:spacing w:line="240" w:lineRule="auto"/>
+        <w:ind w:left="720"/>
+      </w:pPr>
+      <w:r>
+        <w:rPr>
+          <w:lang w:val="id_ID" w:bidi="id_ID"/>
+        </w:rPr>
+      </w:r>
+      <w:r>
+        <w:rPr>
+          <w:lang w:val="id_ID" w:bidi="id_ID"/>
+        </w:rPr>
+        <w:t>Lukas 1:41</w:t>
+      </w:r>
     </w:p>
     <w:p>
       <w:pPr>
@@ -3924,313 +4451,1783 @@
         <w:rPr>
           <w:lang w:val="id_ID" w:bidi="id_ID"/>
         </w:rPr>
+        <w:t>Data Kata:</w:t>
+      </w:r>
+    </w:p>
+    <w:p>
+      <w:pPr>
+        <w:pStyle w:val="ListBullet"/>
+        <w:spacing w:line="240" w:lineRule="auto"/>
+        <w:ind w:left="720"/>
+      </w:pPr>
+      <w:r>
+        <w:rPr>
+          <w:lang w:val="id_ID" w:bidi="id_ID"/>
+        </w:rPr>
+      </w:r>
+      <w:r>
+        <w:rPr>
+          <w:lang w:val="id_ID" w:bidi="id_ID"/>
+        </w:rPr>
+        <w:t>Strong’s: G16650</w:t>
+      </w:r>
+      <w:r>
+        <w:rPr>
+          <w:lang w:val="id_ID" w:bidi="id_ID"/>
+        </w:rPr>
+      </w:r>
+      <w:r>
+        <w:rPr>
+          <w:lang w:val="id_ID" w:bidi="id_ID"/>
+        </w:rPr>
+      </w:r>
+    </w:p>
+    <w:p>
+      <w:pPr/>
+      <w:r>
+        <w:rPr>
+          <w:lang w:val="id_ID" w:bidi="id_ID"/>
+        </w:rPr>
+      </w:r>
+    </w:p>
+    <w:p>
+      <w:pPr>
+        <w:pStyle w:val="Heading2"/>
+      </w:pPr>
+      <w:r>
+        <w:rPr>
+          <w:lang w:val="id_ID" w:bidi="id_ID"/>
+        </w:rPr>
+        <w:t>Elyakim</w:t>
+      </w:r>
+      <w:r>
+        <w:rPr>
+          <w:lang w:val="id_ID" w:bidi="id_ID"/>
+        </w:rPr>
+      </w:r>
+    </w:p>
+    <w:p>
+      <w:pPr>
+        <w:pStyle w:val="Heading3"/>
+      </w:pPr>
+      <w:r>
+        <w:rPr>
+          <w:lang w:val="id_ID" w:bidi="id_ID"/>
+        </w:rPr>
+        <w:t>Fakta:</w:t>
+      </w:r>
+    </w:p>
+    <w:p>
+      <w:pPr/>
+      <w:r>
+        <w:rPr>
+          <w:lang w:val="id_ID" w:bidi="id_ID"/>
+        </w:rPr>
+      </w:r>
+      <w:r>
+        <w:rPr>
+          <w:lang w:val="id_ID" w:bidi="id_ID"/>
+        </w:rPr>
+        <w:t>Elyakim adalah nama dua laki-laki dalam Perjanjian Lama.</w:t>
+      </w:r>
+    </w:p>
+    <w:p>
+      <w:pPr>
+        <w:pStyle w:val="ListBullet"/>
+        <w:spacing w:line="240" w:lineRule="auto"/>
+        <w:ind w:left="720"/>
+      </w:pPr>
+      <w:r>
+        <w:rPr>
+          <w:lang w:val="id_ID" w:bidi="id_ID"/>
+        </w:rPr>
+      </w:r>
+      <w:r>
+        <w:rPr>
+          <w:lang w:val="id_ID" w:bidi="id_ID"/>
+        </w:rPr>
+        <w:t>Seorang laki-laki bernama Elyakim adalah manajer istana di bawah Raja Hizkia.</w:t>
+      </w:r>
+    </w:p>
+    <w:p>
+      <w:pPr>
+        <w:pStyle w:val="ListBullet"/>
+        <w:spacing w:line="240" w:lineRule="auto"/>
+        <w:ind w:left="720"/>
+      </w:pPr>
+      <w:r>
+        <w:rPr>
+          <w:lang w:val="id_ID" w:bidi="id_ID"/>
+        </w:rPr>
+      </w:r>
+      <w:r>
+        <w:rPr>
+          <w:lang w:val="id_ID" w:bidi="id_ID"/>
+        </w:rPr>
+        <w:t>Yang lain yang bernama Elyakim adalah putra Raja Yosia. Ia diangkat menjadi raja Yehuda oleh firaun Mesir Necho.</w:t>
+      </w:r>
+    </w:p>
+    <w:p>
+      <w:pPr>
+        <w:pStyle w:val="ListBullet"/>
+        <w:spacing w:line="240" w:lineRule="auto"/>
+        <w:ind w:left="720"/>
+      </w:pPr>
+      <w:r>
+        <w:rPr>
+          <w:lang w:val="id_ID" w:bidi="id_ID"/>
+        </w:rPr>
+      </w:r>
+      <w:r>
+        <w:rPr>
+          <w:lang w:val="id_ID" w:bidi="id_ID"/>
+        </w:rPr>
+        <w:t>Necho mengubah nama Elyakim menjadi Yoyakim.</w:t>
+      </w:r>
+    </w:p>
+    <w:p>
+      <w:pPr/>
+      <w:r>
+        <w:rPr>
+          <w:lang w:val="id_ID" w:bidi="id_ID"/>
+        </w:rPr>
+      </w:r>
+      <w:r>
+        <w:rPr>
+          <w:lang w:val="id_ID" w:bidi="id_ID"/>
+        </w:rPr>
+        <w:t>(Saran terjemahan: Bagaimana menerjemahkan nama-nama)</w:t>
+      </w:r>
+    </w:p>
+    <w:p>
+      <w:pPr/>
+      <w:r>
+        <w:rPr>
+          <w:lang w:val="id_ID" w:bidi="id_ID"/>
+        </w:rPr>
+      </w:r>
+      <w:r>
+        <w:rPr>
+          <w:lang w:val="id_ID" w:bidi="id_ID"/>
+        </w:rPr>
+        <w:t xml:space="preserve">(Lihat juga: </w:t>
+      </w:r>
+      <w:r>
+        <w:rPr>
+          <w:lang w:val="id_ID" w:bidi="id_ID"/>
+        </w:rPr>
+        <w:t>Hezekiah</w:t>
+      </w:r>
+      <w:r>
+        <w:rPr>
+          <w:lang w:val="id_ID" w:bidi="id_ID"/>
+        </w:rPr>
+        <w:t xml:space="preserve">, </w:t>
+      </w:r>
+      <w:r>
+        <w:rPr>
+          <w:lang w:val="id_ID" w:bidi="id_ID"/>
+        </w:rPr>
+        <w:t>Jehoiakim</w:t>
+      </w:r>
+      <w:r>
+        <w:rPr>
+          <w:lang w:val="id_ID" w:bidi="id_ID"/>
+        </w:rPr>
+        <w:t xml:space="preserve">, </w:t>
+      </w:r>
+      <w:r>
+        <w:rPr>
+          <w:lang w:val="id_ID" w:bidi="id_ID"/>
+        </w:rPr>
+        <w:t>Josiah</w:t>
+      </w:r>
+      <w:r>
+        <w:rPr>
+          <w:lang w:val="id_ID" w:bidi="id_ID"/>
+        </w:rPr>
+        <w:t xml:space="preserve">, </w:t>
+      </w:r>
+      <w:r>
+        <w:rPr>
+          <w:lang w:val="id_ID" w:bidi="id_ID"/>
+        </w:rPr>
+        <w:t>Pharaoh</w:t>
+      </w:r>
+      <w:r>
+        <w:rPr>
+          <w:lang w:val="id_ID" w:bidi="id_ID"/>
+        </w:rPr>
+        <w:t>)</w:t>
+      </w:r>
+    </w:p>
+    <w:p>
+      <w:pPr>
+        <w:pStyle w:val="Heading3"/>
+      </w:pPr>
+      <w:r>
+        <w:rPr>
+          <w:lang w:val="id_ID" w:bidi="id_ID"/>
+        </w:rPr>
+        <w:t>Referensi Alkitab:</w:t>
+      </w:r>
+    </w:p>
+    <w:p>
+      <w:pPr>
+        <w:pStyle w:val="ListBullet"/>
+        <w:spacing w:line="240" w:lineRule="auto"/>
+        <w:ind w:left="720"/>
+      </w:pPr>
+      <w:r>
+        <w:rPr>
+          <w:lang w:val="id_ID" w:bidi="id_ID"/>
+        </w:rPr>
+      </w:r>
+      <w:r>
+        <w:rPr>
+          <w:lang w:val="id_ID" w:bidi="id_ID"/>
+        </w:rPr>
+        <w:t>2 Raja-raja 18:18</w:t>
+      </w:r>
+    </w:p>
+    <w:p>
+      <w:pPr>
+        <w:pStyle w:val="ListBullet"/>
+        <w:spacing w:line="240" w:lineRule="auto"/>
+        <w:ind w:left="720"/>
+      </w:pPr>
+      <w:r>
+        <w:rPr>
+          <w:lang w:val="id_ID" w:bidi="id_ID"/>
+        </w:rPr>
+      </w:r>
+      <w:r>
+        <w:rPr>
+          <w:lang w:val="id_ID" w:bidi="id_ID"/>
+        </w:rPr>
+        <w:t>2 Raja-raja 18:26</w:t>
+      </w:r>
+    </w:p>
+    <w:p>
+      <w:pPr>
+        <w:pStyle w:val="ListBullet"/>
+        <w:spacing w:line="240" w:lineRule="auto"/>
+        <w:ind w:left="720"/>
+      </w:pPr>
+      <w:r>
+        <w:rPr>
+          <w:lang w:val="id_ID" w:bidi="id_ID"/>
+        </w:rPr>
+      </w:r>
+      <w:r>
+        <w:rPr>
+          <w:lang w:val="id_ID" w:bidi="id_ID"/>
+        </w:rPr>
+        <w:t>2 Raja-raja 18:37</w:t>
+      </w:r>
+    </w:p>
+    <w:p>
+      <w:pPr>
+        <w:pStyle w:val="ListBullet"/>
+        <w:spacing w:line="240" w:lineRule="auto"/>
+        <w:ind w:left="720"/>
+      </w:pPr>
+      <w:r>
+        <w:rPr>
+          <w:lang w:val="id_ID" w:bidi="id_ID"/>
+        </w:rPr>
+      </w:r>
+      <w:r>
+        <w:rPr>
+          <w:lang w:val="id_ID" w:bidi="id_ID"/>
+        </w:rPr>
+        <w:t>2 Raja-raja 23:34–35</w:t>
+      </w:r>
+    </w:p>
+    <w:p>
+      <w:pPr>
+        <w:pStyle w:val="Heading3"/>
+      </w:pPr>
+      <w:r>
+        <w:rPr>
+          <w:lang w:val="id_ID" w:bidi="id_ID"/>
+        </w:rPr>
+        <w:t>Data Kata:</w:t>
+      </w:r>
+    </w:p>
+    <w:p>
+      <w:pPr>
+        <w:pStyle w:val="ListBullet"/>
+        <w:spacing w:line="240" w:lineRule="auto"/>
+        <w:ind w:left="720"/>
+      </w:pPr>
+      <w:r>
+        <w:rPr>
+          <w:lang w:val="id_ID" w:bidi="id_ID"/>
+        </w:rPr>
+      </w:r>
+      <w:r>
+        <w:rPr>
+          <w:lang w:val="id_ID" w:bidi="id_ID"/>
+        </w:rPr>
+        <w:t>Strong’s: H0471, G16620</w:t>
+      </w:r>
+      <w:r>
+        <w:rPr>
+          <w:lang w:val="id_ID" w:bidi="id_ID"/>
+        </w:rPr>
+      </w:r>
+      <w:r>
+        <w:rPr>
+          <w:lang w:val="id_ID" w:bidi="id_ID"/>
+        </w:rPr>
+      </w:r>
+    </w:p>
+    <w:p>
+      <w:pPr/>
+      <w:r>
+        <w:rPr>
+          <w:lang w:val="id_ID" w:bidi="id_ID"/>
+        </w:rPr>
+      </w:r>
+    </w:p>
+    <w:p>
+      <w:pPr>
+        <w:pStyle w:val="Heading2"/>
+      </w:pPr>
+      <w:r>
+        <w:rPr>
+          <w:lang w:val="id_ID" w:bidi="id_ID"/>
+        </w:rPr>
+        <w:t>Emas</w:t>
+      </w:r>
+      <w:r>
+        <w:rPr>
+          <w:lang w:val="id_ID" w:bidi="id_ID"/>
+        </w:rPr>
+      </w:r>
+    </w:p>
+    <w:p>
+      <w:pPr>
+        <w:pStyle w:val="Heading3"/>
+      </w:pPr>
+      <w:r>
+        <w:rPr>
+          <w:lang w:val="id_ID" w:bidi="id_ID"/>
+        </w:rPr>
+        <w:t>Definisi:</w:t>
+      </w:r>
+    </w:p>
+    <w:p>
+      <w:pPr/>
+      <w:r>
+        <w:rPr>
+          <w:lang w:val="id_ID" w:bidi="id_ID"/>
+        </w:rPr>
+      </w:r>
+      <w:r>
+        <w:rPr>
+          <w:lang w:val="id_ID" w:bidi="id_ID"/>
+        </w:rPr>
+        <w:t>Emas adalah logam kuning berkualitas tinggi yang digunakan untuk membuat perhiasan dan benda-benda keagamaan. Emas merupakan logam yang paling berharga pada zaman kuno.</w:t>
+      </w:r>
+    </w:p>
+    <w:p>
+      <w:pPr>
+        <w:pStyle w:val="ListBullet"/>
+        <w:spacing w:line="240" w:lineRule="auto"/>
+        <w:ind w:left="720"/>
+      </w:pPr>
+      <w:r>
+        <w:rPr>
+          <w:lang w:val="id_ID" w:bidi="id_ID"/>
+        </w:rPr>
+      </w:r>
+      <w:r>
+        <w:rPr>
+          <w:lang w:val="id_ID" w:bidi="id_ID"/>
+        </w:rPr>
+        <w:t>Pada zaman Alkitab, banyak jenis benda yang terbuat dari emas murni atau dilapisi dengan lapisan tipis emas.</w:t>
+      </w:r>
+    </w:p>
+    <w:p>
+      <w:pPr>
+        <w:pStyle w:val="ListBullet"/>
+        <w:spacing w:line="240" w:lineRule="auto"/>
+        <w:ind w:left="720"/>
+      </w:pPr>
+      <w:r>
+        <w:rPr>
+          <w:lang w:val="id_ID" w:bidi="id_ID"/>
+        </w:rPr>
+      </w:r>
+      <w:r>
+        <w:rPr>
+          <w:lang w:val="id_ID" w:bidi="id_ID"/>
+        </w:rPr>
+        <w:t>Benda-benda ini termasuk anting-anting dan perhiasan lainnya, serta berhala, mezbah, dan benda-benda lain yang digunakan di Kemah Suci atau Bait Allah, seperti tabut perjanjian.</w:t>
+      </w:r>
+    </w:p>
+    <w:p>
+      <w:pPr>
+        <w:pStyle w:val="ListBullet"/>
+        <w:spacing w:line="240" w:lineRule="auto"/>
+        <w:ind w:left="720"/>
+      </w:pPr>
+      <w:r>
+        <w:rPr>
+          <w:lang w:val="id_ID" w:bidi="id_ID"/>
+        </w:rPr>
+      </w:r>
+      <w:r>
+        <w:rPr>
+          <w:lang w:val="id_ID" w:bidi="id_ID"/>
+        </w:rPr>
+        <w:t>Pada zaman Perjanjian Lama, emas digunakan sebagai alat tukar dalam jual beli. Emas ditimbang dengan timbangan untuk menentukan nilainya.</w:t>
+      </w:r>
+    </w:p>
+    <w:p>
+      <w:pPr>
+        <w:pStyle w:val="ListBullet"/>
+        <w:spacing w:line="240" w:lineRule="auto"/>
+        <w:ind w:left="720"/>
+      </w:pPr>
+      <w:r>
+        <w:rPr>
+          <w:lang w:val="id_ID" w:bidi="id_ID"/>
+        </w:rPr>
+      </w:r>
+      <w:r>
+        <w:rPr>
+          <w:lang w:val="id_ID" w:bidi="id_ID"/>
+        </w:rPr>
+        <w:t>Di kemudian hari, emas dan logam lain seperti perak digunakan untuk membuat koin untuk digunakan dalam jual beli.</w:t>
+      </w:r>
+    </w:p>
+    <w:p>
+      <w:pPr>
+        <w:pStyle w:val="ListBullet"/>
+        <w:spacing w:line="240" w:lineRule="auto"/>
+        <w:ind w:left="720"/>
+      </w:pPr>
+      <w:r>
+        <w:rPr>
+          <w:lang w:val="id_ID" w:bidi="id_ID"/>
+        </w:rPr>
+      </w:r>
+      <w:r>
+        <w:rPr>
+          <w:lang w:val="id_ID" w:bidi="id_ID"/>
+        </w:rPr>
+        <w:t>Ketika mengacu pada sesuatu yang bukan emas padat, tetapi hanya memiliki lapisan tipis emas, istilah "keemasan" atau "berlapis emas" atau "berlapis emas" juga dapat digunakan.</w:t>
+      </w:r>
+    </w:p>
+    <w:p>
+      <w:pPr>
+        <w:pStyle w:val="ListBullet"/>
+        <w:spacing w:line="240" w:lineRule="auto"/>
+        <w:ind w:left="720"/>
+      </w:pPr>
+      <w:r>
+        <w:rPr>
+          <w:lang w:val="id_ID" w:bidi="id_ID"/>
+        </w:rPr>
+      </w:r>
+      <w:r>
+        <w:rPr>
+          <w:lang w:val="id_ID" w:bidi="id_ID"/>
+        </w:rPr>
+        <w:t>Kadang-kadang sebuah benda dideskripsikan sebagai "berwarna emas", yang berarti benda tersebut memiliki warna kuning emas, tetapi sebenarnya tidak terbuat dari emas.</w:t>
+      </w:r>
+    </w:p>
+    <w:p>
+      <w:pPr/>
+      <w:r>
+        <w:rPr>
+          <w:lang w:val="id_ID" w:bidi="id_ID"/>
+        </w:rPr>
+      </w:r>
+      <w:r>
+        <w:rPr>
+          <w:lang w:val="id_ID" w:bidi="id_ID"/>
+        </w:rPr>
+        <w:t xml:space="preserve">(Lihat juga: </w:t>
+      </w:r>
+      <w:r>
+        <w:rPr>
+          <w:lang w:val="id_ID" w:bidi="id_ID"/>
+        </w:rPr>
+        <w:t>altar</w:t>
+      </w:r>
+      <w:r>
+        <w:rPr>
+          <w:lang w:val="id_ID" w:bidi="id_ID"/>
+        </w:rPr>
+        <w:t xml:space="preserve">, </w:t>
+      </w:r>
+      <w:r>
+        <w:rPr>
+          <w:lang w:val="id_ID" w:bidi="id_ID"/>
+        </w:rPr>
+        <w:t>tabut perjanjian</w:t>
+      </w:r>
+      <w:r>
+        <w:rPr>
+          <w:lang w:val="id_ID" w:bidi="id_ID"/>
+        </w:rPr>
+        <w:t xml:space="preserve">, </w:t>
+      </w:r>
+      <w:r>
+        <w:rPr>
+          <w:lang w:val="id_ID" w:bidi="id_ID"/>
+        </w:rPr>
+        <w:t>dewa palsu</w:t>
+      </w:r>
+      <w:r>
+        <w:rPr>
+          <w:lang w:val="id_ID" w:bidi="id_ID"/>
+        </w:rPr>
+        <w:t xml:space="preserve">, </w:t>
+      </w:r>
+      <w:r>
+        <w:rPr>
+          <w:lang w:val="id_ID" w:bidi="id_ID"/>
+        </w:rPr>
+        <w:t>perak</w:t>
+      </w:r>
+      <w:r>
+        <w:rPr>
+          <w:lang w:val="id_ID" w:bidi="id_ID"/>
+        </w:rPr>
+        <w:t xml:space="preserve">, </w:t>
+      </w:r>
+      <w:r>
+        <w:rPr>
+          <w:lang w:val="id_ID" w:bidi="id_ID"/>
+        </w:rPr>
+        <w:t>tabernakel</w:t>
+      </w:r>
+      <w:r>
+        <w:rPr>
+          <w:lang w:val="id_ID" w:bidi="id_ID"/>
+        </w:rPr>
+        <w:t xml:space="preserve">, </w:t>
+      </w:r>
+      <w:r>
+        <w:rPr>
+          <w:lang w:val="id_ID" w:bidi="id_ID"/>
+        </w:rPr>
+        <w:t>bait suci</w:t>
+      </w:r>
+      <w:r>
+        <w:rPr>
+          <w:lang w:val="id_ID" w:bidi="id_ID"/>
+        </w:rPr>
+        <w:t>)</w:t>
+      </w:r>
+    </w:p>
+    <w:p>
+      <w:pPr>
+        <w:pStyle w:val="Heading3"/>
+      </w:pPr>
+      <w:r>
+        <w:rPr>
+          <w:lang w:val="id_ID" w:bidi="id_ID"/>
+        </w:rPr>
+        <w:t>Referensi Alkitab:</w:t>
+      </w:r>
+    </w:p>
+    <w:p>
+      <w:pPr>
+        <w:pStyle w:val="ListBullet"/>
+        <w:spacing w:line="240" w:lineRule="auto"/>
+        <w:ind w:left="720"/>
+      </w:pPr>
+      <w:r>
+        <w:rPr>
+          <w:lang w:val="id_ID" w:bidi="id_ID"/>
+        </w:rPr>
+      </w:r>
+      <w:r>
+        <w:rPr>
+          <w:lang w:val="id_ID" w:bidi="id_ID"/>
+        </w:rPr>
+        <w:t>1 Petrus 1:7</w:t>
+      </w:r>
+    </w:p>
+    <w:p>
+      <w:pPr>
+        <w:pStyle w:val="ListBullet"/>
+        <w:spacing w:line="240" w:lineRule="auto"/>
+        <w:ind w:left="720"/>
+      </w:pPr>
+      <w:r>
+        <w:rPr>
+          <w:lang w:val="id_ID" w:bidi="id_ID"/>
+        </w:rPr>
+      </w:r>
+      <w:r>
+        <w:rPr>
+          <w:lang w:val="id_ID" w:bidi="id_ID"/>
+        </w:rPr>
+        <w:t>1 Timotius 2:8–10</w:t>
+      </w:r>
+    </w:p>
+    <w:p>
+      <w:pPr>
+        <w:pStyle w:val="ListBullet"/>
+        <w:spacing w:line="240" w:lineRule="auto"/>
+        <w:ind w:left="720"/>
+      </w:pPr>
+      <w:r>
+        <w:rPr>
+          <w:lang w:val="id_ID" w:bidi="id_ID"/>
+        </w:rPr>
+      </w:r>
+      <w:r>
+        <w:rPr>
+          <w:lang w:val="id_ID" w:bidi="id_ID"/>
+        </w:rPr>
+        <w:t>2 Tawarikh 1:15</w:t>
+      </w:r>
+    </w:p>
+    <w:p>
+      <w:pPr>
+        <w:pStyle w:val="ListBullet"/>
+        <w:spacing w:line="240" w:lineRule="auto"/>
+        <w:ind w:left="720"/>
+      </w:pPr>
+      <w:r>
+        <w:rPr>
+          <w:lang w:val="id_ID" w:bidi="id_ID"/>
+        </w:rPr>
+      </w:r>
+      <w:r>
+        <w:rPr>
+          <w:lang w:val="id_ID" w:bidi="id_ID"/>
+        </w:rPr>
+        <w:t>Kisah Para Rasul 3:6</w:t>
+      </w:r>
+    </w:p>
+    <w:p>
+      <w:pPr>
+        <w:pStyle w:val="ListBullet"/>
+        <w:spacing w:line="240" w:lineRule="auto"/>
+        <w:ind w:left="720"/>
+      </w:pPr>
+      <w:r>
+        <w:rPr>
+          <w:lang w:val="id_ID" w:bidi="id_ID"/>
+        </w:rPr>
+      </w:r>
+      <w:r>
+        <w:rPr>
+          <w:lang w:val="id_ID" w:bidi="id_ID"/>
+        </w:rPr>
+        <w:t>Daniel 2:32</w:t>
+      </w:r>
+    </w:p>
+    <w:p>
+      <w:pPr>
+        <w:pStyle w:val="Heading3"/>
+      </w:pPr>
+      <w:r>
+        <w:rPr>
+          <w:lang w:val="id_ID" w:bidi="id_ID"/>
+        </w:rPr>
+        <w:t>Data Kata:</w:t>
+      </w:r>
+    </w:p>
+    <w:p>
+      <w:pPr>
+        <w:pStyle w:val="ListBullet"/>
+        <w:spacing w:line="240" w:lineRule="auto"/>
+        <w:ind w:left="720"/>
+      </w:pPr>
+      <w:r>
+        <w:rPr>
+          <w:lang w:val="id_ID" w:bidi="id_ID"/>
+        </w:rPr>
+      </w:r>
+      <w:r>
+        <w:rPr>
+          <w:lang w:val="id_ID" w:bidi="id_ID"/>
+        </w:rPr>
+        <w:t>Strong’s: H1220, H1722, H2091, H2742, H3800, H5458, H6884, H6885, G55520, G55530, G55540, G55570</w:t>
+      </w:r>
+      <w:r>
+        <w:rPr>
+          <w:lang w:val="id_ID" w:bidi="id_ID"/>
+        </w:rPr>
+      </w:r>
+      <w:r>
+        <w:rPr>
+          <w:lang w:val="id_ID" w:bidi="id_ID"/>
+        </w:rPr>
+      </w:r>
+    </w:p>
+    <w:p>
+      <w:pPr/>
+      <w:r>
+        <w:rPr>
+          <w:lang w:val="id_ID" w:bidi="id_ID"/>
+        </w:rPr>
+      </w:r>
+    </w:p>
+    <w:p>
+      <w:pPr>
+        <w:pStyle w:val="Heading2"/>
+      </w:pPr>
+      <w:r>
+        <w:rPr>
+          <w:lang w:val="id_ID" w:bidi="id_ID"/>
+        </w:rPr>
+        <w:t>Enak</w:t>
+      </w:r>
+      <w:r>
+        <w:rPr>
+          <w:lang w:val="id_ID" w:bidi="id_ID"/>
+        </w:rPr>
+      </w:r>
+    </w:p>
+    <w:p>
+      <w:pPr>
+        <w:pStyle w:val="Heading3"/>
+      </w:pPr>
+      <w:r>
+        <w:rPr>
+          <w:lang w:val="id_ID" w:bidi="id_ID"/>
+        </w:rPr>
+        <w:t>Fakta:</w:t>
+      </w:r>
+    </w:p>
+    <w:p>
+      <w:pPr/>
+      <w:r>
+        <w:rPr>
+          <w:lang w:val="id_ID" w:bidi="id_ID"/>
+        </w:rPr>
+      </w:r>
+      <w:r>
+        <w:rPr>
+          <w:lang w:val="id_ID" w:bidi="id_ID"/>
+        </w:rPr>
+        <w:t>Enak adalah nama seorang laki-laki yang ayahnya adalah Arba dan keturunannya disebut “Anakit” atau “Anakim” atau “Enak”.</w:t>
+      </w:r>
+    </w:p>
+    <w:p>
+      <w:pPr>
+        <w:pStyle w:val="ListBullet"/>
+        <w:spacing w:line="240" w:lineRule="auto"/>
+        <w:ind w:left="720"/>
+      </w:pPr>
+      <w:r>
+        <w:rPr>
+          <w:lang w:val="id_ID" w:bidi="id_ID"/>
+        </w:rPr>
+      </w:r>
+      <w:r>
+        <w:rPr>
+          <w:lang w:val="id_ID" w:bidi="id_ID"/>
+        </w:rPr>
+        <w:t>Orang-orang Enak adalah bangsa yang sangat tinggi.</w:t>
+      </w:r>
+    </w:p>
+    <w:p>
+      <w:pPr>
+        <w:pStyle w:val="ListBullet"/>
+        <w:spacing w:line="240" w:lineRule="auto"/>
+        <w:ind w:left="720"/>
+      </w:pPr>
+      <w:r>
+        <w:rPr>
+          <w:lang w:val="id_ID" w:bidi="id_ID"/>
+        </w:rPr>
+      </w:r>
+      <w:r>
+        <w:rPr>
+          <w:lang w:val="id_ID" w:bidi="id_ID"/>
+        </w:rPr>
+        <w:t>Orang-orang Enak adalah kelompok suku yang mendiami tanah yang dijanjikan Yahweh untuk diberikan kepada bangsa Israel. Bangsa Israel akhirnya menaklukkan dan merampas wilayah mereka.</w:t>
+      </w:r>
+    </w:p>
+    <w:p>
+      <w:pPr>
+        <w:pStyle w:val="ListBullet"/>
+        <w:spacing w:line="240" w:lineRule="auto"/>
+        <w:ind w:left="720"/>
+      </w:pPr>
+      <w:r>
+        <w:rPr>
+          <w:lang w:val="id_ID" w:bidi="id_ID"/>
+        </w:rPr>
+      </w:r>
+      <w:r>
+        <w:rPr>
+          <w:lang w:val="id_ID" w:bidi="id_ID"/>
+        </w:rPr>
+        <w:t>Anak mempunyai tiga orang putra atau keturunan yang diberi nama Ahiman, Sesai, dan Talmai.</w:t>
+      </w:r>
+    </w:p>
+    <w:p>
+      <w:pPr>
+        <w:pStyle w:val="ListBullet"/>
+        <w:spacing w:line="240" w:lineRule="auto"/>
+        <w:ind w:left="720"/>
+      </w:pPr>
+      <w:r>
+        <w:rPr>
+          <w:lang w:val="id_ID" w:bidi="id_ID"/>
+        </w:rPr>
+      </w:r>
+      <w:r>
+        <w:rPr>
+          <w:lang w:val="id_ID" w:bidi="id_ID"/>
+        </w:rPr>
+        <w:t>Nama “Enak” adalah transliterasi dari kata Ibrani untuk Anak.</w:t>
+      </w:r>
+    </w:p>
+    <w:p>
+      <w:pPr/>
+      <w:r>
+        <w:rPr>
+          <w:lang w:val="id_ID" w:bidi="id_ID"/>
+        </w:rPr>
+      </w:r>
+      <w:r>
+        <w:rPr>
+          <w:lang w:val="id_ID" w:bidi="id_ID"/>
+        </w:rPr>
+        <w:t xml:space="preserve">(Lihat juga: </w:t>
+      </w:r>
+      <w:r>
+        <w:rPr>
+          <w:lang w:val="id_ID" w:bidi="id_ID"/>
+        </w:rPr>
+        <w:t>Hebron</w:t>
+      </w:r>
+      <w:r>
+        <w:rPr>
+          <w:lang w:val="id_ID" w:bidi="id_ID"/>
+        </w:rPr>
+        <w:t>)</w:t>
+      </w:r>
+    </w:p>
+    <w:p>
+      <w:pPr/>
+      <w:r>
+        <w:rPr>
+          <w:lang w:val="id_ID" w:bidi="id_ID"/>
+        </w:rPr>
+      </w:r>
+      <w:r>
+        <w:rPr>
+          <w:lang w:val="id_ID" w:bidi="id_ID"/>
+        </w:rPr>
+        <w:t>(Saran terjemahan: Bagaimana Menerjemahkan Nama)</w:t>
+      </w:r>
+    </w:p>
+    <w:p>
+      <w:pPr>
+        <w:pStyle w:val="Heading3"/>
+      </w:pPr>
+      <w:r>
+        <w:rPr>
+          <w:lang w:val="id_ID" w:bidi="id_ID"/>
+        </w:rPr>
+        <w:t>Referensi Alkitab:</w:t>
+      </w:r>
+    </w:p>
+    <w:p>
+      <w:pPr>
+        <w:pStyle w:val="Heading3"/>
+      </w:pPr>
+      <w:r>
+        <w:rPr>
+          <w:lang w:val="id_ID" w:bidi="id_ID"/>
+        </w:rPr>
+        <w:t>Data Kata:</w:t>
+      </w:r>
+    </w:p>
+    <w:p>
+      <w:pPr>
+        <w:pStyle w:val="ListBullet"/>
+        <w:spacing w:line="240" w:lineRule="auto"/>
+        <w:ind w:left="720"/>
+      </w:pPr>
+      <w:r>
+        <w:rPr>
+          <w:lang w:val="id_ID" w:bidi="id_ID"/>
+        </w:rPr>
+      </w:r>
+      <w:r>
+        <w:rPr>
+          <w:lang w:val="id_ID" w:bidi="id_ID"/>
+        </w:rPr>
+        <w:t>Strong’s:</w:t>
+      </w:r>
+      <w:r>
+        <w:rPr>
+          <w:lang w:val="id_ID" w:bidi="id_ID"/>
+        </w:rPr>
+      </w:r>
+      <w:r>
+        <w:rPr>
+          <w:lang w:val="id_ID" w:bidi="id_ID"/>
+        </w:rPr>
+      </w:r>
+    </w:p>
+    <w:p>
+      <w:pPr/>
+      <w:r>
+        <w:rPr>
+          <w:lang w:val="id_ID" w:bidi="id_ID"/>
+        </w:rPr>
+      </w:r>
+    </w:p>
+    <w:p>
+      <w:pPr>
+        <w:pStyle w:val="Heading2"/>
+      </w:pPr>
+      <w:r>
+        <w:rPr>
+          <w:lang w:val="id_ID" w:bidi="id_ID"/>
+        </w:rPr>
+        <w:t>En-Gedi</w:t>
+      </w:r>
+      <w:r>
+        <w:rPr>
+          <w:lang w:val="id_ID" w:bidi="id_ID"/>
+        </w:rPr>
+      </w:r>
+    </w:p>
+    <w:p>
+      <w:pPr>
+        <w:pStyle w:val="Heading3"/>
+      </w:pPr>
+      <w:r>
+        <w:rPr>
+          <w:lang w:val="id_ID" w:bidi="id_ID"/>
+        </w:rPr>
+        <w:t>Definisi:</w:t>
+      </w:r>
+    </w:p>
+    <w:p>
+      <w:pPr/>
+      <w:r>
+        <w:rPr>
+          <w:lang w:val="id_ID" w:bidi="id_ID"/>
+        </w:rPr>
+      </w:r>
+      <w:r>
+        <w:rPr>
+          <w:lang w:val="id_ID" w:bidi="id_ID"/>
+        </w:rPr>
+        <w:t>En-Gedi adalah nama sebuah kota di padang gurun Yehuda di tenggara Yerusalem.</w:t>
+      </w:r>
+    </w:p>
+    <w:p>
+      <w:pPr/>
+      <w:r>
+        <w:rPr>
+          <w:lang w:val="id_ID" w:bidi="id_ID"/>
+        </w:rPr>
+      </w:r>
+      <w:r>
+        <w:rPr>
+          <w:lang w:val="id_ID" w:bidi="id_ID"/>
+        </w:rPr>
+        <w:t>*En-Gedi terletak di tepi barat Laut Asin.</w:t>
+      </w:r>
+    </w:p>
+    <w:p>
+      <w:pPr>
+        <w:pStyle w:val="ListBullet"/>
+        <w:spacing w:line="240" w:lineRule="auto"/>
+        <w:ind w:left="720"/>
+      </w:pPr>
+      <w:r>
+        <w:rPr>
+          <w:lang w:val="id_ID" w:bidi="id_ID"/>
+        </w:rPr>
+      </w:r>
+      <w:r>
+        <w:rPr>
+          <w:lang w:val="id_ID" w:bidi="id_ID"/>
+        </w:rPr>
+        <w:t>Sebagian namanya berarti ”air mancur”, yang merujuk ke mata air yang mengairi kota.</w:t>
+      </w:r>
+    </w:p>
+    <w:p>
+      <w:pPr>
+        <w:pStyle w:val="ListBullet"/>
+        <w:spacing w:line="240" w:lineRule="auto"/>
+        <w:ind w:left="720"/>
+      </w:pPr>
+      <w:r>
+        <w:rPr>
+          <w:lang w:val="id_ID" w:bidi="id_ID"/>
+        </w:rPr>
+      </w:r>
+      <w:r>
+        <w:rPr>
+          <w:lang w:val="id_ID" w:bidi="id_ID"/>
+        </w:rPr>
+        <w:t>En-Gedi terkenal memiliki kebun anggur yang indah dan tanah subur lainnya, mungkin karena mata air yang terus menerus menyiramnya.</w:t>
+      </w:r>
+    </w:p>
+    <w:p>
+      <w:pPr>
+        <w:pStyle w:val="ListBullet"/>
+        <w:spacing w:line="240" w:lineRule="auto"/>
+        <w:ind w:left="720"/>
+      </w:pPr>
+      <w:r>
+        <w:rPr>
+          <w:lang w:val="id_ID" w:bidi="id_ID"/>
+        </w:rPr>
+      </w:r>
+      <w:r>
+        <w:rPr>
+          <w:lang w:val="id_ID" w:bidi="id_ID"/>
+        </w:rPr>
+        <w:t>Ada benteng di En-Gedi tempat Daud melarikan diri ketika dia dikejar oleh Raja Saul.</w:t>
+      </w:r>
+    </w:p>
+    <w:p>
+      <w:pPr/>
+      <w:r>
+        <w:rPr>
+          <w:lang w:val="id_ID" w:bidi="id_ID"/>
+        </w:rPr>
+      </w:r>
+      <w:r>
+        <w:rPr>
+          <w:lang w:val="id_ID" w:bidi="id_ID"/>
+        </w:rPr>
+        <w:t xml:space="preserve">(Lihat juga: </w:t>
+      </w:r>
+      <w:r>
+        <w:rPr>
+          <w:lang w:val="id_ID" w:bidi="id_ID"/>
+        </w:rPr>
+        <w:t>David</w:t>
+      </w:r>
+      <w:r>
+        <w:rPr>
+          <w:lang w:val="id_ID" w:bidi="id_ID"/>
+        </w:rPr>
+        <w:t xml:space="preserve">, </w:t>
+      </w:r>
+      <w:r>
+        <w:rPr>
+          <w:lang w:val="id_ID" w:bidi="id_ID"/>
+        </w:rPr>
+        <w:t>desert</w:t>
+      </w:r>
+      <w:r>
+        <w:rPr>
+          <w:lang w:val="id_ID" w:bidi="id_ID"/>
+        </w:rPr>
+        <w:t xml:space="preserve">, </w:t>
+      </w:r>
+      <w:r>
+        <w:rPr>
+          <w:lang w:val="id_ID" w:bidi="id_ID"/>
+        </w:rPr>
+        <w:t>fountain</w:t>
+      </w:r>
+      <w:r>
+        <w:rPr>
+          <w:lang w:val="id_ID" w:bidi="id_ID"/>
+        </w:rPr>
+        <w:t xml:space="preserve">, </w:t>
+      </w:r>
+      <w:r>
+        <w:rPr>
+          <w:lang w:val="id_ID" w:bidi="id_ID"/>
+        </w:rPr>
+        <w:t>Judah</w:t>
+      </w:r>
+      <w:r>
+        <w:rPr>
+          <w:lang w:val="id_ID" w:bidi="id_ID"/>
+        </w:rPr>
+        <w:t xml:space="preserve">, </w:t>
+      </w:r>
+      <w:r>
+        <w:rPr>
+          <w:lang w:val="id_ID" w:bidi="id_ID"/>
+        </w:rPr>
+        <w:t>rest</w:t>
+      </w:r>
+      <w:r>
+        <w:rPr>
+          <w:lang w:val="id_ID" w:bidi="id_ID"/>
+        </w:rPr>
+        <w:t xml:space="preserve">, </w:t>
+      </w:r>
+      <w:r>
+        <w:rPr>
+          <w:lang w:val="id_ID" w:bidi="id_ID"/>
+        </w:rPr>
+        <w:t>Salt Sea</w:t>
+      </w:r>
+      <w:r>
+        <w:rPr>
+          <w:lang w:val="id_ID" w:bidi="id_ID"/>
+        </w:rPr>
+        <w:t xml:space="preserve">, </w:t>
+      </w:r>
+      <w:r>
+        <w:rPr>
+          <w:lang w:val="id_ID" w:bidi="id_ID"/>
+        </w:rPr>
+        <w:t>Saul (OT)</w:t>
+      </w:r>
+      <w:r>
+        <w:rPr>
+          <w:lang w:val="id_ID" w:bidi="id_ID"/>
+        </w:rPr>
+        <w:t xml:space="preserve">, </w:t>
+      </w:r>
+      <w:r>
+        <w:rPr>
+          <w:lang w:val="id_ID" w:bidi="id_ID"/>
+        </w:rPr>
+        <w:t>stronghold</w:t>
+      </w:r>
+      <w:r>
+        <w:rPr>
+          <w:lang w:val="id_ID" w:bidi="id_ID"/>
+        </w:rPr>
+        <w:t xml:space="preserve">, </w:t>
+      </w:r>
+      <w:r>
+        <w:rPr>
+          <w:lang w:val="id_ID" w:bidi="id_ID"/>
+        </w:rPr>
+        <w:t>vineyard</w:t>
+      </w:r>
+      <w:r>
+        <w:rPr>
+          <w:lang w:val="id_ID" w:bidi="id_ID"/>
+        </w:rPr>
+        <w:t>)</w:t>
+      </w:r>
+    </w:p>
+    <w:p>
+      <w:pPr>
+        <w:pStyle w:val="Heading3"/>
+      </w:pPr>
+      <w:r>
+        <w:rPr>
+          <w:lang w:val="id_ID" w:bidi="id_ID"/>
+        </w:rPr>
+        <w:t>Rujukan Alkitab:</w:t>
+      </w:r>
+    </w:p>
+    <w:p>
+      <w:pPr/>
+      <w:r>
+        <w:rPr>
+          <w:lang w:val="id_ID" w:bidi="id_ID"/>
+        </w:rPr>
+      </w:r>
+      <w:r>
+        <w:rPr>
+          <w:lang w:val="id_ID" w:bidi="id_ID"/>
+        </w:rPr>
+        <w:t>*2 Tawarikh 20:2</w:t>
+      </w:r>
+    </w:p>
+    <w:p>
+      <w:pPr>
+        <w:pStyle w:val="ListBullet"/>
+        <w:spacing w:line="240" w:lineRule="auto"/>
+        <w:ind w:left="720"/>
+      </w:pPr>
+      <w:r>
+        <w:rPr>
+          <w:lang w:val="id_ID" w:bidi="id_ID"/>
+        </w:rPr>
+      </w:r>
+      <w:r>
+        <w:rPr>
+          <w:lang w:val="id_ID" w:bidi="id_ID"/>
+        </w:rPr>
+        <w:t>Kidung Agung 1:12–14</w:t>
+      </w:r>
+    </w:p>
+    <w:p>
+      <w:pPr>
+        <w:pStyle w:val="Heading3"/>
+      </w:pPr>
+      <w:r>
+        <w:rPr>
+          <w:lang w:val="id_ID" w:bidi="id_ID"/>
+        </w:rPr>
+        <w:t>Data Kata:</w:t>
+      </w:r>
+    </w:p>
+    <w:p>
+      <w:pPr>
+        <w:pStyle w:val="ListBullet"/>
+        <w:spacing w:line="240" w:lineRule="auto"/>
+        <w:ind w:left="720"/>
+      </w:pPr>
+      <w:r>
+        <w:rPr>
+          <w:lang w:val="id_ID" w:bidi="id_ID"/>
+        </w:rPr>
+      </w:r>
+      <w:r>
+        <w:rPr>
+          <w:lang w:val="id_ID" w:bidi="id_ID"/>
+        </w:rPr>
+        <w:t>Strong’s: H5872</w:t>
+      </w:r>
+      <w:r>
+        <w:rPr>
+          <w:lang w:val="id_ID" w:bidi="id_ID"/>
+        </w:rPr>
+      </w:r>
+      <w:r>
+        <w:rPr>
+          <w:lang w:val="id_ID" w:bidi="id_ID"/>
+        </w:rPr>
+      </w:r>
+    </w:p>
+    <w:p>
+      <w:pPr/>
+      <w:r>
+        <w:rPr>
+          <w:lang w:val="id_ID" w:bidi="id_ID"/>
+        </w:rPr>
+      </w:r>
+    </w:p>
+    <w:p>
+      <w:pPr>
+        <w:pStyle w:val="Heading2"/>
+      </w:pPr>
+      <w:r>
+        <w:rPr>
+          <w:lang w:val="id_ID" w:bidi="id_ID"/>
+        </w:rPr>
+        <w:t>Esau</w:t>
+      </w:r>
+      <w:r>
+        <w:rPr>
+          <w:lang w:val="id_ID" w:bidi="id_ID"/>
+        </w:rPr>
+      </w:r>
+    </w:p>
+    <w:p>
+      <w:pPr>
+        <w:pStyle w:val="Heading3"/>
+      </w:pPr>
+      <w:r>
+        <w:rPr>
+          <w:lang w:val="id_ID" w:bidi="id_ID"/>
+        </w:rPr>
+        <w:t>Fakta:</w:t>
+      </w:r>
+    </w:p>
+    <w:p>
+      <w:pPr/>
+      <w:r>
+        <w:rPr>
+          <w:lang w:val="id_ID" w:bidi="id_ID"/>
+        </w:rPr>
+      </w:r>
+      <w:r>
+        <w:rPr>
+          <w:lang w:val="id_ID" w:bidi="id_ID"/>
+        </w:rPr>
+        <w:t>Esau adalah salah satu anak kembar Ishak dan Ribka. Dia adalah bayi pertama yang lahir dari mereka. Saudara kembarnya adalah Yakub.</w:t>
+      </w:r>
+    </w:p>
+    <w:p>
+      <w:pPr/>
+      <w:r>
+        <w:rPr>
+          <w:lang w:val="id_ID" w:bidi="id_ID"/>
+        </w:rPr>
+      </w:r>
+      <w:r>
+        <w:rPr>
+          <w:lang w:val="id_ID" w:bidi="id_ID"/>
+        </w:rPr>
+        <w:t>*Esau menjual hak kesulungannya kepada saudaranya Yakub dengan imbalan semangkuk makanan. *Karena Esau yang lahir pertama, ayahnya, Ishak, seharusnya memberinya berkat khusus. Namun Yakub menipu Ishak agar memberinya berkat itu. Awalnya Esau sangat marah hingga dia ingin membunuh Yakub, namun kemudian dia memaafkannya.</w:t>
+      </w:r>
+    </w:p>
+    <w:p>
+      <w:pPr>
+        <w:pStyle w:val="ListBullet"/>
+        <w:spacing w:line="240" w:lineRule="auto"/>
+        <w:ind w:left="720"/>
+      </w:pPr>
+      <w:r>
+        <w:rPr>
+          <w:lang w:val="id_ID" w:bidi="id_ID"/>
+        </w:rPr>
+      </w:r>
+      <w:r>
+        <w:rPr>
+          <w:lang w:val="id_ID" w:bidi="id_ID"/>
+        </w:rPr>
+        <w:t>Esau mempunyai banyak anak dan cucu, dan keturunan ini membentuk kelompok masyarakat besar yang tinggal di tanah Kanaan.</w:t>
+      </w:r>
+    </w:p>
+    <w:p>
+      <w:pPr/>
+      <w:r>
+        <w:rPr>
+          <w:lang w:val="id_ID" w:bidi="id_ID"/>
+        </w:rPr>
+      </w:r>
+      <w:r>
+        <w:rPr>
+          <w:lang w:val="id_ID" w:bidi="id_ID"/>
+        </w:rPr>
+        <w:t>(Saran terjemahan: Bagaimana menerjemahkan nama-nama)</w:t>
+      </w:r>
+    </w:p>
+    <w:p>
+      <w:pPr/>
+      <w:r>
+        <w:rPr>
+          <w:lang w:val="id_ID" w:bidi="id_ID"/>
+        </w:rPr>
+      </w:r>
+      <w:r>
+        <w:rPr>
+          <w:lang w:val="id_ID" w:bidi="id_ID"/>
+        </w:rPr>
+        <w:t xml:space="preserve">(Lihat juga: </w:t>
+      </w:r>
+      <w:r>
+        <w:rPr>
+          <w:lang w:val="id_ID" w:bidi="id_ID"/>
+        </w:rPr>
+        <w:t>Edom</w:t>
+      </w:r>
+      <w:r>
+        <w:rPr>
+          <w:lang w:val="id_ID" w:bidi="id_ID"/>
+        </w:rPr>
+        <w:t xml:space="preserve">, </w:t>
+      </w:r>
+      <w:r>
+        <w:rPr>
+          <w:lang w:val="id_ID" w:bidi="id_ID"/>
+        </w:rPr>
+        <w:t>Isaac</w:t>
+      </w:r>
+      <w:r>
+        <w:rPr>
+          <w:lang w:val="id_ID" w:bidi="id_ID"/>
+        </w:rPr>
+        <w:t xml:space="preserve">, </w:t>
+      </w:r>
+      <w:r>
+        <w:rPr>
+          <w:lang w:val="id_ID" w:bidi="id_ID"/>
+        </w:rPr>
+        <w:t>Jacob</w:t>
+      </w:r>
+      <w:r>
+        <w:rPr>
+          <w:lang w:val="id_ID" w:bidi="id_ID"/>
+        </w:rPr>
+        <w:t xml:space="preserve">, </w:t>
+      </w:r>
+      <w:r>
+        <w:rPr>
+          <w:lang w:val="id_ID" w:bidi="id_ID"/>
+        </w:rPr>
+        <w:t>Rebekah</w:t>
+      </w:r>
+      <w:r>
+        <w:rPr>
+          <w:lang w:val="id_ID" w:bidi="id_ID"/>
+        </w:rPr>
+        <w:t>)</w:t>
+      </w:r>
+    </w:p>
+    <w:p>
+      <w:pPr>
+        <w:pStyle w:val="Heading3"/>
+      </w:pPr>
+      <w:r>
+        <w:rPr>
+          <w:lang w:val="id_ID" w:bidi="id_ID"/>
+        </w:rPr>
+        <w:t>Referensi Alkitab:</w:t>
+      </w:r>
+    </w:p>
+    <w:p>
+      <w:pPr>
+        <w:pStyle w:val="ListBullet"/>
+        <w:spacing w:line="240" w:lineRule="auto"/>
+        <w:ind w:left="720"/>
+      </w:pPr>
+      <w:r>
+        <w:rPr>
+          <w:lang w:val="id_ID" w:bidi="id_ID"/>
+        </w:rPr>
+      </w:r>
+      <w:r>
+        <w:rPr>
+          <w:lang w:val="id_ID" w:bidi="id_ID"/>
+        </w:rPr>
+        <w:t>Kejadian 25:26</w:t>
+      </w:r>
+    </w:p>
+    <w:p>
+      <w:pPr>
+        <w:pStyle w:val="ListBullet"/>
+        <w:spacing w:line="240" w:lineRule="auto"/>
+        <w:ind w:left="720"/>
+      </w:pPr>
+      <w:r>
+        <w:rPr>
+          <w:lang w:val="id_ID" w:bidi="id_ID"/>
+        </w:rPr>
+      </w:r>
+      <w:r>
+        <w:rPr>
+          <w:lang w:val="id_ID" w:bidi="id_ID"/>
+        </w:rPr>
+        <w:t>Kejadian 25:29–30</w:t>
+      </w:r>
+    </w:p>
+    <w:p>
+      <w:pPr>
+        <w:pStyle w:val="ListBullet"/>
+        <w:spacing w:line="240" w:lineRule="auto"/>
+        <w:ind w:left="720"/>
+      </w:pPr>
+      <w:r>
+        <w:rPr>
+          <w:lang w:val="id_ID" w:bidi="id_ID"/>
+        </w:rPr>
+      </w:r>
+      <w:r>
+        <w:rPr>
+          <w:lang w:val="id_ID" w:bidi="id_ID"/>
+        </w:rPr>
+        <w:t>Kejadian 26:34</w:t>
+      </w:r>
+    </w:p>
+    <w:p>
+      <w:pPr>
+        <w:pStyle w:val="ListBullet"/>
+        <w:spacing w:line="240" w:lineRule="auto"/>
+        <w:ind w:left="720"/>
+      </w:pPr>
+      <w:r>
+        <w:rPr>
+          <w:lang w:val="id_ID" w:bidi="id_ID"/>
+        </w:rPr>
+      </w:r>
+      <w:r>
+        <w:rPr>
+          <w:lang w:val="id_ID" w:bidi="id_ID"/>
+        </w:rPr>
+        <w:t>Kejadian 27:11–12</w:t>
+      </w:r>
+    </w:p>
+    <w:p>
+      <w:pPr>
+        <w:pStyle w:val="ListBullet"/>
+        <w:spacing w:line="240" w:lineRule="auto"/>
+        <w:ind w:left="720"/>
+      </w:pPr>
+      <w:r>
+        <w:rPr>
+          <w:lang w:val="id_ID" w:bidi="id_ID"/>
+        </w:rPr>
+      </w:r>
+      <w:r>
+        <w:rPr>
+          <w:lang w:val="id_ID" w:bidi="id_ID"/>
+        </w:rPr>
+        <w:t>Kejadian 32:5</w:t>
+      </w:r>
+    </w:p>
+    <w:p>
+      <w:pPr>
+        <w:pStyle w:val="ListBullet"/>
+        <w:spacing w:line="240" w:lineRule="auto"/>
+        <w:ind w:left="720"/>
+      </w:pPr>
+      <w:r>
+        <w:rPr>
+          <w:lang w:val="id_ID" w:bidi="id_ID"/>
+        </w:rPr>
+      </w:r>
+      <w:r>
+        <w:rPr>
+          <w:lang w:val="id_ID" w:bidi="id_ID"/>
+        </w:rPr>
+        <w:t>Ibrani 12:17</w:t>
+      </w:r>
+    </w:p>
+    <w:p>
+      <w:pPr>
+        <w:pStyle w:val="ListBullet"/>
+        <w:spacing w:line="240" w:lineRule="auto"/>
+        <w:ind w:left="720"/>
+      </w:pPr>
+      <w:r>
+        <w:rPr>
+          <w:lang w:val="id_ID" w:bidi="id_ID"/>
+        </w:rPr>
+      </w:r>
+      <w:r>
+        <w:rPr>
+          <w:lang w:val="id_ID" w:bidi="id_ID"/>
+        </w:rPr>
+        <w:t>Roma 9:13</w:t>
+      </w:r>
+    </w:p>
+    <w:p>
+      <w:pPr>
+        <w:pStyle w:val="Heading3"/>
+      </w:pPr>
+      <w:r>
+        <w:rPr>
+          <w:lang w:val="id_ID" w:bidi="id_ID"/>
+        </w:rPr>
         <w:t>Contoh-contoh dari cerita Alkitab:</w:t>
       </w:r>
     </w:p>
     <w:p>
+      <w:pPr>
+        <w:pStyle w:val="ListBullet"/>
+        <w:spacing w:line="240" w:lineRule="auto"/>
+        <w:ind w:left="720"/>
+      </w:pPr>
+      <w:r>
+        <w:rPr>
+          <w:lang w:val="id_ID" w:bidi="id_ID"/>
+        </w:rPr>
+      </w:r>
+      <w:r>
+        <w:rPr>
+          <w:b/>
+          <w:lang w:val="id_ID" w:bidi="id_ID"/>
+        </w:rPr>
+        <w:t>6:7</w:t>
+      </w:r>
+      <w:r>
+        <w:rPr>
+          <w:lang w:val="id_ID" w:bidi="id_ID"/>
+        </w:rPr>
+        <w:t xml:space="preserve"> Ketika bayi-bayi dari Ribka lahir, anak sulungnya berkulit merah dan berbulu, dan mereka menamainya </w:t>
+      </w:r>
+      <w:r>
+        <w:rPr>
+          <w:b/>
+          <w:lang w:val="id_ID" w:bidi="id_ID"/>
+        </w:rPr>
+        <w:t>Esau</w:t>
+      </w:r>
+      <w:r>
+        <w:rPr>
+          <w:lang w:val="id_ID" w:bidi="id_ID"/>
+        </w:rPr>
+        <w:t>.</w:t>
+      </w:r>
+    </w:p>
+    <w:p>
+      <w:pPr>
+        <w:pStyle w:val="ListBullet"/>
+        <w:spacing w:line="240" w:lineRule="auto"/>
+        <w:ind w:left="720"/>
+      </w:pPr>
+      <w:r>
+        <w:rPr>
+          <w:lang w:val="id_ID" w:bidi="id_ID"/>
+        </w:rPr>
+      </w:r>
+      <w:r>
+        <w:rPr>
+          <w:b/>
+          <w:lang w:val="id_ID" w:bidi="id_ID"/>
+        </w:rPr>
+        <w:t>7:2</w:t>
+      </w:r>
+      <w:r>
+        <w:rPr>
+          <w:lang w:val="id_ID" w:bidi="id_ID"/>
+        </w:rPr>
+        <w:t xml:space="preserve"> Jadi __Esau __ memberikan haknya kepada Yakub sebagai anak sulung.</w:t>
+      </w:r>
+    </w:p>
+    <w:p>
+      <w:pPr>
+        <w:pStyle w:val="ListBullet"/>
+        <w:spacing w:line="240" w:lineRule="auto"/>
+        <w:ind w:left="720"/>
+      </w:pPr>
+      <w:r>
+        <w:rPr>
+          <w:lang w:val="id_ID" w:bidi="id_ID"/>
+        </w:rPr>
+      </w:r>
+      <w:r>
+        <w:rPr>
+          <w:b/>
+          <w:lang w:val="id_ID" w:bidi="id_ID"/>
+        </w:rPr>
+        <w:t>7:4</w:t>
+      </w:r>
+      <w:r>
+        <w:rPr>
+          <w:lang w:val="id_ID" w:bidi="id_ID"/>
+        </w:rPr>
+        <w:t xml:space="preserve"> Ketika Ishak meraba bulu kambing dan mencium bau pakaian, dia mengira itu adalah </w:t>
+      </w:r>
+      <w:r>
+        <w:rPr>
+          <w:b/>
+          <w:lang w:val="id_ID" w:bidi="id_ID"/>
+        </w:rPr>
+        <w:t>Esau</w:t>
+      </w:r>
+      <w:r>
+        <w:rPr>
+          <w:lang w:val="id_ID" w:bidi="id_ID"/>
+        </w:rPr>
+        <w:t xml:space="preserve"> dan memberkatinya.</w:t>
+      </w:r>
+    </w:p>
+    <w:p>
+      <w:pPr>
+        <w:pStyle w:val="ListBullet"/>
+        <w:spacing w:line="240" w:lineRule="auto"/>
+        <w:ind w:left="720"/>
+      </w:pPr>
+      <w:r>
+        <w:rPr>
+          <w:lang w:val="id_ID" w:bidi="id_ID"/>
+        </w:rPr>
+      </w:r>
+      <w:r>
+        <w:rPr>
+          <w:b/>
+          <w:lang w:val="id_ID" w:bidi="id_ID"/>
+        </w:rPr>
+        <w:t>7:5</w:t>
+      </w:r>
+      <w:r>
+        <w:rPr>
+          <w:lang w:val="id_ID" w:bidi="id_ID"/>
+        </w:rPr>
+        <w:t xml:space="preserve"> </w:t>
+      </w:r>
+      <w:r>
+        <w:rPr>
+          <w:b/>
+          <w:lang w:val="id_ID" w:bidi="id_ID"/>
+        </w:rPr>
+        <w:t>Esau</w:t>
+      </w:r>
+      <w:r>
+        <w:rPr>
+          <w:lang w:val="id_ID" w:bidi="id_ID"/>
+        </w:rPr>
+        <w:t xml:space="preserve"> membenci Yakub karena Yakub telah merampas haknya sebagai anak sulung dan juga berkatnya.</w:t>
+      </w:r>
+    </w:p>
+    <w:p>
+      <w:pPr>
+        <w:pStyle w:val="ListBullet"/>
+        <w:spacing w:line="240" w:lineRule="auto"/>
+        <w:ind w:left="720"/>
+      </w:pPr>
+      <w:r>
+        <w:rPr>
+          <w:lang w:val="id_ID" w:bidi="id_ID"/>
+        </w:rPr>
+      </w:r>
+      <w:r>
+        <w:rPr>
+          <w:b/>
+          <w:lang w:val="id_ID" w:bidi="id_ID"/>
+        </w:rPr>
+        <w:t>7:10</w:t>
+      </w:r>
+      <w:r>
+        <w:rPr>
+          <w:lang w:val="id_ID" w:bidi="id_ID"/>
+        </w:rPr>
+        <w:t xml:space="preserve"> Tapi __Esau __ sudah memaafkan Yakub, dan mereka senang bisa bertemu lagi.</w:t>
+      </w:r>
+    </w:p>
+    <w:p>
+      <w:pPr>
+        <w:pStyle w:val="Heading3"/>
+      </w:pPr>
+      <w:r>
+        <w:rPr>
+          <w:lang w:val="id_ID" w:bidi="id_ID"/>
+        </w:rPr>
+        <w:t>Data Kata:</w:t>
+      </w:r>
+    </w:p>
+    <w:p>
+      <w:pPr>
+        <w:pStyle w:val="ListBullet"/>
+        <w:spacing w:line="240" w:lineRule="auto"/>
+        <w:ind w:left="720"/>
+      </w:pPr>
+      <w:r>
+        <w:rPr>
+          <w:lang w:val="id_ID" w:bidi="id_ID"/>
+        </w:rPr>
+      </w:r>
+      <w:r>
+        <w:rPr>
+          <w:lang w:val="id_ID" w:bidi="id_ID"/>
+        </w:rPr>
+        <w:t>Strong’s: H6215, G22690</w:t>
+      </w:r>
+      <w:r>
+        <w:rPr>
+          <w:lang w:val="id_ID" w:bidi="id_ID"/>
+        </w:rPr>
+      </w:r>
+      <w:r>
+        <w:rPr>
+          <w:lang w:val="id_ID" w:bidi="id_ID"/>
+        </w:rPr>
+      </w:r>
+    </w:p>
+    <w:p>
       <w:pPr/>
       <w:r>
         <w:rPr>
           <w:lang w:val="id_ID" w:bidi="id_ID"/>
         </w:rPr>
       </w:r>
-      <w:r>
-        <w:rPr>
-          <w:lang w:val="id_ID" w:bidi="id_ID"/>
-        </w:rPr>
-        <w:t>*</w:t>
-      </w:r>
-      <w:r>
-        <w:rPr>
-          <w:b/>
-          <w:lang w:val="id_ID" w:bidi="id_ID"/>
-        </w:rPr>
-        <w:t>19:2</w:t>
-      </w:r>
-      <w:r>
-        <w:rPr>
-          <w:lang w:val="id_ID" w:bidi="id_ID"/>
-        </w:rPr>
-        <w:t xml:space="preserve"> </w:t>
-      </w:r>
-      <w:r>
-        <w:rPr>
-          <w:b/>
-          <w:lang w:val="id_ID" w:bidi="id_ID"/>
-        </w:rPr>
-        <w:t>Elijah</w:t>
-      </w:r>
-      <w:r>
-        <w:rPr>
-          <w:lang w:val="id_ID" w:bidi="id_ID"/>
-        </w:rPr>
-        <w:t xml:space="preserve"> adalah seorang nabi ketika Ahab menjadi raja atas kerajaan Israel.</w:t>
-      </w:r>
-    </w:p>
-    <w:p>
-      <w:pPr>
-        <w:pStyle w:val="ListBullet"/>
-        <w:spacing w:line="240" w:lineRule="auto"/>
-        <w:ind w:left="720"/>
-      </w:pPr>
-      <w:r>
-        <w:rPr>
-          <w:lang w:val="id_ID" w:bidi="id_ID"/>
-        </w:rPr>
-      </w:r>
-      <w:r>
-        <w:rPr>
-          <w:b/>
-          <w:lang w:val="id_ID" w:bidi="id_ID"/>
-        </w:rPr>
-        <w:t>19:2</w:t>
-      </w:r>
-      <w:r>
-        <w:rPr>
-          <w:lang w:val="id_ID" w:bidi="id_ID"/>
-        </w:rPr>
-        <w:t xml:space="preserve"> </w:t>
-      </w:r>
-      <w:r>
-        <w:rPr>
-          <w:b/>
-          <w:lang w:val="id_ID" w:bidi="id_ID"/>
-        </w:rPr>
-        <w:t>Elijah</w:t>
-      </w:r>
-      <w:r>
-        <w:rPr>
-          <w:lang w:val="id_ID" w:bidi="id_ID"/>
-        </w:rPr>
-        <w:t xml:space="preserve"> berkata kepada Ahab, “Tidak akan ada hujan atau embun di kerajaan Israel sampai aku mengatakannya.”</w:t>
-      </w:r>
-    </w:p>
-    <w:p>
-      <w:pPr>
-        <w:pStyle w:val="ListBullet"/>
-        <w:spacing w:line="240" w:lineRule="auto"/>
-        <w:ind w:left="720"/>
-      </w:pPr>
-      <w:r>
-        <w:rPr>
-          <w:lang w:val="id_ID" w:bidi="id_ID"/>
-        </w:rPr>
-      </w:r>
-      <w:r>
-        <w:rPr>
-          <w:b/>
-          <w:lang w:val="id_ID" w:bidi="id_ID"/>
-        </w:rPr>
-        <w:t>19:3</w:t>
-      </w:r>
-      <w:r>
-        <w:rPr>
-          <w:lang w:val="id_ID" w:bidi="id_ID"/>
-        </w:rPr>
-        <w:t xml:space="preserve"> Allah menyuruh </w:t>
-      </w:r>
-      <w:r>
-        <w:rPr>
-          <w:b/>
-          <w:lang w:val="id_ID" w:bidi="id_ID"/>
-        </w:rPr>
-        <w:t>Elia</w:t>
-      </w:r>
-      <w:r>
-        <w:rPr>
-          <w:lang w:val="id_ID" w:bidi="id_ID"/>
-        </w:rPr>
-        <w:t xml:space="preserve"> pergi ke sungai di padang gurun untuk bersembunyi dari Ahab yang ingin membunuhnya. Setiap pagi dan sore, burung-burung membawakannya roti dan daging.</w:t>
-      </w:r>
-    </w:p>
-    <w:p>
-      <w:pPr>
-        <w:pStyle w:val="ListBullet"/>
-        <w:spacing w:line="240" w:lineRule="auto"/>
-        <w:ind w:left="720"/>
-      </w:pPr>
-      <w:r>
-        <w:rPr>
-          <w:lang w:val="id_ID" w:bidi="id_ID"/>
-        </w:rPr>
-      </w:r>
-      <w:r>
-        <w:rPr>
-          <w:b/>
-          <w:lang w:val="id_ID" w:bidi="id_ID"/>
-        </w:rPr>
-        <w:t>19:4</w:t>
-      </w:r>
-      <w:r>
-        <w:rPr>
-          <w:lang w:val="id_ID" w:bidi="id_ID"/>
-        </w:rPr>
-        <w:t xml:space="preserve"> Namun mereka merawat </w:t>
-      </w:r>
-      <w:r>
-        <w:rPr>
-          <w:b/>
-          <w:lang w:val="id_ID" w:bidi="id_ID"/>
-        </w:rPr>
-        <w:t>Elijah</w:t>
-      </w:r>
-      <w:r>
-        <w:rPr>
-          <w:lang w:val="id_ID" w:bidi="id_ID"/>
-        </w:rPr>
-        <w:t>, dan Allah menyediakan bagi mereka sehingga bejana tepung dan botol minyak mereka tidak pernah kosong .</w:t>
-      </w:r>
-    </w:p>
-    <w:p>
-      <w:pPr>
-        <w:pStyle w:val="ListBullet"/>
-        <w:spacing w:line="240" w:lineRule="auto"/>
-        <w:ind w:left="720"/>
-      </w:pPr>
-      <w:r>
-        <w:rPr>
-          <w:lang w:val="id_ID" w:bidi="id_ID"/>
-        </w:rPr>
-      </w:r>
-      <w:r>
-        <w:rPr>
-          <w:b/>
-          <w:lang w:val="id_ID" w:bidi="id_ID"/>
-        </w:rPr>
-        <w:t>19:5</w:t>
-      </w:r>
-      <w:r>
-        <w:rPr>
-          <w:lang w:val="id_ID" w:bidi="id_ID"/>
-        </w:rPr>
-        <w:t xml:space="preserve"> Setelah tiga setengah tahun, Allah menyuruh </w:t>
-      </w:r>
-      <w:r>
-        <w:rPr>
-          <w:b/>
-          <w:lang w:val="id_ID" w:bidi="id_ID"/>
-        </w:rPr>
-        <w:t>Elia</w:t>
-      </w:r>
-      <w:r>
-        <w:rPr>
-          <w:lang w:val="id_ID" w:bidi="id_ID"/>
-        </w:rPr>
-        <w:t xml:space="preserve"> untuk kembali ke kerajaan Israel dan berbicara dengan Ahab karena dia akan mengirimkan hujan lagi.</w:t>
-      </w:r>
-    </w:p>
-    <w:p>
-      <w:pPr>
-        <w:pStyle w:val="ListBullet"/>
-        <w:spacing w:line="240" w:lineRule="auto"/>
-        <w:ind w:left="720"/>
-      </w:pPr>
-      <w:r>
-        <w:rPr>
-          <w:lang w:val="id_ID" w:bidi="id_ID"/>
-        </w:rPr>
-      </w:r>
-      <w:r>
-        <w:rPr>
-          <w:b/>
-          <w:lang w:val="id_ID" w:bidi="id_ID"/>
-        </w:rPr>
-        <w:t>19:7</w:t>
-      </w:r>
-      <w:r>
-        <w:rPr>
-          <w:lang w:val="id_ID" w:bidi="id_ID"/>
-        </w:rPr>
-        <w:t xml:space="preserve"> Kemudian </w:t>
-      </w:r>
-      <w:r>
-        <w:rPr>
-          <w:b/>
-          <w:lang w:val="id_ID" w:bidi="id_ID"/>
-        </w:rPr>
-        <w:t>Elia</w:t>
-      </w:r>
-      <w:r>
-        <w:rPr>
-          <w:lang w:val="id_ID" w:bidi="id_ID"/>
-        </w:rPr>
-        <w:t xml:space="preserve"> berkata kepada para nabi Baal, “Bunuhlah seekor lembu jantan dan persiapkanlah itu sebagai kurban, tetapi jangan menyalakan apinya.”</w:t>
-      </w:r>
-    </w:p>
-    <w:p>
-      <w:pPr>
-        <w:pStyle w:val="ListBullet"/>
-        <w:spacing w:line="240" w:lineRule="auto"/>
-        <w:ind w:left="720"/>
-      </w:pPr>
-      <w:r>
-        <w:rPr>
-          <w:lang w:val="id_ID" w:bidi="id_ID"/>
-        </w:rPr>
-      </w:r>
-      <w:r>
-        <w:rPr>
-          <w:b/>
-          <w:lang w:val="id_ID" w:bidi="id_ID"/>
-        </w:rPr>
-        <w:t>19:12</w:t>
-      </w:r>
-      <w:r>
-        <w:rPr>
-          <w:lang w:val="id_ID" w:bidi="id_ID"/>
-        </w:rPr>
-        <w:t xml:space="preserve"> Kemudian </w:t>
-      </w:r>
-      <w:r>
-        <w:rPr>
-          <w:b/>
-          <w:lang w:val="id_ID" w:bidi="id_ID"/>
-        </w:rPr>
-        <w:t>Elijah</w:t>
-      </w:r>
-      <w:r>
-        <w:rPr>
-          <w:lang w:val="id_ID" w:bidi="id_ID"/>
-        </w:rPr>
-        <w:t xml:space="preserve"> berkata, “Jangan biarkan satu pun nabi Baal lolos!”</w:t>
-      </w:r>
-    </w:p>
-    <w:p>
-      <w:pPr>
-        <w:pStyle w:val="ListBullet"/>
-        <w:spacing w:line="240" w:lineRule="auto"/>
-        <w:ind w:left="720"/>
-      </w:pPr>
-      <w:r>
-        <w:rPr>
-          <w:lang w:val="id_ID" w:bidi="id_ID"/>
-        </w:rPr>
-      </w:r>
-      <w:r>
-        <w:rPr>
-          <w:b/>
-          <w:lang w:val="id_ID" w:bidi="id_ID"/>
-        </w:rPr>
-        <w:t>36:3</w:t>
-      </w:r>
-      <w:r>
-        <w:rPr>
-          <w:lang w:val="id_ID" w:bidi="id_ID"/>
-        </w:rPr>
-        <w:t xml:space="preserve"> Kemudian Musa dan nabi </w:t>
-      </w:r>
-      <w:r>
-        <w:rPr>
-          <w:b/>
-          <w:lang w:val="id_ID" w:bidi="id_ID"/>
-        </w:rPr>
-        <w:t>Elia</w:t>
-      </w:r>
-      <w:r>
-        <w:rPr>
-          <w:lang w:val="id_ID" w:bidi="id_ID"/>
-        </w:rPr>
-        <w:t xml:space="preserve"> muncul. Orang-orang ini telah hidup ratusan tahun sebelumnya. Mereka berbicara dengan Yesus tentang kematian-Nya yang akan segera terjadi di Yerusalem.</w:t>
+    </w:p>
+    <w:p>
+      <w:pPr>
+        <w:pStyle w:val="Heading2"/>
+      </w:pPr>
+      <w:r>
+        <w:rPr>
+          <w:lang w:val="id_ID" w:bidi="id_ID"/>
+        </w:rPr>
+        <w:t>Ester</w:t>
+      </w:r>
+      <w:r>
+        <w:rPr>
+          <w:lang w:val="id_ID" w:bidi="id_ID"/>
+        </w:rPr>
       </w:r>
     </w:p>
     <w:p>
@@ -4241,6 +6238,268 @@
         <w:rPr>
           <w:lang w:val="id_ID" w:bidi="id_ID"/>
         </w:rPr>
+        <w:t>Fakta:</w:t>
+      </w:r>
+    </w:p>
+    <w:p>
+      <w:pPr/>
+      <w:r>
+        <w:rPr>
+          <w:lang w:val="id_ID" w:bidi="id_ID"/>
+        </w:rPr>
+      </w:r>
+      <w:r>
+        <w:rPr>
+          <w:lang w:val="id_ID" w:bidi="id_ID"/>
+        </w:rPr>
+        <w:t>Ester adalah seorang perempuan Yahudi yang menjadi ratu kerajaan Persia setelah bangsa Israel dibawa ke Babel sebagai tawanan. “Ester” adalah nama Persianya, dan nama Ibraninya adalah “Hadasseh” atau disebut juga "Hadasa" di dalam Bahasa Indonesia.</w:t>
+      </w:r>
+    </w:p>
+    <w:p>
+      <w:pPr>
+        <w:pStyle w:val="ListBullet"/>
+        <w:spacing w:line="240" w:lineRule="auto"/>
+        <w:ind w:left="720"/>
+      </w:pPr>
+      <w:r>
+        <w:rPr>
+          <w:lang w:val="id_ID" w:bidi="id_ID"/>
+        </w:rPr>
+      </w:r>
+      <w:r>
+        <w:rPr>
+          <w:lang w:val="id_ID" w:bidi="id_ID"/>
+        </w:rPr>
+        <w:t>Kitab Ester menceritakan kisah bagaimana Ester menjadi istri Raja Persia Ahasweros dan bagaimana Allah memakainya untuk menyelamatkan umat-Nya.</w:t>
+      </w:r>
+    </w:p>
+    <w:p>
+      <w:pPr>
+        <w:pStyle w:val="ListBullet"/>
+        <w:spacing w:line="240" w:lineRule="auto"/>
+        <w:ind w:left="720"/>
+      </w:pPr>
+      <w:r>
+        <w:rPr>
+          <w:lang w:val="id_ID" w:bidi="id_ID"/>
+        </w:rPr>
+      </w:r>
+      <w:r>
+        <w:rPr>
+          <w:lang w:val="id_ID" w:bidi="id_ID"/>
+        </w:rPr>
+        <w:t>Ester adalah seorang yatim piatu yang dibesarkan oleh kakak sepupunya yang saleh, Mordekai.</w:t>
+      </w:r>
+    </w:p>
+    <w:p>
+      <w:pPr>
+        <w:pStyle w:val="ListBullet"/>
+        <w:spacing w:line="240" w:lineRule="auto"/>
+        <w:ind w:left="720"/>
+      </w:pPr>
+      <w:r>
+        <w:rPr>
+          <w:lang w:val="id_ID" w:bidi="id_ID"/>
+        </w:rPr>
+      </w:r>
+      <w:r>
+        <w:rPr>
+          <w:lang w:val="id_ID" w:bidi="id_ID"/>
+        </w:rPr>
+        <w:t>Ketaatannya kepada ayah angkatnya membantunya untuk taat kepada Allah.</w:t>
+      </w:r>
+    </w:p>
+    <w:p>
+      <w:pPr>
+        <w:pStyle w:val="ListBullet"/>
+        <w:spacing w:line="240" w:lineRule="auto"/>
+        <w:ind w:left="720"/>
+      </w:pPr>
+      <w:r>
+        <w:rPr>
+          <w:lang w:val="id_ID" w:bidi="id_ID"/>
+        </w:rPr>
+      </w:r>
+      <w:r>
+        <w:rPr>
+          <w:lang w:val="id_ID" w:bidi="id_ID"/>
+        </w:rPr>
+        <w:t>Ester menaati Allah dan mempertaruhkan nyawanya demi menyelamatkan bangsanya, orang-orang Yahudi.</w:t>
+      </w:r>
+    </w:p>
+    <w:p>
+      <w:pPr>
+        <w:pStyle w:val="ListBullet"/>
+        <w:spacing w:line="240" w:lineRule="auto"/>
+        <w:ind w:left="720"/>
+      </w:pPr>
+      <w:r>
+        <w:rPr>
+          <w:lang w:val="id_ID" w:bidi="id_ID"/>
+        </w:rPr>
+      </w:r>
+      <w:r>
+        <w:rPr>
+          <w:lang w:val="id_ID" w:bidi="id_ID"/>
+        </w:rPr>
+        <w:t>Kisah Ester menggambarkan kedaulatan Allah yang mengendalikan peristiwa-peristiwa sejarah, khususnya bagaimana Ia melindungi umat-Nya dan bekerja melalui orang-orang yang menaati-Nya.</w:t>
+      </w:r>
+    </w:p>
+    <w:p>
+      <w:pPr/>
+      <w:r>
+        <w:rPr>
+          <w:lang w:val="id_ID" w:bidi="id_ID"/>
+        </w:rPr>
+      </w:r>
+      <w:r>
+        <w:rPr>
+          <w:lang w:val="id_ID" w:bidi="id_ID"/>
+        </w:rPr>
+        <w:t>(Saran terjemahan: Cara Menerjemahkan Nama)</w:t>
+      </w:r>
+    </w:p>
+    <w:p>
+      <w:pPr/>
+      <w:r>
+        <w:rPr>
+          <w:lang w:val="id_ID" w:bidi="id_ID"/>
+        </w:rPr>
+      </w:r>
+      <w:r>
+        <w:rPr>
+          <w:lang w:val="id_ID" w:bidi="id_ID"/>
+        </w:rPr>
+        <w:t xml:space="preserve">(Lihat juga: </w:t>
+      </w:r>
+      <w:r>
+        <w:rPr>
+          <w:lang w:val="id_ID" w:bidi="id_ID"/>
+        </w:rPr>
+        <w:t>Ahasyweros</w:t>
+      </w:r>
+      <w:r>
+        <w:rPr>
+          <w:lang w:val="id_ID" w:bidi="id_ID"/>
+        </w:rPr>
+        <w:t xml:space="preserve">, </w:t>
+      </w:r>
+      <w:r>
+        <w:rPr>
+          <w:lang w:val="id_ID" w:bidi="id_ID"/>
+        </w:rPr>
+        <w:t>Mordekhai</w:t>
+      </w:r>
+      <w:r>
+        <w:rPr>
+          <w:lang w:val="id_ID" w:bidi="id_ID"/>
+        </w:rPr>
+        <w:t xml:space="preserve">, </w:t>
+      </w:r>
+      <w:r>
+        <w:rPr>
+          <w:lang w:val="id_ID" w:bidi="id_ID"/>
+        </w:rPr>
+        <w:t>Persia</w:t>
+      </w:r>
+      <w:r>
+        <w:rPr>
+          <w:lang w:val="id_ID" w:bidi="id_ID"/>
+        </w:rPr>
+        <w:t>)</w:t>
+      </w:r>
+    </w:p>
+    <w:p>
+      <w:pPr>
+        <w:pStyle w:val="Heading3"/>
+      </w:pPr>
+      <w:r>
+        <w:rPr>
+          <w:lang w:val="id_ID" w:bidi="id_ID"/>
+        </w:rPr>
+        <w:t>Rujukan Alkitab:</w:t>
+      </w:r>
+    </w:p>
+    <w:p>
+      <w:pPr>
+        <w:pStyle w:val="ListBullet"/>
+        <w:spacing w:line="240" w:lineRule="auto"/>
+        <w:ind w:left="720"/>
+      </w:pPr>
+      <w:r>
+        <w:rPr>
+          <w:lang w:val="id_ID" w:bidi="id_ID"/>
+        </w:rPr>
+      </w:r>
+      <w:r>
+        <w:rPr>
+          <w:lang w:val="id_ID" w:bidi="id_ID"/>
+        </w:rPr>
+        <w:t>Ester 2:7</w:t>
+      </w:r>
+    </w:p>
+    <w:p>
+      <w:pPr>
+        <w:pStyle w:val="ListBullet"/>
+        <w:spacing w:line="240" w:lineRule="auto"/>
+        <w:ind w:left="720"/>
+      </w:pPr>
+      <w:r>
+        <w:rPr>
+          <w:lang w:val="id_ID" w:bidi="id_ID"/>
+        </w:rPr>
+      </w:r>
+      <w:r>
+        <w:rPr>
+          <w:lang w:val="id_ID" w:bidi="id_ID"/>
+        </w:rPr>
+        <w:t>Ester 2:15</w:t>
+      </w:r>
+    </w:p>
+    <w:p>
+      <w:pPr>
+        <w:pStyle w:val="ListBullet"/>
+        <w:spacing w:line="240" w:lineRule="auto"/>
+        <w:ind w:left="720"/>
+      </w:pPr>
+      <w:r>
+        <w:rPr>
+          <w:lang w:val="id_ID" w:bidi="id_ID"/>
+        </w:rPr>
+      </w:r>
+      <w:r>
+        <w:rPr>
+          <w:lang w:val="id_ID" w:bidi="id_ID"/>
+        </w:rPr>
+        <w:t>Ester 7:1</w:t>
+      </w:r>
+    </w:p>
+    <w:p>
+      <w:pPr>
+        <w:pStyle w:val="ListBullet"/>
+        <w:spacing w:line="240" w:lineRule="auto"/>
+        <w:ind w:left="720"/>
+      </w:pPr>
+      <w:r>
+        <w:rPr>
+          <w:lang w:val="id_ID" w:bidi="id_ID"/>
+        </w:rPr>
+      </w:r>
+      <w:r>
+        <w:rPr>
+          <w:lang w:val="id_ID" w:bidi="id_ID"/>
+        </w:rPr>
+        <w:t>Ester 8:2</w:t>
+      </w:r>
+    </w:p>
+    <w:p>
+      <w:pPr>
+        <w:pStyle w:val="Heading3"/>
+      </w:pPr>
+      <w:r>
+        <w:rPr>
+          <w:lang w:val="id_ID" w:bidi="id_ID"/>
+        </w:rPr>
         <w:t>Data Kata:</w:t>
       </w:r>
     </w:p>
@@ -4259,7 +6518,7 @@
         <w:rPr>
           <w:lang w:val="id_ID" w:bidi="id_ID"/>
         </w:rPr>
-        <w:t>Strong’s: H0452, G22430</w:t>
+        <w:t>Strong’s: H0635</w:t>
       </w:r>
       <w:r>
         <w:rPr>
@@ -4288,7 +6547,7 @@
         <w:rPr>
           <w:lang w:val="id_ID" w:bidi="id_ID"/>
         </w:rPr>
-        <w:t>Elisa</w:t>
+        <w:t>Etiopia</w:t>
       </w:r>
       <w:r>
         <w:rPr>
@@ -4318,7 +6577,79 @@
         <w:rPr>
           <w:lang w:val="id_ID" w:bidi="id_ID"/>
         </w:rPr>
-        <w:t>Elisa adalah seorang nabi di Israel pada masa pemerintahan beberapa raja Israel: Ahab, Ahazia, Yoram, Yehu, Yoahaz, dan Yoas.</w:t>
+        <w:t>Etiopia adalah sebuah negara di Afrika yang terletak tepat di sebelah selatan Mesir, berbatasan dengan Sungai Nil di barat dan Laut Merah di timur. Seseorang dari Etiopia adalah “orang Etiopia”.</w:t>
+      </w:r>
+    </w:p>
+    <w:p>
+      <w:pPr>
+        <w:pStyle w:val="ListBullet"/>
+        <w:spacing w:line="240" w:lineRule="auto"/>
+        <w:ind w:left="720"/>
+      </w:pPr>
+      <w:r>
+        <w:rPr>
+          <w:lang w:val="id_ID" w:bidi="id_ID"/>
+        </w:rPr>
+      </w:r>
+      <w:r>
+        <w:rPr>
+          <w:lang w:val="id_ID" w:bidi="id_ID"/>
+        </w:rPr>
+        <w:t>Etiopia kuno terletak di selatan Mesir dan mencakup wilayah yang kini menjadi bagian dari beberapa negara Afrika modern, seperti Sudan, Etiopia modern, Somalia, Kenya, Uganda, Republik Afrika Tengah, dan Chad.</w:t>
+      </w:r>
+    </w:p>
+    <w:p>
+      <w:pPr>
+        <w:pStyle w:val="ListBullet"/>
+        <w:spacing w:line="240" w:lineRule="auto"/>
+        <w:ind w:left="720"/>
+      </w:pPr>
+      <w:r>
+        <w:rPr>
+          <w:lang w:val="id_ID" w:bidi="id_ID"/>
+        </w:rPr>
+      </w:r>
+      <w:r>
+        <w:rPr>
+          <w:lang w:val="id_ID" w:bidi="id_ID"/>
+        </w:rPr>
+        <w:t>Dalam Alkitab, Etiopia terkadang disebut “Kush” atau “Nubia”.</w:t>
+      </w:r>
+    </w:p>
+    <w:p>
+      <w:pPr>
+        <w:pStyle w:val="ListBullet"/>
+        <w:spacing w:line="240" w:lineRule="auto"/>
+        <w:ind w:left="720"/>
+      </w:pPr>
+      <w:r>
+        <w:rPr>
+          <w:lang w:val="id_ID" w:bidi="id_ID"/>
+        </w:rPr>
+      </w:r>
+      <w:r>
+        <w:rPr>
+          <w:lang w:val="id_ID" w:bidi="id_ID"/>
+        </w:rPr>
+        <w:t>Negara-negara Etiopia (“Kush”) dan Mesir sering disebutkan bersamaan dalam Alkitab, mungkin karena letaknya bersebelahan dan masyarakatnya mungkin mempunyai nenek moyang yang sama.</w:t>
+      </w:r>
+    </w:p>
+    <w:p>
+      <w:pPr>
+        <w:pStyle w:val="ListBullet"/>
+        <w:spacing w:line="240" w:lineRule="auto"/>
+        <w:ind w:left="720"/>
+      </w:pPr>
+      <w:r>
+        <w:rPr>
+          <w:lang w:val="id_ID" w:bidi="id_ID"/>
+        </w:rPr>
+      </w:r>
+      <w:r>
+        <w:rPr>
+          <w:lang w:val="id_ID" w:bidi="id_ID"/>
+        </w:rPr>
+        <w:t>Allah mengutus penginjil Filipus ke satu padang gurun di mana dia membagikan kabar baik tentang Yesus kepada seorang sida-sida Etiopia.</w:t>
       </w:r>
     </w:p>
     <w:p>
@@ -4332,43 +6663,7 @@
         <w:rPr>
           <w:lang w:val="id_ID" w:bidi="id_ID"/>
         </w:rPr>
-        <w:t>*Allah memerintahkan nabi Elia untuk mengurapi Elisa sebagai nabi.</w:t>
-      </w:r>
-    </w:p>
-    <w:p>
-      <w:pPr>
-        <w:pStyle w:val="ListBullet"/>
-        <w:spacing w:line="240" w:lineRule="auto"/>
-        <w:ind w:left="720"/>
-      </w:pPr>
-      <w:r>
-        <w:rPr>
-          <w:lang w:val="id_ID" w:bidi="id_ID"/>
-        </w:rPr>
-      </w:r>
-      <w:r>
-        <w:rPr>
-          <w:lang w:val="id_ID" w:bidi="id_ID"/>
-        </w:rPr>
-        <w:t>Ketika Elia diangkat ke surga dengan kereta yang menyala, Elisa menjadi nabi Allah bagi raja-raja Israel.</w:t>
-      </w:r>
-    </w:p>
-    <w:p>
-      <w:pPr>
-        <w:pStyle w:val="ListBullet"/>
-        <w:spacing w:line="240" w:lineRule="auto"/>
-        <w:ind w:left="720"/>
-      </w:pPr>
-      <w:r>
-        <w:rPr>
-          <w:lang w:val="id_ID" w:bidi="id_ID"/>
-        </w:rPr>
-      </w:r>
-      <w:r>
-        <w:rPr>
-          <w:lang w:val="id_ID" w:bidi="id_ID"/>
-        </w:rPr>
-        <w:t>Elisa melakukan banyak mukjizat, termasuk menyembuhkan seorang laki-laki asal Siria yang menderita kusta dan membangkitkan anak seorang perempuan dari Sunem dari kematian.</w:t>
+        <w:t>(Saran terjemahan: Bagaimana menerjemahkan nama-nama)</w:t>
       </w:r>
     </w:p>
     <w:p>
@@ -4382,7 +6677,231 @@
         <w:rPr>
           <w:lang w:val="id_ID" w:bidi="id_ID"/>
         </w:rPr>
-        <w:t>(Saran terjemahan: Bagaimana menerjemahkan nama-nama)</w:t>
+        <w:t xml:space="preserve">(Lihat juga: </w:t>
+      </w:r>
+      <w:r>
+        <w:rPr>
+          <w:lang w:val="id_ID" w:bidi="id_ID"/>
+        </w:rPr>
+        <w:t>Cush</w:t>
+      </w:r>
+      <w:r>
+        <w:rPr>
+          <w:lang w:val="id_ID" w:bidi="id_ID"/>
+        </w:rPr>
+        <w:t xml:space="preserve">, </w:t>
+      </w:r>
+      <w:r>
+        <w:rPr>
+          <w:lang w:val="id_ID" w:bidi="id_ID"/>
+        </w:rPr>
+        <w:t>Egypt</w:t>
+      </w:r>
+      <w:r>
+        <w:rPr>
+          <w:lang w:val="id_ID" w:bidi="id_ID"/>
+        </w:rPr>
+        <w:t xml:space="preserve">, </w:t>
+      </w:r>
+      <w:r>
+        <w:rPr>
+          <w:lang w:val="id_ID" w:bidi="id_ID"/>
+        </w:rPr>
+        <w:t>eunuch</w:t>
+      </w:r>
+      <w:r>
+        <w:rPr>
+          <w:lang w:val="id_ID" w:bidi="id_ID"/>
+        </w:rPr>
+        <w:t xml:space="preserve">, </w:t>
+      </w:r>
+      <w:r>
+        <w:rPr>
+          <w:lang w:val="id_ID" w:bidi="id_ID"/>
+        </w:rPr>
+        <w:t>Philip</w:t>
+      </w:r>
+      <w:r>
+        <w:rPr>
+          <w:lang w:val="id_ID" w:bidi="id_ID"/>
+        </w:rPr>
+        <w:t>)</w:t>
+      </w:r>
+    </w:p>
+    <w:p>
+      <w:pPr>
+        <w:pStyle w:val="Heading3"/>
+      </w:pPr>
+      <w:r>
+        <w:rPr>
+          <w:lang w:val="id_ID" w:bidi="id_ID"/>
+        </w:rPr>
+        <w:t>Bible References:</w:t>
+      </w:r>
+    </w:p>
+    <w:p>
+      <w:pPr>
+        <w:pStyle w:val="ListBullet"/>
+        <w:spacing w:line="240" w:lineRule="auto"/>
+        <w:ind w:left="720"/>
+      </w:pPr>
+      <w:r>
+        <w:rPr>
+          <w:lang w:val="id_ID" w:bidi="id_ID"/>
+        </w:rPr>
+      </w:r>
+      <w:r>
+        <w:rPr>
+          <w:lang w:val="id_ID" w:bidi="id_ID"/>
+        </w:rPr>
+        <w:t>Kisah Para Rasul 8:27</w:t>
+      </w:r>
+    </w:p>
+    <w:p>
+      <w:pPr>
+        <w:pStyle w:val="ListBullet"/>
+        <w:spacing w:line="240" w:lineRule="auto"/>
+        <w:ind w:left="720"/>
+      </w:pPr>
+      <w:r>
+        <w:rPr>
+          <w:lang w:val="id_ID" w:bidi="id_ID"/>
+        </w:rPr>
+      </w:r>
+      <w:r>
+        <w:rPr>
+          <w:lang w:val="id_ID" w:bidi="id_ID"/>
+        </w:rPr>
+        <w:t>Kisah Para Rasul 8:30</w:t>
+      </w:r>
+    </w:p>
+    <w:p>
+      <w:pPr>
+        <w:pStyle w:val="ListBullet"/>
+        <w:spacing w:line="240" w:lineRule="auto"/>
+        <w:ind w:left="720"/>
+      </w:pPr>
+      <w:r>
+        <w:rPr>
+          <w:lang w:val="id_ID" w:bidi="id_ID"/>
+        </w:rPr>
+      </w:r>
+      <w:r>
+        <w:rPr>
+          <w:lang w:val="id_ID" w:bidi="id_ID"/>
+        </w:rPr>
+        <w:t>Kisah Para Rasul 8:32–33</w:t>
+      </w:r>
+    </w:p>
+    <w:p>
+      <w:pPr>
+        <w:pStyle w:val="ListBullet"/>
+        <w:spacing w:line="240" w:lineRule="auto"/>
+        <w:ind w:left="720"/>
+      </w:pPr>
+      <w:r>
+        <w:rPr>
+          <w:lang w:val="id_ID" w:bidi="id_ID"/>
+        </w:rPr>
+      </w:r>
+      <w:r>
+        <w:rPr>
+          <w:lang w:val="id_ID" w:bidi="id_ID"/>
+        </w:rPr>
+        <w:t>Kisah Para Rasul 8:36–38</w:t>
+      </w:r>
+    </w:p>
+    <w:p>
+      <w:pPr>
+        <w:pStyle w:val="ListBullet"/>
+        <w:spacing w:line="240" w:lineRule="auto"/>
+        <w:ind w:left="720"/>
+      </w:pPr>
+      <w:r>
+        <w:rPr>
+          <w:lang w:val="id_ID" w:bidi="id_ID"/>
+        </w:rPr>
+      </w:r>
+      <w:r>
+        <w:rPr>
+          <w:lang w:val="id_ID" w:bidi="id_ID"/>
+        </w:rPr>
+        <w:t>Yesaya 18:1–2</w:t>
+      </w:r>
+    </w:p>
+    <w:p>
+      <w:pPr>
+        <w:pStyle w:val="ListBullet"/>
+        <w:spacing w:line="240" w:lineRule="auto"/>
+        <w:ind w:left="720"/>
+      </w:pPr>
+      <w:r>
+        <w:rPr>
+          <w:lang w:val="id_ID" w:bidi="id_ID"/>
+        </w:rPr>
+      </w:r>
+      <w:r>
+        <w:rPr>
+          <w:lang w:val="id_ID" w:bidi="id_ID"/>
+        </w:rPr>
+        <w:t>Nahum 3:9</w:t>
+      </w:r>
+    </w:p>
+    <w:p>
+      <w:pPr>
+        <w:pStyle w:val="ListBullet"/>
+        <w:spacing w:line="240" w:lineRule="auto"/>
+        <w:ind w:left="720"/>
+      </w:pPr>
+      <w:r>
+        <w:rPr>
+          <w:lang w:val="id_ID" w:bidi="id_ID"/>
+        </w:rPr>
+      </w:r>
+      <w:r>
+        <w:rPr>
+          <w:lang w:val="id_ID" w:bidi="id_ID"/>
+        </w:rPr>
+        <w:t>Zefanya 3:9–11</w:t>
+      </w:r>
+    </w:p>
+    <w:p>
+      <w:pPr>
+        <w:pStyle w:val="Heading3"/>
+      </w:pPr>
+      <w:r>
+        <w:rPr>
+          <w:lang w:val="id_ID" w:bidi="id_ID"/>
+        </w:rPr>
+        <w:t>Data Kata:</w:t>
+      </w:r>
+    </w:p>
+    <w:p>
+      <w:pPr>
+        <w:pStyle w:val="ListBullet"/>
+        <w:spacing w:line="240" w:lineRule="auto"/>
+        <w:ind w:left="720"/>
+      </w:pPr>
+      <w:r>
+        <w:rPr>
+          <w:lang w:val="id_ID" w:bidi="id_ID"/>
+        </w:rPr>
+      </w:r>
+      <w:r>
+        <w:rPr>
+          <w:lang w:val="id_ID" w:bidi="id_ID"/>
+        </w:rPr>
+        <w:t>Strong’s: G01280</w:t>
+      </w:r>
+      <w:r>
+        <w:rPr>
+          <w:lang w:val="id_ID" w:bidi="id_ID"/>
+        </w:rPr>
+      </w:r>
+      <w:r>
+        <w:rPr>
+          <w:lang w:val="id_ID" w:bidi="id_ID"/>
+        </w:rPr>
       </w:r>
     </w:p>
     <w:p>
@@ -4392,6 +6911,137 @@
           <w:lang w:val="id_ID" w:bidi="id_ID"/>
         </w:rPr>
       </w:r>
+    </w:p>
+    <w:p>
+      <w:pPr>
+        <w:pStyle w:val="Heading2"/>
+      </w:pPr>
+      <w:r>
+        <w:rPr>
+          <w:lang w:val="id_ID" w:bidi="id_ID"/>
+        </w:rPr>
+        <w:t>Ezra</w:t>
+      </w:r>
+      <w:r>
+        <w:rPr>
+          <w:lang w:val="id_ID" w:bidi="id_ID"/>
+        </w:rPr>
+      </w:r>
+    </w:p>
+    <w:p>
+      <w:pPr>
+        <w:pStyle w:val="Heading3"/>
+      </w:pPr>
+      <w:r>
+        <w:rPr>
+          <w:lang w:val="id_ID" w:bidi="id_ID"/>
+        </w:rPr>
+        <w:t>Fakta:</w:t>
+      </w:r>
+    </w:p>
+    <w:p>
+      <w:pPr/>
+      <w:r>
+        <w:rPr>
+          <w:lang w:val="id_ID" w:bidi="id_ID"/>
+        </w:rPr>
+      </w:r>
+      <w:r>
+        <w:rPr>
+          <w:lang w:val="id_ID" w:bidi="id_ID"/>
+        </w:rPr>
+        <w:t>Ezra adalah seorang imam Israel dan ahli dalam hukum Yahudi yang mencatat sejarah kembalinya orang-orang Israel ke Yerusalem dari Babel tempat Israel ditawan selama 70 tahun.</w:t>
+      </w:r>
+    </w:p>
+    <w:p>
+      <w:pPr/>
+      <w:r>
+        <w:rPr>
+          <w:lang w:val="id_ID" w:bidi="id_ID"/>
+        </w:rPr>
+      </w:r>
+      <w:r>
+        <w:rPr>
+          <w:lang w:val="id_ID" w:bidi="id_ID"/>
+        </w:rPr>
+        <w:t>*Ezra mencatat bagian sejarah Israel ini dalam kitab Ezra dalam Alkitab. Dia mungkin juga yang menulis kitab Nehemia, karena kedua kitab ini awalnya merupakan satu kitab.</w:t>
+      </w:r>
+    </w:p>
+    <w:p>
+      <w:pPr>
+        <w:pStyle w:val="ListBullet"/>
+        <w:spacing w:line="240" w:lineRule="auto"/>
+        <w:ind w:left="720"/>
+      </w:pPr>
+      <w:r>
+        <w:rPr>
+          <w:lang w:val="id_ID" w:bidi="id_ID"/>
+        </w:rPr>
+      </w:r>
+      <w:r>
+        <w:rPr>
+          <w:lang w:val="id_ID" w:bidi="id_ID"/>
+        </w:rPr>
+        <w:t>Ketika Ezra kembali ke Yerusalem, dia menegakkan kembali Hukum, karena orang Israel sudah tidak lagi menaati hukum Sabat dan menikah dengan perempuan-perempuan yang menganut agama kafir.</w:t>
+      </w:r>
+    </w:p>
+    <w:p>
+      <w:pPr>
+        <w:pStyle w:val="ListBullet"/>
+        <w:spacing w:line="240" w:lineRule="auto"/>
+        <w:ind w:left="720"/>
+      </w:pPr>
+      <w:r>
+        <w:rPr>
+          <w:lang w:val="id_ID" w:bidi="id_ID"/>
+        </w:rPr>
+      </w:r>
+      <w:r>
+        <w:rPr>
+          <w:lang w:val="id_ID" w:bidi="id_ID"/>
+        </w:rPr>
+        <w:t>Ezra juga membantu membangun kembali bait suci, yang telah dihancurkan oleh orang-orang Babel ketika mereka merebut Yerusalem.</w:t>
+      </w:r>
+    </w:p>
+    <w:p>
+      <w:pPr>
+        <w:pStyle w:val="ListBullet"/>
+        <w:spacing w:line="240" w:lineRule="auto"/>
+        <w:ind w:left="720"/>
+      </w:pPr>
+      <w:r>
+        <w:rPr>
+          <w:lang w:val="id_ID" w:bidi="id_ID"/>
+        </w:rPr>
+      </w:r>
+      <w:r>
+        <w:rPr>
+          <w:lang w:val="id_ID" w:bidi="id_ID"/>
+        </w:rPr>
+        <w:t>Ada dua laki-laki lain bernama Ezra yang disebutkan dalam Perjanjian Lama.</w:t>
+      </w:r>
+    </w:p>
+    <w:p>
+      <w:pPr/>
+      <w:r>
+        <w:rPr>
+          <w:lang w:val="id_ID" w:bidi="id_ID"/>
+        </w:rPr>
+      </w:r>
+      <w:r>
+        <w:rPr>
+          <w:lang w:val="id_ID" w:bidi="id_ID"/>
+        </w:rPr>
+        <w:t>((Saran terjemahan: Cara Menerjemahkan Nama)</w:t>
+      </w:r>
+    </w:p>
+    <w:p>
+      <w:pPr/>
+      <w:r>
+        <w:rPr>
+          <w:lang w:val="id_ID" w:bidi="id_ID"/>
+        </w:rPr>
+      </w:r>
       <w:r>
         <w:rPr>
           <w:lang w:val="id_ID" w:bidi="id_ID"/>
@@ -4402,7 +7052,7 @@
         <w:rPr>
           <w:lang w:val="id_ID" w:bidi="id_ID"/>
         </w:rPr>
-        <w:t>Elijah</w:t>
+        <w:t>Babylon</w:t>
       </w:r>
       <w:r>
         <w:rPr>
@@ -4414,7 +7064,7 @@
         <w:rPr>
           <w:lang w:val="id_ID" w:bidi="id_ID"/>
         </w:rPr>
-        <w:t>Naaman</w:t>
+        <w:t>exile</w:t>
       </w:r>
       <w:r>
         <w:rPr>
@@ -4426,7 +7076,43 @@
         <w:rPr>
           <w:lang w:val="id_ID" w:bidi="id_ID"/>
         </w:rPr>
-        <w:t>prophet</w:t>
+        <w:t>Jerusalem</w:t>
+      </w:r>
+      <w:r>
+        <w:rPr>
+          <w:lang w:val="id_ID" w:bidi="id_ID"/>
+        </w:rPr>
+        <w:t xml:space="preserve">, </w:t>
+      </w:r>
+      <w:r>
+        <w:rPr>
+          <w:lang w:val="id_ID" w:bidi="id_ID"/>
+        </w:rPr>
+        <w:t>law</w:t>
+      </w:r>
+      <w:r>
+        <w:rPr>
+          <w:lang w:val="id_ID" w:bidi="id_ID"/>
+        </w:rPr>
+        <w:t xml:space="preserve">, </w:t>
+      </w:r>
+      <w:r>
+        <w:rPr>
+          <w:lang w:val="id_ID" w:bidi="id_ID"/>
+        </w:rPr>
+        <w:t>Nehemiah</w:t>
+      </w:r>
+      <w:r>
+        <w:rPr>
+          <w:lang w:val="id_ID" w:bidi="id_ID"/>
+        </w:rPr>
+        <w:t xml:space="preserve">, </w:t>
+      </w:r>
+      <w:r>
+        <w:rPr>
+          <w:lang w:val="id_ID" w:bidi="id_ID"/>
+        </w:rPr>
+        <w:t>temple</w:t>
       </w:r>
       <w:r>
         <w:rPr>
@@ -4443,2809 +7129,6 @@
         <w:rPr>
           <w:lang w:val="id_ID" w:bidi="id_ID"/>
         </w:rPr>
-        <w:t>Rujukan Alkitab:</w:t>
-      </w:r>
-    </w:p>
-    <w:p>
-      <w:pPr>
-        <w:pStyle w:val="ListBullet"/>
-        <w:spacing w:line="240" w:lineRule="auto"/>
-        <w:ind w:left="720"/>
-      </w:pPr>
-      <w:r>
-        <w:rPr>
-          <w:lang w:val="id_ID" w:bidi="id_ID"/>
-        </w:rPr>
-      </w:r>
-      <w:hyperlink r:id="rId54">
-        <w:r>
-          <w:rPr>
-            <w:lang w:val="id_ID" w:bidi="id_ID"/>
-          </w:rPr>
-          <w:rPr>
-            <w:color w:val="0000EE"/>
-            <w:u w:val="single"/>
-          </w:rPr>
-          <w:t>1 Raja-Raja 19:15–16</w:t>
-        </w:r>
-      </w:hyperlink>
-    </w:p>
-    <w:p>
-      <w:pPr>
-        <w:pStyle w:val="ListBullet"/>
-        <w:spacing w:line="240" w:lineRule="auto"/>
-        <w:ind w:left="720"/>
-      </w:pPr>
-      <w:r>
-        <w:rPr>
-          <w:lang w:val="id_ID" w:bidi="id_ID"/>
-        </w:rPr>
-      </w:r>
-      <w:hyperlink r:id="rId55">
-        <w:r>
-          <w:rPr>
-            <w:lang w:val="id_ID" w:bidi="id_ID"/>
-          </w:rPr>
-          <w:rPr>
-            <w:color w:val="0000EE"/>
-            <w:u w:val="single"/>
-          </w:rPr>
-          <w:t>2 Raja-Raja 3:15</w:t>
-        </w:r>
-      </w:hyperlink>
-    </w:p>
-    <w:p>
-      <w:pPr>
-        <w:pStyle w:val="ListBullet"/>
-        <w:spacing w:line="240" w:lineRule="auto"/>
-        <w:ind w:left="720"/>
-      </w:pPr>
-      <w:r>
-        <w:rPr>
-          <w:lang w:val="id_ID" w:bidi="id_ID"/>
-        </w:rPr>
-      </w:r>
-      <w:hyperlink r:id="rId55">
-        <w:r>
-          <w:rPr>
-            <w:lang w:val="id_ID" w:bidi="id_ID"/>
-          </w:rPr>
-          <w:rPr>
-            <w:color w:val="0000EE"/>
-            <w:u w:val="single"/>
-          </w:rPr>
-          <w:t>2 Raja-Raja 5:8</w:t>
-        </w:r>
-      </w:hyperlink>
-    </w:p>
-    <w:p>
-      <w:pPr>
-        <w:pStyle w:val="ListBullet"/>
-        <w:spacing w:line="240" w:lineRule="auto"/>
-        <w:ind w:left="720"/>
-      </w:pPr>
-      <w:r>
-        <w:rPr>
-          <w:lang w:val="id_ID" w:bidi="id_ID"/>
-        </w:rPr>
-      </w:r>
-      <w:hyperlink r:id="rId60">
-        <w:r>
-          <w:rPr>
-            <w:lang w:val="id_ID" w:bidi="id_ID"/>
-          </w:rPr>
-          <w:rPr>
-            <w:color w:val="0000EE"/>
-            <w:u w:val="single"/>
-          </w:rPr>
-          <w:t>Lukas 4:25</w:t>
-        </w:r>
-      </w:hyperlink>
-    </w:p>
-    <w:p>
-      <w:pPr>
-        <w:pStyle w:val="Heading3"/>
-      </w:pPr>
-      <w:r>
-        <w:rPr>
-          <w:lang w:val="id_ID" w:bidi="id_ID"/>
-        </w:rPr>
-        <w:t>Data Kata:</w:t>
-      </w:r>
-    </w:p>
-    <w:p>
-      <w:pPr>
-        <w:pStyle w:val="ListBullet"/>
-        <w:spacing w:line="240" w:lineRule="auto"/>
-        <w:ind w:left="720"/>
-      </w:pPr>
-      <w:r>
-        <w:rPr>
-          <w:lang w:val="id_ID" w:bidi="id_ID"/>
-        </w:rPr>
-      </w:r>
-      <w:r>
-        <w:rPr>
-          <w:lang w:val="id_ID" w:bidi="id_ID"/>
-        </w:rPr>
-        <w:t>Strong’s: H0477</w:t>
-      </w:r>
-      <w:r>
-        <w:rPr>
-          <w:lang w:val="id_ID" w:bidi="id_ID"/>
-        </w:rPr>
-      </w:r>
-      <w:r>
-        <w:rPr>
-          <w:lang w:val="id_ID" w:bidi="id_ID"/>
-        </w:rPr>
-      </w:r>
-    </w:p>
-    <w:p>
-      <w:pPr/>
-      <w:r>
-        <w:rPr>
-          <w:lang w:val="id_ID" w:bidi="id_ID"/>
-        </w:rPr>
-      </w:r>
-    </w:p>
-    <w:p>
-      <w:pPr>
-        <w:pStyle w:val="Heading2"/>
-      </w:pPr>
-      <w:r>
-        <w:rPr>
-          <w:lang w:val="id_ID" w:bidi="id_ID"/>
-        </w:rPr>
-        <w:t>Elisabet</w:t>
-      </w:r>
-      <w:r>
-        <w:rPr>
-          <w:lang w:val="id_ID" w:bidi="id_ID"/>
-        </w:rPr>
-      </w:r>
-    </w:p>
-    <w:p>
-      <w:pPr>
-        <w:pStyle w:val="Heading3"/>
-      </w:pPr>
-      <w:r>
-        <w:rPr>
-          <w:lang w:val="id_ID" w:bidi="id_ID"/>
-        </w:rPr>
-        <w:t>Fakta:</w:t>
-      </w:r>
-    </w:p>
-    <w:p>
-      <w:pPr/>
-      <w:r>
-        <w:rPr>
-          <w:lang w:val="id_ID" w:bidi="id_ID"/>
-        </w:rPr>
-      </w:r>
-      <w:r>
-        <w:rPr>
-          <w:lang w:val="id_ID" w:bidi="id_ID"/>
-        </w:rPr>
-        <w:t>Elisabet adalah ibu dari Yohanes Pembaptis. Nama suaminya adalah Zakharia.</w:t>
-      </w:r>
-    </w:p>
-    <w:p>
-      <w:pPr/>
-      <w:r>
-        <w:rPr>
-          <w:lang w:val="id_ID" w:bidi="id_ID"/>
-        </w:rPr>
-      </w:r>
-      <w:r>
-        <w:rPr>
-          <w:lang w:val="id_ID" w:bidi="id_ID"/>
-        </w:rPr>
-        <w:t>*Zakharia dan Elisabet tidak pernah bisa mempunyai anak, namun di usia tua mereka, Allah berjanji kepada Zakharia bahwa Elisabet akan melahirkan seorang anak laki-laki untuknya.</w:t>
-      </w:r>
-    </w:p>
-    <w:p>
-      <w:pPr>
-        <w:pStyle w:val="ListBullet"/>
-        <w:spacing w:line="240" w:lineRule="auto"/>
-        <w:ind w:left="720"/>
-      </w:pPr>
-      <w:r>
-        <w:rPr>
-          <w:lang w:val="id_ID" w:bidi="id_ID"/>
-        </w:rPr>
-      </w:r>
-      <w:r>
-        <w:rPr>
-          <w:lang w:val="id_ID" w:bidi="id_ID"/>
-        </w:rPr>
-        <w:t>Allah menepati janji-Nya, dan tak lama kemudian Elisabet dapat mengandung, dan dia melahirkan seorang putra. Mereka menamai bayi itu Yohanes.</w:t>
-      </w:r>
-    </w:p>
-    <w:p>
-      <w:pPr>
-        <w:pStyle w:val="ListBullet"/>
-        <w:spacing w:line="240" w:lineRule="auto"/>
-        <w:ind w:left="720"/>
-      </w:pPr>
-      <w:r>
-        <w:rPr>
-          <w:lang w:val="id_ID" w:bidi="id_ID"/>
-        </w:rPr>
-      </w:r>
-      <w:r>
-        <w:rPr>
-          <w:lang w:val="id_ID" w:bidi="id_ID"/>
-        </w:rPr>
-        <w:t>Elisabet juga adalah kerabat Maria, ibu Yesus.</w:t>
-      </w:r>
-    </w:p>
-    <w:p>
-      <w:pPr/>
-      <w:r>
-        <w:rPr>
-          <w:lang w:val="id_ID" w:bidi="id_ID"/>
-        </w:rPr>
-      </w:r>
-      <w:r>
-        <w:rPr>
-          <w:lang w:val="id_ID" w:bidi="id_ID"/>
-        </w:rPr>
-        <w:t>(Saran terjemahan: Bagaimana menerjemahkan nama-nama)</w:t>
-      </w:r>
-    </w:p>
-    <w:p>
-      <w:pPr/>
-      <w:r>
-        <w:rPr>
-          <w:lang w:val="id_ID" w:bidi="id_ID"/>
-        </w:rPr>
-      </w:r>
-      <w:r>
-        <w:rPr>
-          <w:lang w:val="id_ID" w:bidi="id_ID"/>
-        </w:rPr>
-        <w:t xml:space="preserve">(Lihat juga: </w:t>
-      </w:r>
-      <w:r>
-        <w:rPr>
-          <w:lang w:val="id_ID" w:bidi="id_ID"/>
-        </w:rPr>
-        <w:t>John (the Baptist)</w:t>
-      </w:r>
-      <w:r>
-        <w:rPr>
-          <w:lang w:val="id_ID" w:bidi="id_ID"/>
-        </w:rPr>
-        <w:t xml:space="preserve">, </w:t>
-      </w:r>
-      <w:r>
-        <w:rPr>
-          <w:lang w:val="id_ID" w:bidi="id_ID"/>
-        </w:rPr>
-        <w:t>Zechariah (NT)</w:t>
-      </w:r>
-      <w:r>
-        <w:rPr>
-          <w:lang w:val="id_ID" w:bidi="id_ID"/>
-        </w:rPr>
-        <w:t>)</w:t>
-      </w:r>
-    </w:p>
-    <w:p>
-      <w:pPr>
-        <w:pStyle w:val="Heading3"/>
-      </w:pPr>
-      <w:r>
-        <w:rPr>
-          <w:lang w:val="id_ID" w:bidi="id_ID"/>
-        </w:rPr>
-        <w:t>Referensi Alkitab:</w:t>
-      </w:r>
-    </w:p>
-    <w:p>
-      <w:pPr>
-        <w:pStyle w:val="ListBullet"/>
-        <w:spacing w:line="240" w:lineRule="auto"/>
-        <w:ind w:left="720"/>
-      </w:pPr>
-      <w:r>
-        <w:rPr>
-          <w:lang w:val="id_ID" w:bidi="id_ID"/>
-        </w:rPr>
-      </w:r>
-      <w:hyperlink r:id="rId61">
-        <w:r>
-          <w:rPr>
-            <w:lang w:val="id_ID" w:bidi="id_ID"/>
-          </w:rPr>
-          <w:rPr>
-            <w:color w:val="0000EE"/>
-            <w:u w:val="single"/>
-          </w:rPr>
-          <w:t>Lukas 1:5</w:t>
-        </w:r>
-      </w:hyperlink>
-    </w:p>
-    <w:p>
-      <w:pPr>
-        <w:pStyle w:val="ListBullet"/>
-        <w:spacing w:line="240" w:lineRule="auto"/>
-        <w:ind w:left="720"/>
-      </w:pPr>
-      <w:r>
-        <w:rPr>
-          <w:lang w:val="id_ID" w:bidi="id_ID"/>
-        </w:rPr>
-      </w:r>
-      <w:hyperlink r:id="rId62">
-        <w:r>
-          <w:rPr>
-            <w:lang w:val="id_ID" w:bidi="id_ID"/>
-          </w:rPr>
-          <w:rPr>
-            <w:color w:val="0000EE"/>
-            <w:u w:val="single"/>
-          </w:rPr>
-          <w:t>Lukas 1:24–25</w:t>
-        </w:r>
-      </w:hyperlink>
-    </w:p>
-    <w:p>
-      <w:pPr>
-        <w:pStyle w:val="ListBullet"/>
-        <w:spacing w:line="240" w:lineRule="auto"/>
-        <w:ind w:left="720"/>
-      </w:pPr>
-      <w:r>
-        <w:rPr>
-          <w:lang w:val="id_ID" w:bidi="id_ID"/>
-        </w:rPr>
-      </w:r>
-      <w:hyperlink r:id="rId63">
-        <w:r>
-          <w:rPr>
-            <w:lang w:val="id_ID" w:bidi="id_ID"/>
-          </w:rPr>
-          <w:rPr>
-            <w:color w:val="0000EE"/>
-            <w:u w:val="single"/>
-          </w:rPr>
-          <w:t>Lukas 1:41</w:t>
-        </w:r>
-      </w:hyperlink>
-    </w:p>
-    <w:p>
-      <w:pPr>
-        <w:pStyle w:val="Heading3"/>
-      </w:pPr>
-      <w:r>
-        <w:rPr>
-          <w:lang w:val="id_ID" w:bidi="id_ID"/>
-        </w:rPr>
-        <w:t>Data Kata:</w:t>
-      </w:r>
-    </w:p>
-    <w:p>
-      <w:pPr>
-        <w:pStyle w:val="ListBullet"/>
-        <w:spacing w:line="240" w:lineRule="auto"/>
-        <w:ind w:left="720"/>
-      </w:pPr>
-      <w:r>
-        <w:rPr>
-          <w:lang w:val="id_ID" w:bidi="id_ID"/>
-        </w:rPr>
-      </w:r>
-      <w:r>
-        <w:rPr>
-          <w:lang w:val="id_ID" w:bidi="id_ID"/>
-        </w:rPr>
-        <w:t>Strong’s: G16650</w:t>
-      </w:r>
-      <w:r>
-        <w:rPr>
-          <w:lang w:val="id_ID" w:bidi="id_ID"/>
-        </w:rPr>
-      </w:r>
-      <w:r>
-        <w:rPr>
-          <w:lang w:val="id_ID" w:bidi="id_ID"/>
-        </w:rPr>
-      </w:r>
-    </w:p>
-    <w:p>
-      <w:pPr/>
-      <w:r>
-        <w:rPr>
-          <w:lang w:val="id_ID" w:bidi="id_ID"/>
-        </w:rPr>
-      </w:r>
-    </w:p>
-    <w:p>
-      <w:pPr>
-        <w:pStyle w:val="Heading2"/>
-      </w:pPr>
-      <w:r>
-        <w:rPr>
-          <w:lang w:val="id_ID" w:bidi="id_ID"/>
-        </w:rPr>
-        <w:t>Elyakim</w:t>
-      </w:r>
-      <w:r>
-        <w:rPr>
-          <w:lang w:val="id_ID" w:bidi="id_ID"/>
-        </w:rPr>
-      </w:r>
-    </w:p>
-    <w:p>
-      <w:pPr>
-        <w:pStyle w:val="Heading3"/>
-      </w:pPr>
-      <w:r>
-        <w:rPr>
-          <w:lang w:val="id_ID" w:bidi="id_ID"/>
-        </w:rPr>
-        <w:t>Fakta:</w:t>
-      </w:r>
-    </w:p>
-    <w:p>
-      <w:pPr/>
-      <w:r>
-        <w:rPr>
-          <w:lang w:val="id_ID" w:bidi="id_ID"/>
-        </w:rPr>
-      </w:r>
-      <w:r>
-        <w:rPr>
-          <w:lang w:val="id_ID" w:bidi="id_ID"/>
-        </w:rPr>
-        <w:t>Elyakim adalah nama dua laki-laki dalam Perjanjian Lama.</w:t>
-      </w:r>
-    </w:p>
-    <w:p>
-      <w:pPr>
-        <w:pStyle w:val="ListBullet"/>
-        <w:spacing w:line="240" w:lineRule="auto"/>
-        <w:ind w:left="720"/>
-      </w:pPr>
-      <w:r>
-        <w:rPr>
-          <w:lang w:val="id_ID" w:bidi="id_ID"/>
-        </w:rPr>
-      </w:r>
-      <w:r>
-        <w:rPr>
-          <w:lang w:val="id_ID" w:bidi="id_ID"/>
-        </w:rPr>
-        <w:t>Seorang laki-laki bernama Elyakim adalah manajer istana di bawah Raja Hizkia.</w:t>
-      </w:r>
-    </w:p>
-    <w:p>
-      <w:pPr>
-        <w:pStyle w:val="ListBullet"/>
-        <w:spacing w:line="240" w:lineRule="auto"/>
-        <w:ind w:left="720"/>
-      </w:pPr>
-      <w:r>
-        <w:rPr>
-          <w:lang w:val="id_ID" w:bidi="id_ID"/>
-        </w:rPr>
-      </w:r>
-      <w:r>
-        <w:rPr>
-          <w:lang w:val="id_ID" w:bidi="id_ID"/>
-        </w:rPr>
-        <w:t>Yang lain yang bernama Elyakim adalah putra Raja Yosia. Ia diangkat menjadi raja Yehuda oleh firaun Mesir Necho.</w:t>
-      </w:r>
-    </w:p>
-    <w:p>
-      <w:pPr>
-        <w:pStyle w:val="ListBullet"/>
-        <w:spacing w:line="240" w:lineRule="auto"/>
-        <w:ind w:left="720"/>
-      </w:pPr>
-      <w:r>
-        <w:rPr>
-          <w:lang w:val="id_ID" w:bidi="id_ID"/>
-        </w:rPr>
-      </w:r>
-      <w:r>
-        <w:rPr>
-          <w:lang w:val="id_ID" w:bidi="id_ID"/>
-        </w:rPr>
-        <w:t>Necho mengubah nama Elyakim menjadi Yoyakim.</w:t>
-      </w:r>
-    </w:p>
-    <w:p>
-      <w:pPr/>
-      <w:r>
-        <w:rPr>
-          <w:lang w:val="id_ID" w:bidi="id_ID"/>
-        </w:rPr>
-      </w:r>
-      <w:r>
-        <w:rPr>
-          <w:lang w:val="id_ID" w:bidi="id_ID"/>
-        </w:rPr>
-        <w:t>(Saran terjemahan: Bagaimana menerjemahkan nama-nama)</w:t>
-      </w:r>
-    </w:p>
-    <w:p>
-      <w:pPr/>
-      <w:r>
-        <w:rPr>
-          <w:lang w:val="id_ID" w:bidi="id_ID"/>
-        </w:rPr>
-      </w:r>
-      <w:r>
-        <w:rPr>
-          <w:lang w:val="id_ID" w:bidi="id_ID"/>
-        </w:rPr>
-        <w:t xml:space="preserve">(Lihat juga: </w:t>
-      </w:r>
-      <w:r>
-        <w:rPr>
-          <w:lang w:val="id_ID" w:bidi="id_ID"/>
-        </w:rPr>
-        <w:t>Hezekiah</w:t>
-      </w:r>
-      <w:r>
-        <w:rPr>
-          <w:lang w:val="id_ID" w:bidi="id_ID"/>
-        </w:rPr>
-        <w:t xml:space="preserve">, </w:t>
-      </w:r>
-      <w:r>
-        <w:rPr>
-          <w:lang w:val="id_ID" w:bidi="id_ID"/>
-        </w:rPr>
-        <w:t>Jehoiakim</w:t>
-      </w:r>
-      <w:r>
-        <w:rPr>
-          <w:lang w:val="id_ID" w:bidi="id_ID"/>
-        </w:rPr>
-        <w:t xml:space="preserve">, </w:t>
-      </w:r>
-      <w:r>
-        <w:rPr>
-          <w:lang w:val="id_ID" w:bidi="id_ID"/>
-        </w:rPr>
-        <w:t>Josiah</w:t>
-      </w:r>
-      <w:r>
-        <w:rPr>
-          <w:lang w:val="id_ID" w:bidi="id_ID"/>
-        </w:rPr>
-        <w:t xml:space="preserve">, </w:t>
-      </w:r>
-      <w:r>
-        <w:rPr>
-          <w:lang w:val="id_ID" w:bidi="id_ID"/>
-        </w:rPr>
-        <w:t>Pharaoh</w:t>
-      </w:r>
-      <w:r>
-        <w:rPr>
-          <w:lang w:val="id_ID" w:bidi="id_ID"/>
-        </w:rPr>
-        <w:t>)</w:t>
-      </w:r>
-    </w:p>
-    <w:p>
-      <w:pPr>
-        <w:pStyle w:val="Heading3"/>
-      </w:pPr>
-      <w:r>
-        <w:rPr>
-          <w:lang w:val="id_ID" w:bidi="id_ID"/>
-        </w:rPr>
-        <w:t>Referensi Alkitab:</w:t>
-      </w:r>
-    </w:p>
-    <w:p>
-      <w:pPr>
-        <w:pStyle w:val="ListBullet"/>
-        <w:spacing w:line="240" w:lineRule="auto"/>
-        <w:ind w:left="720"/>
-      </w:pPr>
-      <w:r>
-        <w:rPr>
-          <w:lang w:val="id_ID" w:bidi="id_ID"/>
-        </w:rPr>
-      </w:r>
-      <w:hyperlink r:id="rId55">
-        <w:r>
-          <w:rPr>
-            <w:lang w:val="id_ID" w:bidi="id_ID"/>
-          </w:rPr>
-          <w:rPr>
-            <w:color w:val="0000EE"/>
-            <w:u w:val="single"/>
-          </w:rPr>
-          <w:t>2 Raja-raja 18:18</w:t>
-        </w:r>
-      </w:hyperlink>
-    </w:p>
-    <w:p>
-      <w:pPr>
-        <w:pStyle w:val="ListBullet"/>
-        <w:spacing w:line="240" w:lineRule="auto"/>
-        <w:ind w:left="720"/>
-      </w:pPr>
-      <w:r>
-        <w:rPr>
-          <w:lang w:val="id_ID" w:bidi="id_ID"/>
-        </w:rPr>
-      </w:r>
-      <w:hyperlink r:id="rId55">
-        <w:r>
-          <w:rPr>
-            <w:lang w:val="id_ID" w:bidi="id_ID"/>
-          </w:rPr>
-          <w:rPr>
-            <w:color w:val="0000EE"/>
-            <w:u w:val="single"/>
-          </w:rPr>
-          <w:t>2 Raja-raja 18:26</w:t>
-        </w:r>
-      </w:hyperlink>
-    </w:p>
-    <w:p>
-      <w:pPr>
-        <w:pStyle w:val="ListBullet"/>
-        <w:spacing w:line="240" w:lineRule="auto"/>
-        <w:ind w:left="720"/>
-      </w:pPr>
-      <w:r>
-        <w:rPr>
-          <w:lang w:val="id_ID" w:bidi="id_ID"/>
-        </w:rPr>
-      </w:r>
-      <w:hyperlink r:id="rId55">
-        <w:r>
-          <w:rPr>
-            <w:lang w:val="id_ID" w:bidi="id_ID"/>
-          </w:rPr>
-          <w:rPr>
-            <w:color w:val="0000EE"/>
-            <w:u w:val="single"/>
-          </w:rPr>
-          <w:t>2 Raja-raja 18:37</w:t>
-        </w:r>
-      </w:hyperlink>
-    </w:p>
-    <w:p>
-      <w:pPr>
-        <w:pStyle w:val="ListBullet"/>
-        <w:spacing w:line="240" w:lineRule="auto"/>
-        <w:ind w:left="720"/>
-      </w:pPr>
-      <w:r>
-        <w:rPr>
-          <w:lang w:val="id_ID" w:bidi="id_ID"/>
-        </w:rPr>
-      </w:r>
-      <w:hyperlink r:id="rId55">
-        <w:r>
-          <w:rPr>
-            <w:lang w:val="id_ID" w:bidi="id_ID"/>
-          </w:rPr>
-          <w:rPr>
-            <w:color w:val="0000EE"/>
-            <w:u w:val="single"/>
-          </w:rPr>
-          <w:t>2 Raja-raja 23:34–35</w:t>
-        </w:r>
-      </w:hyperlink>
-    </w:p>
-    <w:p>
-      <w:pPr>
-        <w:pStyle w:val="Heading3"/>
-      </w:pPr>
-      <w:r>
-        <w:rPr>
-          <w:lang w:val="id_ID" w:bidi="id_ID"/>
-        </w:rPr>
-        <w:t>Data Kata:</w:t>
-      </w:r>
-    </w:p>
-    <w:p>
-      <w:pPr>
-        <w:pStyle w:val="ListBullet"/>
-        <w:spacing w:line="240" w:lineRule="auto"/>
-        <w:ind w:left="720"/>
-      </w:pPr>
-      <w:r>
-        <w:rPr>
-          <w:lang w:val="id_ID" w:bidi="id_ID"/>
-        </w:rPr>
-      </w:r>
-      <w:r>
-        <w:rPr>
-          <w:lang w:val="id_ID" w:bidi="id_ID"/>
-        </w:rPr>
-        <w:t>Strong’s: H0471, G16620</w:t>
-      </w:r>
-      <w:r>
-        <w:rPr>
-          <w:lang w:val="id_ID" w:bidi="id_ID"/>
-        </w:rPr>
-      </w:r>
-      <w:r>
-        <w:rPr>
-          <w:lang w:val="id_ID" w:bidi="id_ID"/>
-        </w:rPr>
-      </w:r>
-    </w:p>
-    <w:p>
-      <w:pPr/>
-      <w:r>
-        <w:rPr>
-          <w:lang w:val="id_ID" w:bidi="id_ID"/>
-        </w:rPr>
-      </w:r>
-    </w:p>
-    <w:p>
-      <w:pPr>
-        <w:pStyle w:val="Heading2"/>
-      </w:pPr>
-      <w:r>
-        <w:rPr>
-          <w:lang w:val="id_ID" w:bidi="id_ID"/>
-        </w:rPr>
-        <w:t>Emas</w:t>
-      </w:r>
-      <w:r>
-        <w:rPr>
-          <w:lang w:val="id_ID" w:bidi="id_ID"/>
-        </w:rPr>
-      </w:r>
-    </w:p>
-    <w:p>
-      <w:pPr>
-        <w:pStyle w:val="Heading3"/>
-      </w:pPr>
-      <w:r>
-        <w:rPr>
-          <w:lang w:val="id_ID" w:bidi="id_ID"/>
-        </w:rPr>
-        <w:t>Definisi:</w:t>
-      </w:r>
-    </w:p>
-    <w:p>
-      <w:pPr/>
-      <w:r>
-        <w:rPr>
-          <w:lang w:val="id_ID" w:bidi="id_ID"/>
-        </w:rPr>
-      </w:r>
-      <w:r>
-        <w:rPr>
-          <w:lang w:val="id_ID" w:bidi="id_ID"/>
-        </w:rPr>
-        <w:t>Emas adalah logam kuning berkualitas tinggi yang digunakan untuk membuat perhiasan dan benda-benda keagamaan. Emas merupakan logam yang paling berharga pada zaman kuno.</w:t>
-      </w:r>
-    </w:p>
-    <w:p>
-      <w:pPr>
-        <w:pStyle w:val="ListBullet"/>
-        <w:spacing w:line="240" w:lineRule="auto"/>
-        <w:ind w:left="720"/>
-      </w:pPr>
-      <w:r>
-        <w:rPr>
-          <w:lang w:val="id_ID" w:bidi="id_ID"/>
-        </w:rPr>
-      </w:r>
-      <w:r>
-        <w:rPr>
-          <w:lang w:val="id_ID" w:bidi="id_ID"/>
-        </w:rPr>
-        <w:t>Pada zaman Alkitab, banyak jenis benda yang terbuat dari emas murni atau dilapisi dengan lapisan tipis emas.</w:t>
-      </w:r>
-    </w:p>
-    <w:p>
-      <w:pPr>
-        <w:pStyle w:val="ListBullet"/>
-        <w:spacing w:line="240" w:lineRule="auto"/>
-        <w:ind w:left="720"/>
-      </w:pPr>
-      <w:r>
-        <w:rPr>
-          <w:lang w:val="id_ID" w:bidi="id_ID"/>
-        </w:rPr>
-      </w:r>
-      <w:r>
-        <w:rPr>
-          <w:lang w:val="id_ID" w:bidi="id_ID"/>
-        </w:rPr>
-        <w:t>Benda-benda ini termasuk anting-anting dan perhiasan lainnya, serta berhala, mezbah, dan benda-benda lain yang digunakan di Kemah Suci atau Bait Allah, seperti tabut perjanjian.</w:t>
-      </w:r>
-    </w:p>
-    <w:p>
-      <w:pPr>
-        <w:pStyle w:val="ListBullet"/>
-        <w:spacing w:line="240" w:lineRule="auto"/>
-        <w:ind w:left="720"/>
-      </w:pPr>
-      <w:r>
-        <w:rPr>
-          <w:lang w:val="id_ID" w:bidi="id_ID"/>
-        </w:rPr>
-      </w:r>
-      <w:r>
-        <w:rPr>
-          <w:lang w:val="id_ID" w:bidi="id_ID"/>
-        </w:rPr>
-        <w:t>Pada zaman Perjanjian Lama, emas digunakan sebagai alat tukar dalam jual beli. Emas ditimbang dengan timbangan untuk menentukan nilainya.</w:t>
-      </w:r>
-    </w:p>
-    <w:p>
-      <w:pPr>
-        <w:pStyle w:val="ListBullet"/>
-        <w:spacing w:line="240" w:lineRule="auto"/>
-        <w:ind w:left="720"/>
-      </w:pPr>
-      <w:r>
-        <w:rPr>
-          <w:lang w:val="id_ID" w:bidi="id_ID"/>
-        </w:rPr>
-      </w:r>
-      <w:r>
-        <w:rPr>
-          <w:lang w:val="id_ID" w:bidi="id_ID"/>
-        </w:rPr>
-        <w:t>Di kemudian hari, emas dan logam lain seperti perak digunakan untuk membuat koin untuk digunakan dalam jual beli.</w:t>
-      </w:r>
-    </w:p>
-    <w:p>
-      <w:pPr>
-        <w:pStyle w:val="ListBullet"/>
-        <w:spacing w:line="240" w:lineRule="auto"/>
-        <w:ind w:left="720"/>
-      </w:pPr>
-      <w:r>
-        <w:rPr>
-          <w:lang w:val="id_ID" w:bidi="id_ID"/>
-        </w:rPr>
-      </w:r>
-      <w:r>
-        <w:rPr>
-          <w:lang w:val="id_ID" w:bidi="id_ID"/>
-        </w:rPr>
-        <w:t>Ketika mengacu pada sesuatu yang bukan emas padat, tetapi hanya memiliki lapisan tipis emas, istilah "keemasan" atau "berlapis emas" atau "berlapis emas" juga dapat digunakan.</w:t>
-      </w:r>
-    </w:p>
-    <w:p>
-      <w:pPr>
-        <w:pStyle w:val="ListBullet"/>
-        <w:spacing w:line="240" w:lineRule="auto"/>
-        <w:ind w:left="720"/>
-      </w:pPr>
-      <w:r>
-        <w:rPr>
-          <w:lang w:val="id_ID" w:bidi="id_ID"/>
-        </w:rPr>
-      </w:r>
-      <w:r>
-        <w:rPr>
-          <w:lang w:val="id_ID" w:bidi="id_ID"/>
-        </w:rPr>
-        <w:t>Kadang-kadang sebuah benda dideskripsikan sebagai "berwarna emas", yang berarti benda tersebut memiliki warna kuning emas, tetapi sebenarnya tidak terbuat dari emas.</w:t>
-      </w:r>
-    </w:p>
-    <w:p>
-      <w:pPr/>
-      <w:r>
-        <w:rPr>
-          <w:lang w:val="id_ID" w:bidi="id_ID"/>
-        </w:rPr>
-      </w:r>
-      <w:r>
-        <w:rPr>
-          <w:lang w:val="id_ID" w:bidi="id_ID"/>
-        </w:rPr>
-        <w:t xml:space="preserve">(Lihat juga: </w:t>
-      </w:r>
-      <w:r>
-        <w:rPr>
-          <w:lang w:val="id_ID" w:bidi="id_ID"/>
-        </w:rPr>
-        <w:t>altar</w:t>
-      </w:r>
-      <w:r>
-        <w:rPr>
-          <w:lang w:val="id_ID" w:bidi="id_ID"/>
-        </w:rPr>
-        <w:t xml:space="preserve">, </w:t>
-      </w:r>
-      <w:r>
-        <w:rPr>
-          <w:lang w:val="id_ID" w:bidi="id_ID"/>
-        </w:rPr>
-        <w:t>tabut perjanjian</w:t>
-      </w:r>
-      <w:r>
-        <w:rPr>
-          <w:lang w:val="id_ID" w:bidi="id_ID"/>
-        </w:rPr>
-        <w:t xml:space="preserve">, </w:t>
-      </w:r>
-      <w:r>
-        <w:rPr>
-          <w:lang w:val="id_ID" w:bidi="id_ID"/>
-        </w:rPr>
-        <w:t>dewa palsu</w:t>
-      </w:r>
-      <w:r>
-        <w:rPr>
-          <w:lang w:val="id_ID" w:bidi="id_ID"/>
-        </w:rPr>
-        <w:t xml:space="preserve">, </w:t>
-      </w:r>
-      <w:r>
-        <w:rPr>
-          <w:lang w:val="id_ID" w:bidi="id_ID"/>
-        </w:rPr>
-        <w:t>perak</w:t>
-      </w:r>
-      <w:r>
-        <w:rPr>
-          <w:lang w:val="id_ID" w:bidi="id_ID"/>
-        </w:rPr>
-        <w:t xml:space="preserve">, </w:t>
-      </w:r>
-      <w:r>
-        <w:rPr>
-          <w:lang w:val="id_ID" w:bidi="id_ID"/>
-        </w:rPr>
-        <w:t>tabernakel</w:t>
-      </w:r>
-      <w:r>
-        <w:rPr>
-          <w:lang w:val="id_ID" w:bidi="id_ID"/>
-        </w:rPr>
-        <w:t xml:space="preserve">, </w:t>
-      </w:r>
-      <w:r>
-        <w:rPr>
-          <w:lang w:val="id_ID" w:bidi="id_ID"/>
-        </w:rPr>
-        <w:t>bait suci</w:t>
-      </w:r>
-      <w:r>
-        <w:rPr>
-          <w:lang w:val="id_ID" w:bidi="id_ID"/>
-        </w:rPr>
-        <w:t>)</w:t>
-      </w:r>
-    </w:p>
-    <w:p>
-      <w:pPr>
-        <w:pStyle w:val="Heading3"/>
-      </w:pPr>
-      <w:r>
-        <w:rPr>
-          <w:lang w:val="id_ID" w:bidi="id_ID"/>
-        </w:rPr>
-        <w:t>Referensi Alkitab:</w:t>
-      </w:r>
-    </w:p>
-    <w:p>
-      <w:pPr>
-        <w:pStyle w:val="ListBullet"/>
-        <w:spacing w:line="240" w:lineRule="auto"/>
-        <w:ind w:left="720"/>
-      </w:pPr>
-      <w:r>
-        <w:rPr>
-          <w:lang w:val="id_ID" w:bidi="id_ID"/>
-        </w:rPr>
-      </w:r>
-      <w:hyperlink r:id="rId64">
-        <w:r>
-          <w:rPr>
-            <w:lang w:val="id_ID" w:bidi="id_ID"/>
-          </w:rPr>
-          <w:rPr>
-            <w:color w:val="0000EE"/>
-            <w:u w:val="single"/>
-          </w:rPr>
-          <w:t>1 Petrus 1:7</w:t>
-        </w:r>
-      </w:hyperlink>
-    </w:p>
-    <w:p>
-      <w:pPr>
-        <w:pStyle w:val="ListBullet"/>
-        <w:spacing w:line="240" w:lineRule="auto"/>
-        <w:ind w:left="720"/>
-      </w:pPr>
-      <w:r>
-        <w:rPr>
-          <w:lang w:val="id_ID" w:bidi="id_ID"/>
-        </w:rPr>
-      </w:r>
-      <w:hyperlink r:id="rId26">
-        <w:r>
-          <w:rPr>
-            <w:lang w:val="id_ID" w:bidi="id_ID"/>
-          </w:rPr>
-          <w:rPr>
-            <w:color w:val="0000EE"/>
-            <w:u w:val="single"/>
-          </w:rPr>
-          <w:t>1 Timotius 2:8–10</w:t>
-        </w:r>
-      </w:hyperlink>
-    </w:p>
-    <w:p>
-      <w:pPr>
-        <w:pStyle w:val="ListBullet"/>
-        <w:spacing w:line="240" w:lineRule="auto"/>
-        <w:ind w:left="720"/>
-      </w:pPr>
-      <w:r>
-        <w:rPr>
-          <w:lang w:val="id_ID" w:bidi="id_ID"/>
-        </w:rPr>
-      </w:r>
-      <w:hyperlink r:id="rId36">
-        <w:r>
-          <w:rPr>
-            <w:lang w:val="id_ID" w:bidi="id_ID"/>
-          </w:rPr>
-          <w:rPr>
-            <w:color w:val="0000EE"/>
-            <w:u w:val="single"/>
-          </w:rPr>
-          <w:t>2 Tawarikh 1:15</w:t>
-        </w:r>
-      </w:hyperlink>
-    </w:p>
-    <w:p>
-      <w:pPr>
-        <w:pStyle w:val="ListBullet"/>
-        <w:spacing w:line="240" w:lineRule="auto"/>
-        <w:ind w:left="720"/>
-      </w:pPr>
-      <w:r>
-        <w:rPr>
-          <w:lang w:val="id_ID" w:bidi="id_ID"/>
-        </w:rPr>
-      </w:r>
-      <w:hyperlink r:id="rId28">
-        <w:r>
-          <w:rPr>
-            <w:lang w:val="id_ID" w:bidi="id_ID"/>
-          </w:rPr>
-          <w:rPr>
-            <w:color w:val="0000EE"/>
-            <w:u w:val="single"/>
-          </w:rPr>
-          <w:t>Kisah Para Rasul 3:6</w:t>
-        </w:r>
-      </w:hyperlink>
-    </w:p>
-    <w:p>
-      <w:pPr>
-        <w:pStyle w:val="ListBullet"/>
-        <w:spacing w:line="240" w:lineRule="auto"/>
-        <w:ind w:left="720"/>
-      </w:pPr>
-      <w:r>
-        <w:rPr>
-          <w:lang w:val="id_ID" w:bidi="id_ID"/>
-        </w:rPr>
-      </w:r>
-      <w:hyperlink r:id="rId65">
-        <w:r>
-          <w:rPr>
-            <w:lang w:val="id_ID" w:bidi="id_ID"/>
-          </w:rPr>
-          <w:rPr>
-            <w:color w:val="0000EE"/>
-            <w:u w:val="single"/>
-          </w:rPr>
-          <w:t>Daniel 2:32</w:t>
-        </w:r>
-      </w:hyperlink>
-    </w:p>
-    <w:p>
-      <w:pPr>
-        <w:pStyle w:val="Heading3"/>
-      </w:pPr>
-      <w:r>
-        <w:rPr>
-          <w:lang w:val="id_ID" w:bidi="id_ID"/>
-        </w:rPr>
-        <w:t>Data Kata:</w:t>
-      </w:r>
-    </w:p>
-    <w:p>
-      <w:pPr>
-        <w:pStyle w:val="ListBullet"/>
-        <w:spacing w:line="240" w:lineRule="auto"/>
-        <w:ind w:left="720"/>
-      </w:pPr>
-      <w:r>
-        <w:rPr>
-          <w:lang w:val="id_ID" w:bidi="id_ID"/>
-        </w:rPr>
-      </w:r>
-      <w:r>
-        <w:rPr>
-          <w:lang w:val="id_ID" w:bidi="id_ID"/>
-        </w:rPr>
-        <w:t>Strong’s: H1220, H1722, H2091, H2742, H3800, H5458, H6884, H6885, G55520, G55530, G55540, G55570</w:t>
-      </w:r>
-      <w:r>
-        <w:rPr>
-          <w:lang w:val="id_ID" w:bidi="id_ID"/>
-        </w:rPr>
-      </w:r>
-      <w:r>
-        <w:rPr>
-          <w:lang w:val="id_ID" w:bidi="id_ID"/>
-        </w:rPr>
-      </w:r>
-    </w:p>
-    <w:p>
-      <w:pPr/>
-      <w:r>
-        <w:rPr>
-          <w:lang w:val="id_ID" w:bidi="id_ID"/>
-        </w:rPr>
-      </w:r>
-    </w:p>
-    <w:p>
-      <w:pPr>
-        <w:pStyle w:val="Heading2"/>
-      </w:pPr>
-      <w:r>
-        <w:rPr>
-          <w:lang w:val="id_ID" w:bidi="id_ID"/>
-        </w:rPr>
-        <w:t>Enak</w:t>
-      </w:r>
-      <w:r>
-        <w:rPr>
-          <w:lang w:val="id_ID" w:bidi="id_ID"/>
-        </w:rPr>
-      </w:r>
-    </w:p>
-    <w:p>
-      <w:pPr>
-        <w:pStyle w:val="Heading3"/>
-      </w:pPr>
-      <w:r>
-        <w:rPr>
-          <w:lang w:val="id_ID" w:bidi="id_ID"/>
-        </w:rPr>
-        <w:t>Fakta:</w:t>
-      </w:r>
-    </w:p>
-    <w:p>
-      <w:pPr/>
-      <w:r>
-        <w:rPr>
-          <w:lang w:val="id_ID" w:bidi="id_ID"/>
-        </w:rPr>
-      </w:r>
-      <w:r>
-        <w:rPr>
-          <w:lang w:val="id_ID" w:bidi="id_ID"/>
-        </w:rPr>
-        <w:t>Enak adalah nama seorang laki-laki yang ayahnya adalah Arba dan keturunannya disebut “Anakit” atau “Anakim” atau “Enak”.</w:t>
-      </w:r>
-    </w:p>
-    <w:p>
-      <w:pPr>
-        <w:pStyle w:val="ListBullet"/>
-        <w:spacing w:line="240" w:lineRule="auto"/>
-        <w:ind w:left="720"/>
-      </w:pPr>
-      <w:r>
-        <w:rPr>
-          <w:lang w:val="id_ID" w:bidi="id_ID"/>
-        </w:rPr>
-      </w:r>
-      <w:r>
-        <w:rPr>
-          <w:lang w:val="id_ID" w:bidi="id_ID"/>
-        </w:rPr>
-        <w:t>Orang-orang Enak adalah bangsa yang sangat tinggi.</w:t>
-      </w:r>
-    </w:p>
-    <w:p>
-      <w:pPr>
-        <w:pStyle w:val="ListBullet"/>
-        <w:spacing w:line="240" w:lineRule="auto"/>
-        <w:ind w:left="720"/>
-      </w:pPr>
-      <w:r>
-        <w:rPr>
-          <w:lang w:val="id_ID" w:bidi="id_ID"/>
-        </w:rPr>
-      </w:r>
-      <w:r>
-        <w:rPr>
-          <w:lang w:val="id_ID" w:bidi="id_ID"/>
-        </w:rPr>
-        <w:t>Orang-orang Enak adalah kelompok suku yang mendiami tanah yang dijanjikan Yahweh untuk diberikan kepada bangsa Israel. Bangsa Israel akhirnya menaklukkan dan merampas wilayah mereka.</w:t>
-      </w:r>
-    </w:p>
-    <w:p>
-      <w:pPr>
-        <w:pStyle w:val="ListBullet"/>
-        <w:spacing w:line="240" w:lineRule="auto"/>
-        <w:ind w:left="720"/>
-      </w:pPr>
-      <w:r>
-        <w:rPr>
-          <w:lang w:val="id_ID" w:bidi="id_ID"/>
-        </w:rPr>
-      </w:r>
-      <w:r>
-        <w:rPr>
-          <w:lang w:val="id_ID" w:bidi="id_ID"/>
-        </w:rPr>
-        <w:t>Anak mempunyai tiga orang putra atau keturunan yang diberi nama Ahiman, Sesai, dan Talmai.</w:t>
-      </w:r>
-    </w:p>
-    <w:p>
-      <w:pPr>
-        <w:pStyle w:val="ListBullet"/>
-        <w:spacing w:line="240" w:lineRule="auto"/>
-        <w:ind w:left="720"/>
-      </w:pPr>
-      <w:r>
-        <w:rPr>
-          <w:lang w:val="id_ID" w:bidi="id_ID"/>
-        </w:rPr>
-      </w:r>
-      <w:r>
-        <w:rPr>
-          <w:lang w:val="id_ID" w:bidi="id_ID"/>
-        </w:rPr>
-        <w:t>Nama “Enak” adalah transliterasi dari kata Ibrani untuk Anak.</w:t>
-      </w:r>
-    </w:p>
-    <w:p>
-      <w:pPr/>
-      <w:r>
-        <w:rPr>
-          <w:lang w:val="id_ID" w:bidi="id_ID"/>
-        </w:rPr>
-      </w:r>
-      <w:r>
-        <w:rPr>
-          <w:lang w:val="id_ID" w:bidi="id_ID"/>
-        </w:rPr>
-        <w:t xml:space="preserve">(Lihat juga: </w:t>
-      </w:r>
-      <w:r>
-        <w:rPr>
-          <w:lang w:val="id_ID" w:bidi="id_ID"/>
-        </w:rPr>
-        <w:t>Hebron</w:t>
-      </w:r>
-      <w:r>
-        <w:rPr>
-          <w:lang w:val="id_ID" w:bidi="id_ID"/>
-        </w:rPr>
-        <w:t>)</w:t>
-      </w:r>
-    </w:p>
-    <w:p>
-      <w:pPr/>
-      <w:r>
-        <w:rPr>
-          <w:lang w:val="id_ID" w:bidi="id_ID"/>
-        </w:rPr>
-      </w:r>
-      <w:r>
-        <w:rPr>
-          <w:lang w:val="id_ID" w:bidi="id_ID"/>
-        </w:rPr>
-        <w:t>(Saran terjemahan: Bagaimana Menerjemahkan Nama)</w:t>
-      </w:r>
-    </w:p>
-    <w:p>
-      <w:pPr>
-        <w:pStyle w:val="Heading3"/>
-      </w:pPr>
-      <w:r>
-        <w:rPr>
-          <w:lang w:val="id_ID" w:bidi="id_ID"/>
-        </w:rPr>
-        <w:t>Referensi Alkitab:</w:t>
-      </w:r>
-    </w:p>
-    <w:p>
-      <w:pPr>
-        <w:pStyle w:val="Heading3"/>
-      </w:pPr>
-      <w:r>
-        <w:rPr>
-          <w:lang w:val="id_ID" w:bidi="id_ID"/>
-        </w:rPr>
-        <w:t>Data Kata:</w:t>
-      </w:r>
-    </w:p>
-    <w:p>
-      <w:pPr>
-        <w:pStyle w:val="ListBullet"/>
-        <w:spacing w:line="240" w:lineRule="auto"/>
-        <w:ind w:left="720"/>
-      </w:pPr>
-      <w:r>
-        <w:rPr>
-          <w:lang w:val="id_ID" w:bidi="id_ID"/>
-        </w:rPr>
-      </w:r>
-      <w:r>
-        <w:rPr>
-          <w:lang w:val="id_ID" w:bidi="id_ID"/>
-        </w:rPr>
-        <w:t>Strong’s:</w:t>
-      </w:r>
-      <w:r>
-        <w:rPr>
-          <w:lang w:val="id_ID" w:bidi="id_ID"/>
-        </w:rPr>
-      </w:r>
-      <w:r>
-        <w:rPr>
-          <w:lang w:val="id_ID" w:bidi="id_ID"/>
-        </w:rPr>
-      </w:r>
-    </w:p>
-    <w:p>
-      <w:pPr/>
-      <w:r>
-        <w:rPr>
-          <w:lang w:val="id_ID" w:bidi="id_ID"/>
-        </w:rPr>
-      </w:r>
-    </w:p>
-    <w:p>
-      <w:pPr>
-        <w:pStyle w:val="Heading2"/>
-      </w:pPr>
-      <w:r>
-        <w:rPr>
-          <w:lang w:val="id_ID" w:bidi="id_ID"/>
-        </w:rPr>
-        <w:t>En-Gedi</w:t>
-      </w:r>
-      <w:r>
-        <w:rPr>
-          <w:lang w:val="id_ID" w:bidi="id_ID"/>
-        </w:rPr>
-      </w:r>
-    </w:p>
-    <w:p>
-      <w:pPr>
-        <w:pStyle w:val="Heading3"/>
-      </w:pPr>
-      <w:r>
-        <w:rPr>
-          <w:lang w:val="id_ID" w:bidi="id_ID"/>
-        </w:rPr>
-        <w:t>Definisi:</w:t>
-      </w:r>
-    </w:p>
-    <w:p>
-      <w:pPr/>
-      <w:r>
-        <w:rPr>
-          <w:lang w:val="id_ID" w:bidi="id_ID"/>
-        </w:rPr>
-      </w:r>
-      <w:r>
-        <w:rPr>
-          <w:lang w:val="id_ID" w:bidi="id_ID"/>
-        </w:rPr>
-        <w:t>En-Gedi adalah nama sebuah kota di padang gurun Yehuda di tenggara Yerusalem.</w:t>
-      </w:r>
-    </w:p>
-    <w:p>
-      <w:pPr/>
-      <w:r>
-        <w:rPr>
-          <w:lang w:val="id_ID" w:bidi="id_ID"/>
-        </w:rPr>
-      </w:r>
-      <w:r>
-        <w:rPr>
-          <w:lang w:val="id_ID" w:bidi="id_ID"/>
-        </w:rPr>
-        <w:t>*En-Gedi terletak di tepi barat Laut Asin.</w:t>
-      </w:r>
-    </w:p>
-    <w:p>
-      <w:pPr>
-        <w:pStyle w:val="ListBullet"/>
-        <w:spacing w:line="240" w:lineRule="auto"/>
-        <w:ind w:left="720"/>
-      </w:pPr>
-      <w:r>
-        <w:rPr>
-          <w:lang w:val="id_ID" w:bidi="id_ID"/>
-        </w:rPr>
-      </w:r>
-      <w:r>
-        <w:rPr>
-          <w:lang w:val="id_ID" w:bidi="id_ID"/>
-        </w:rPr>
-        <w:t>Sebagian namanya berarti ”air mancur”, yang merujuk ke mata air yang mengairi kota.</w:t>
-      </w:r>
-    </w:p>
-    <w:p>
-      <w:pPr>
-        <w:pStyle w:val="ListBullet"/>
-        <w:spacing w:line="240" w:lineRule="auto"/>
-        <w:ind w:left="720"/>
-      </w:pPr>
-      <w:r>
-        <w:rPr>
-          <w:lang w:val="id_ID" w:bidi="id_ID"/>
-        </w:rPr>
-      </w:r>
-      <w:r>
-        <w:rPr>
-          <w:lang w:val="id_ID" w:bidi="id_ID"/>
-        </w:rPr>
-        <w:t>En-Gedi terkenal memiliki kebun anggur yang indah dan tanah subur lainnya, mungkin karena mata air yang terus menerus menyiramnya.</w:t>
-      </w:r>
-    </w:p>
-    <w:p>
-      <w:pPr>
-        <w:pStyle w:val="ListBullet"/>
-        <w:spacing w:line="240" w:lineRule="auto"/>
-        <w:ind w:left="720"/>
-      </w:pPr>
-      <w:r>
-        <w:rPr>
-          <w:lang w:val="id_ID" w:bidi="id_ID"/>
-        </w:rPr>
-      </w:r>
-      <w:r>
-        <w:rPr>
-          <w:lang w:val="id_ID" w:bidi="id_ID"/>
-        </w:rPr>
-        <w:t>Ada benteng di En-Gedi tempat Daud melarikan diri ketika dia dikejar oleh Raja Saul.</w:t>
-      </w:r>
-    </w:p>
-    <w:p>
-      <w:pPr/>
-      <w:r>
-        <w:rPr>
-          <w:lang w:val="id_ID" w:bidi="id_ID"/>
-        </w:rPr>
-      </w:r>
-      <w:r>
-        <w:rPr>
-          <w:lang w:val="id_ID" w:bidi="id_ID"/>
-        </w:rPr>
-        <w:t xml:space="preserve">(Lihat juga: </w:t>
-      </w:r>
-      <w:r>
-        <w:rPr>
-          <w:lang w:val="id_ID" w:bidi="id_ID"/>
-        </w:rPr>
-        <w:t>David</w:t>
-      </w:r>
-      <w:r>
-        <w:rPr>
-          <w:lang w:val="id_ID" w:bidi="id_ID"/>
-        </w:rPr>
-        <w:t xml:space="preserve">, </w:t>
-      </w:r>
-      <w:r>
-        <w:rPr>
-          <w:lang w:val="id_ID" w:bidi="id_ID"/>
-        </w:rPr>
-        <w:t>desert</w:t>
-      </w:r>
-      <w:r>
-        <w:rPr>
-          <w:lang w:val="id_ID" w:bidi="id_ID"/>
-        </w:rPr>
-        <w:t xml:space="preserve">, </w:t>
-      </w:r>
-      <w:r>
-        <w:rPr>
-          <w:lang w:val="id_ID" w:bidi="id_ID"/>
-        </w:rPr>
-        <w:t>fountain</w:t>
-      </w:r>
-      <w:r>
-        <w:rPr>
-          <w:lang w:val="id_ID" w:bidi="id_ID"/>
-        </w:rPr>
-        <w:t xml:space="preserve">, </w:t>
-      </w:r>
-      <w:r>
-        <w:rPr>
-          <w:lang w:val="id_ID" w:bidi="id_ID"/>
-        </w:rPr>
-        <w:t>Judah</w:t>
-      </w:r>
-      <w:r>
-        <w:rPr>
-          <w:lang w:val="id_ID" w:bidi="id_ID"/>
-        </w:rPr>
-        <w:t xml:space="preserve">, </w:t>
-      </w:r>
-      <w:r>
-        <w:rPr>
-          <w:lang w:val="id_ID" w:bidi="id_ID"/>
-        </w:rPr>
-        <w:t>rest</w:t>
-      </w:r>
-      <w:r>
-        <w:rPr>
-          <w:lang w:val="id_ID" w:bidi="id_ID"/>
-        </w:rPr>
-        <w:t xml:space="preserve">, </w:t>
-      </w:r>
-      <w:r>
-        <w:rPr>
-          <w:lang w:val="id_ID" w:bidi="id_ID"/>
-        </w:rPr>
-        <w:t>Salt Sea</w:t>
-      </w:r>
-      <w:r>
-        <w:rPr>
-          <w:lang w:val="id_ID" w:bidi="id_ID"/>
-        </w:rPr>
-        <w:t xml:space="preserve">, </w:t>
-      </w:r>
-      <w:r>
-        <w:rPr>
-          <w:lang w:val="id_ID" w:bidi="id_ID"/>
-        </w:rPr>
-        <w:t>Saul (OT)</w:t>
-      </w:r>
-      <w:r>
-        <w:rPr>
-          <w:lang w:val="id_ID" w:bidi="id_ID"/>
-        </w:rPr>
-        <w:t xml:space="preserve">, </w:t>
-      </w:r>
-      <w:r>
-        <w:rPr>
-          <w:lang w:val="id_ID" w:bidi="id_ID"/>
-        </w:rPr>
-        <w:t>stronghold</w:t>
-      </w:r>
-      <w:r>
-        <w:rPr>
-          <w:lang w:val="id_ID" w:bidi="id_ID"/>
-        </w:rPr>
-        <w:t xml:space="preserve">, </w:t>
-      </w:r>
-      <w:r>
-        <w:rPr>
-          <w:lang w:val="id_ID" w:bidi="id_ID"/>
-        </w:rPr>
-        <w:t>vineyard</w:t>
-      </w:r>
-      <w:r>
-        <w:rPr>
-          <w:lang w:val="id_ID" w:bidi="id_ID"/>
-        </w:rPr>
-        <w:t>)</w:t>
-      </w:r>
-    </w:p>
-    <w:p>
-      <w:pPr>
-        <w:pStyle w:val="Heading3"/>
-      </w:pPr>
-      <w:r>
-        <w:rPr>
-          <w:lang w:val="id_ID" w:bidi="id_ID"/>
-        </w:rPr>
-        <w:t>Rujukan Alkitab:</w:t>
-      </w:r>
-    </w:p>
-    <w:p>
-      <w:pPr/>
-      <w:r>
-        <w:rPr>
-          <w:lang w:val="id_ID" w:bidi="id_ID"/>
-        </w:rPr>
-      </w:r>
-      <w:r>
-        <w:rPr>
-          <w:lang w:val="id_ID" w:bidi="id_ID"/>
-        </w:rPr>
-        <w:t>*</w:t>
-      </w:r>
-      <w:hyperlink r:id="rId36">
-        <w:r>
-          <w:rPr>
-            <w:lang w:val="id_ID" w:bidi="id_ID"/>
-          </w:rPr>
-          <w:rPr>
-            <w:color w:val="0000EE"/>
-            <w:u w:val="single"/>
-          </w:rPr>
-          <w:t>2 Tawarikh 20:2</w:t>
-        </w:r>
-      </w:hyperlink>
-    </w:p>
-    <w:p>
-      <w:pPr>
-        <w:pStyle w:val="ListBullet"/>
-        <w:spacing w:line="240" w:lineRule="auto"/>
-        <w:ind w:left="720"/>
-      </w:pPr>
-      <w:r>
-        <w:rPr>
-          <w:lang w:val="id_ID" w:bidi="id_ID"/>
-        </w:rPr>
-      </w:r>
-      <w:hyperlink r:id="rId66">
-        <w:r>
-          <w:rPr>
-            <w:lang w:val="id_ID" w:bidi="id_ID"/>
-          </w:rPr>
-          <w:rPr>
-            <w:color w:val="0000EE"/>
-            <w:u w:val="single"/>
-          </w:rPr>
-          <w:t>Kidung Agung 1:12–14</w:t>
-        </w:r>
-      </w:hyperlink>
-    </w:p>
-    <w:p>
-      <w:pPr>
-        <w:pStyle w:val="Heading3"/>
-      </w:pPr>
-      <w:r>
-        <w:rPr>
-          <w:lang w:val="id_ID" w:bidi="id_ID"/>
-        </w:rPr>
-        <w:t>Data Kata:</w:t>
-      </w:r>
-    </w:p>
-    <w:p>
-      <w:pPr>
-        <w:pStyle w:val="ListBullet"/>
-        <w:spacing w:line="240" w:lineRule="auto"/>
-        <w:ind w:left="720"/>
-      </w:pPr>
-      <w:r>
-        <w:rPr>
-          <w:lang w:val="id_ID" w:bidi="id_ID"/>
-        </w:rPr>
-      </w:r>
-      <w:r>
-        <w:rPr>
-          <w:lang w:val="id_ID" w:bidi="id_ID"/>
-        </w:rPr>
-        <w:t>Strong’s: H5872</w:t>
-      </w:r>
-      <w:r>
-        <w:rPr>
-          <w:lang w:val="id_ID" w:bidi="id_ID"/>
-        </w:rPr>
-      </w:r>
-      <w:r>
-        <w:rPr>
-          <w:lang w:val="id_ID" w:bidi="id_ID"/>
-        </w:rPr>
-      </w:r>
-    </w:p>
-    <w:p>
-      <w:pPr/>
-      <w:r>
-        <w:rPr>
-          <w:lang w:val="id_ID" w:bidi="id_ID"/>
-        </w:rPr>
-      </w:r>
-    </w:p>
-    <w:p>
-      <w:pPr>
-        <w:pStyle w:val="Heading2"/>
-      </w:pPr>
-      <w:r>
-        <w:rPr>
-          <w:lang w:val="id_ID" w:bidi="id_ID"/>
-        </w:rPr>
-        <w:t>Esau</w:t>
-      </w:r>
-      <w:r>
-        <w:rPr>
-          <w:lang w:val="id_ID" w:bidi="id_ID"/>
-        </w:rPr>
-      </w:r>
-    </w:p>
-    <w:p>
-      <w:pPr>
-        <w:pStyle w:val="Heading3"/>
-      </w:pPr>
-      <w:r>
-        <w:rPr>
-          <w:lang w:val="id_ID" w:bidi="id_ID"/>
-        </w:rPr>
-        <w:t>Fakta:</w:t>
-      </w:r>
-    </w:p>
-    <w:p>
-      <w:pPr/>
-      <w:r>
-        <w:rPr>
-          <w:lang w:val="id_ID" w:bidi="id_ID"/>
-        </w:rPr>
-      </w:r>
-      <w:r>
-        <w:rPr>
-          <w:lang w:val="id_ID" w:bidi="id_ID"/>
-        </w:rPr>
-        <w:t>Esau adalah salah satu anak kembar Ishak dan Ribka. Dia adalah bayi pertama yang lahir dari mereka. Saudara kembarnya adalah Yakub.</w:t>
-      </w:r>
-    </w:p>
-    <w:p>
-      <w:pPr/>
-      <w:r>
-        <w:rPr>
-          <w:lang w:val="id_ID" w:bidi="id_ID"/>
-        </w:rPr>
-      </w:r>
-      <w:r>
-        <w:rPr>
-          <w:lang w:val="id_ID" w:bidi="id_ID"/>
-        </w:rPr>
-        <w:t>*Esau menjual hak kesulungannya kepada saudaranya Yakub dengan imbalan semangkuk makanan. *Karena Esau yang lahir pertama, ayahnya, Ishak, seharusnya memberinya berkat khusus. Namun Yakub menipu Ishak agar memberinya berkat itu. Awalnya Esau sangat marah hingga dia ingin membunuh Yakub, namun kemudian dia memaafkannya.</w:t>
-      </w:r>
-    </w:p>
-    <w:p>
-      <w:pPr>
-        <w:pStyle w:val="ListBullet"/>
-        <w:spacing w:line="240" w:lineRule="auto"/>
-        <w:ind w:left="720"/>
-      </w:pPr>
-      <w:r>
-        <w:rPr>
-          <w:lang w:val="id_ID" w:bidi="id_ID"/>
-        </w:rPr>
-      </w:r>
-      <w:r>
-        <w:rPr>
-          <w:lang w:val="id_ID" w:bidi="id_ID"/>
-        </w:rPr>
-        <w:t>Esau mempunyai banyak anak dan cucu, dan keturunan ini membentuk kelompok masyarakat besar yang tinggal di tanah Kanaan.</w:t>
-      </w:r>
-    </w:p>
-    <w:p>
-      <w:pPr/>
-      <w:r>
-        <w:rPr>
-          <w:lang w:val="id_ID" w:bidi="id_ID"/>
-        </w:rPr>
-      </w:r>
-      <w:r>
-        <w:rPr>
-          <w:lang w:val="id_ID" w:bidi="id_ID"/>
-        </w:rPr>
-        <w:t>(Saran terjemahan: Bagaimana menerjemahkan nama-nama)</w:t>
-      </w:r>
-    </w:p>
-    <w:p>
-      <w:pPr/>
-      <w:r>
-        <w:rPr>
-          <w:lang w:val="id_ID" w:bidi="id_ID"/>
-        </w:rPr>
-      </w:r>
-      <w:r>
-        <w:rPr>
-          <w:lang w:val="id_ID" w:bidi="id_ID"/>
-        </w:rPr>
-        <w:t xml:space="preserve">(Lihat juga: </w:t>
-      </w:r>
-      <w:r>
-        <w:rPr>
-          <w:lang w:val="id_ID" w:bidi="id_ID"/>
-        </w:rPr>
-        <w:t>Edom</w:t>
-      </w:r>
-      <w:r>
-        <w:rPr>
-          <w:lang w:val="id_ID" w:bidi="id_ID"/>
-        </w:rPr>
-        <w:t xml:space="preserve">, </w:t>
-      </w:r>
-      <w:r>
-        <w:rPr>
-          <w:lang w:val="id_ID" w:bidi="id_ID"/>
-        </w:rPr>
-        <w:t>Isaac</w:t>
-      </w:r>
-      <w:r>
-        <w:rPr>
-          <w:lang w:val="id_ID" w:bidi="id_ID"/>
-        </w:rPr>
-        <w:t xml:space="preserve">, </w:t>
-      </w:r>
-      <w:r>
-        <w:rPr>
-          <w:lang w:val="id_ID" w:bidi="id_ID"/>
-        </w:rPr>
-        <w:t>Jacob</w:t>
-      </w:r>
-      <w:r>
-        <w:rPr>
-          <w:lang w:val="id_ID" w:bidi="id_ID"/>
-        </w:rPr>
-        <w:t xml:space="preserve">, </w:t>
-      </w:r>
-      <w:r>
-        <w:rPr>
-          <w:lang w:val="id_ID" w:bidi="id_ID"/>
-        </w:rPr>
-        <w:t>Rebekah</w:t>
-      </w:r>
-      <w:r>
-        <w:rPr>
-          <w:lang w:val="id_ID" w:bidi="id_ID"/>
-        </w:rPr>
-        <w:t>)</w:t>
-      </w:r>
-    </w:p>
-    <w:p>
-      <w:pPr>
-        <w:pStyle w:val="Heading3"/>
-      </w:pPr>
-      <w:r>
-        <w:rPr>
-          <w:lang w:val="id_ID" w:bidi="id_ID"/>
-        </w:rPr>
-        <w:t>Referensi Alkitab:</w:t>
-      </w:r>
-    </w:p>
-    <w:p>
-      <w:pPr>
-        <w:pStyle w:val="ListBullet"/>
-        <w:spacing w:line="240" w:lineRule="auto"/>
-        <w:ind w:left="720"/>
-      </w:pPr>
-      <w:r>
-        <w:rPr>
-          <w:lang w:val="id_ID" w:bidi="id_ID"/>
-        </w:rPr>
-      </w:r>
-      <w:hyperlink r:id="rId67">
-        <w:r>
-          <w:rPr>
-            <w:lang w:val="id_ID" w:bidi="id_ID"/>
-          </w:rPr>
-          <w:rPr>
-            <w:color w:val="0000EE"/>
-            <w:u w:val="single"/>
-          </w:rPr>
-          <w:t>Kejadian 25:26</w:t>
-        </w:r>
-      </w:hyperlink>
-    </w:p>
-    <w:p>
-      <w:pPr>
-        <w:pStyle w:val="ListBullet"/>
-        <w:spacing w:line="240" w:lineRule="auto"/>
-        <w:ind w:left="720"/>
-      </w:pPr>
-      <w:r>
-        <w:rPr>
-          <w:lang w:val="id_ID" w:bidi="id_ID"/>
-        </w:rPr>
-      </w:r>
-      <w:hyperlink r:id="rId68">
-        <w:r>
-          <w:rPr>
-            <w:lang w:val="id_ID" w:bidi="id_ID"/>
-          </w:rPr>
-          <w:rPr>
-            <w:color w:val="0000EE"/>
-            <w:u w:val="single"/>
-          </w:rPr>
-          <w:t>Kejadian 25:29–30</w:t>
-        </w:r>
-      </w:hyperlink>
-    </w:p>
-    <w:p>
-      <w:pPr>
-        <w:pStyle w:val="ListBullet"/>
-        <w:spacing w:line="240" w:lineRule="auto"/>
-        <w:ind w:left="720"/>
-      </w:pPr>
-      <w:r>
-        <w:rPr>
-          <w:lang w:val="id_ID" w:bidi="id_ID"/>
-        </w:rPr>
-      </w:r>
-      <w:hyperlink r:id="rId69">
-        <w:r>
-          <w:rPr>
-            <w:lang w:val="id_ID" w:bidi="id_ID"/>
-          </w:rPr>
-          <w:rPr>
-            <w:color w:val="0000EE"/>
-            <w:u w:val="single"/>
-          </w:rPr>
-          <w:t>Kejadian 26:34</w:t>
-        </w:r>
-      </w:hyperlink>
-    </w:p>
-    <w:p>
-      <w:pPr>
-        <w:pStyle w:val="ListBullet"/>
-        <w:spacing w:line="240" w:lineRule="auto"/>
-        <w:ind w:left="720"/>
-      </w:pPr>
-      <w:r>
-        <w:rPr>
-          <w:lang w:val="id_ID" w:bidi="id_ID"/>
-        </w:rPr>
-      </w:r>
-      <w:hyperlink r:id="rId70">
-        <w:r>
-          <w:rPr>
-            <w:lang w:val="id_ID" w:bidi="id_ID"/>
-          </w:rPr>
-          <w:rPr>
-            <w:color w:val="0000EE"/>
-            <w:u w:val="single"/>
-          </w:rPr>
-          <w:t>Kejadian 27:11–12</w:t>
-        </w:r>
-      </w:hyperlink>
-    </w:p>
-    <w:p>
-      <w:pPr>
-        <w:pStyle w:val="ListBullet"/>
-        <w:spacing w:line="240" w:lineRule="auto"/>
-        <w:ind w:left="720"/>
-      </w:pPr>
-      <w:r>
-        <w:rPr>
-          <w:lang w:val="id_ID" w:bidi="id_ID"/>
-        </w:rPr>
-      </w:r>
-      <w:hyperlink r:id="rId71">
-        <w:r>
-          <w:rPr>
-            <w:lang w:val="id_ID" w:bidi="id_ID"/>
-          </w:rPr>
-          <w:rPr>
-            <w:color w:val="0000EE"/>
-            <w:u w:val="single"/>
-          </w:rPr>
-          <w:t>Kejadian 32:5</w:t>
-        </w:r>
-      </w:hyperlink>
-    </w:p>
-    <w:p>
-      <w:pPr>
-        <w:pStyle w:val="ListBullet"/>
-        <w:spacing w:line="240" w:lineRule="auto"/>
-        <w:ind w:left="720"/>
-      </w:pPr>
-      <w:r>
-        <w:rPr>
-          <w:lang w:val="id_ID" w:bidi="id_ID"/>
-        </w:rPr>
-      </w:r>
-      <w:hyperlink r:id="rId72">
-        <w:r>
-          <w:rPr>
-            <w:lang w:val="id_ID" w:bidi="id_ID"/>
-          </w:rPr>
-          <w:rPr>
-            <w:color w:val="0000EE"/>
-            <w:u w:val="single"/>
-          </w:rPr>
-          <w:t>Ibrani 12:17</w:t>
-        </w:r>
-      </w:hyperlink>
-    </w:p>
-    <w:p>
-      <w:pPr>
-        <w:pStyle w:val="ListBullet"/>
-        <w:spacing w:line="240" w:lineRule="auto"/>
-        <w:ind w:left="720"/>
-      </w:pPr>
-      <w:r>
-        <w:rPr>
-          <w:lang w:val="id_ID" w:bidi="id_ID"/>
-        </w:rPr>
-      </w:r>
-      <w:hyperlink r:id="rId73">
-        <w:r>
-          <w:rPr>
-            <w:lang w:val="id_ID" w:bidi="id_ID"/>
-          </w:rPr>
-          <w:rPr>
-            <w:color w:val="0000EE"/>
-            <w:u w:val="single"/>
-          </w:rPr>
-          <w:t>Roma 9:13</w:t>
-        </w:r>
-      </w:hyperlink>
-    </w:p>
-    <w:p>
-      <w:pPr>
-        <w:pStyle w:val="Heading3"/>
-      </w:pPr>
-      <w:r>
-        <w:rPr>
-          <w:lang w:val="id_ID" w:bidi="id_ID"/>
-        </w:rPr>
-        <w:t>Contoh-contoh dari cerita Alkitab:</w:t>
-      </w:r>
-    </w:p>
-    <w:p>
-      <w:pPr>
-        <w:pStyle w:val="ListBullet"/>
-        <w:spacing w:line="240" w:lineRule="auto"/>
-        <w:ind w:left="720"/>
-      </w:pPr>
-      <w:r>
-        <w:rPr>
-          <w:lang w:val="id_ID" w:bidi="id_ID"/>
-        </w:rPr>
-      </w:r>
-      <w:r>
-        <w:rPr>
-          <w:b/>
-          <w:lang w:val="id_ID" w:bidi="id_ID"/>
-        </w:rPr>
-        <w:t>6:7</w:t>
-      </w:r>
-      <w:r>
-        <w:rPr>
-          <w:lang w:val="id_ID" w:bidi="id_ID"/>
-        </w:rPr>
-        <w:t xml:space="preserve"> Ketika bayi-bayi dari Ribka lahir, anak sulungnya berkulit merah dan berbulu, dan mereka menamainya </w:t>
-      </w:r>
-      <w:r>
-        <w:rPr>
-          <w:b/>
-          <w:lang w:val="id_ID" w:bidi="id_ID"/>
-        </w:rPr>
-        <w:t>Esau</w:t>
-      </w:r>
-      <w:r>
-        <w:rPr>
-          <w:lang w:val="id_ID" w:bidi="id_ID"/>
-        </w:rPr>
-        <w:t>.</w:t>
-      </w:r>
-    </w:p>
-    <w:p>
-      <w:pPr>
-        <w:pStyle w:val="ListBullet"/>
-        <w:spacing w:line="240" w:lineRule="auto"/>
-        <w:ind w:left="720"/>
-      </w:pPr>
-      <w:r>
-        <w:rPr>
-          <w:lang w:val="id_ID" w:bidi="id_ID"/>
-        </w:rPr>
-      </w:r>
-      <w:r>
-        <w:rPr>
-          <w:b/>
-          <w:lang w:val="id_ID" w:bidi="id_ID"/>
-        </w:rPr>
-        <w:t>7:2</w:t>
-      </w:r>
-      <w:r>
-        <w:rPr>
-          <w:lang w:val="id_ID" w:bidi="id_ID"/>
-        </w:rPr>
-        <w:t xml:space="preserve"> Jadi __Esau __ memberikan haknya kepada Yakub sebagai anak sulung.</w:t>
-      </w:r>
-    </w:p>
-    <w:p>
-      <w:pPr>
-        <w:pStyle w:val="ListBullet"/>
-        <w:spacing w:line="240" w:lineRule="auto"/>
-        <w:ind w:left="720"/>
-      </w:pPr>
-      <w:r>
-        <w:rPr>
-          <w:lang w:val="id_ID" w:bidi="id_ID"/>
-        </w:rPr>
-      </w:r>
-      <w:r>
-        <w:rPr>
-          <w:b/>
-          <w:lang w:val="id_ID" w:bidi="id_ID"/>
-        </w:rPr>
-        <w:t>7:4</w:t>
-      </w:r>
-      <w:r>
-        <w:rPr>
-          <w:lang w:val="id_ID" w:bidi="id_ID"/>
-        </w:rPr>
-        <w:t xml:space="preserve"> Ketika Ishak meraba bulu kambing dan mencium bau pakaian, dia mengira itu adalah </w:t>
-      </w:r>
-      <w:r>
-        <w:rPr>
-          <w:b/>
-          <w:lang w:val="id_ID" w:bidi="id_ID"/>
-        </w:rPr>
-        <w:t>Esau</w:t>
-      </w:r>
-      <w:r>
-        <w:rPr>
-          <w:lang w:val="id_ID" w:bidi="id_ID"/>
-        </w:rPr>
-        <w:t xml:space="preserve"> dan memberkatinya.</w:t>
-      </w:r>
-    </w:p>
-    <w:p>
-      <w:pPr>
-        <w:pStyle w:val="ListBullet"/>
-        <w:spacing w:line="240" w:lineRule="auto"/>
-        <w:ind w:left="720"/>
-      </w:pPr>
-      <w:r>
-        <w:rPr>
-          <w:lang w:val="id_ID" w:bidi="id_ID"/>
-        </w:rPr>
-      </w:r>
-      <w:r>
-        <w:rPr>
-          <w:b/>
-          <w:lang w:val="id_ID" w:bidi="id_ID"/>
-        </w:rPr>
-        <w:t>7:5</w:t>
-      </w:r>
-      <w:r>
-        <w:rPr>
-          <w:lang w:val="id_ID" w:bidi="id_ID"/>
-        </w:rPr>
-        <w:t xml:space="preserve"> </w:t>
-      </w:r>
-      <w:r>
-        <w:rPr>
-          <w:b/>
-          <w:lang w:val="id_ID" w:bidi="id_ID"/>
-        </w:rPr>
-        <w:t>Esau</w:t>
-      </w:r>
-      <w:r>
-        <w:rPr>
-          <w:lang w:val="id_ID" w:bidi="id_ID"/>
-        </w:rPr>
-        <w:t xml:space="preserve"> membenci Yakub karena Yakub telah merampas haknya sebagai anak sulung dan juga berkatnya.</w:t>
-      </w:r>
-    </w:p>
-    <w:p>
-      <w:pPr>
-        <w:pStyle w:val="ListBullet"/>
-        <w:spacing w:line="240" w:lineRule="auto"/>
-        <w:ind w:left="720"/>
-      </w:pPr>
-      <w:r>
-        <w:rPr>
-          <w:lang w:val="id_ID" w:bidi="id_ID"/>
-        </w:rPr>
-      </w:r>
-      <w:r>
-        <w:rPr>
-          <w:b/>
-          <w:lang w:val="id_ID" w:bidi="id_ID"/>
-        </w:rPr>
-        <w:t>7:10</w:t>
-      </w:r>
-      <w:r>
-        <w:rPr>
-          <w:lang w:val="id_ID" w:bidi="id_ID"/>
-        </w:rPr>
-        <w:t xml:space="preserve"> Tapi __Esau __ sudah memaafkan Yakub, dan mereka senang bisa bertemu lagi.</w:t>
-      </w:r>
-    </w:p>
-    <w:p>
-      <w:pPr>
-        <w:pStyle w:val="Heading3"/>
-      </w:pPr>
-      <w:r>
-        <w:rPr>
-          <w:lang w:val="id_ID" w:bidi="id_ID"/>
-        </w:rPr>
-        <w:t>Data Kata:</w:t>
-      </w:r>
-    </w:p>
-    <w:p>
-      <w:pPr>
-        <w:pStyle w:val="ListBullet"/>
-        <w:spacing w:line="240" w:lineRule="auto"/>
-        <w:ind w:left="720"/>
-      </w:pPr>
-      <w:r>
-        <w:rPr>
-          <w:lang w:val="id_ID" w:bidi="id_ID"/>
-        </w:rPr>
-      </w:r>
-      <w:r>
-        <w:rPr>
-          <w:lang w:val="id_ID" w:bidi="id_ID"/>
-        </w:rPr>
-        <w:t>Strong’s: H6215, G22690</w:t>
-      </w:r>
-      <w:r>
-        <w:rPr>
-          <w:lang w:val="id_ID" w:bidi="id_ID"/>
-        </w:rPr>
-      </w:r>
-      <w:r>
-        <w:rPr>
-          <w:lang w:val="id_ID" w:bidi="id_ID"/>
-        </w:rPr>
-      </w:r>
-    </w:p>
-    <w:p>
-      <w:pPr/>
-      <w:r>
-        <w:rPr>
-          <w:lang w:val="id_ID" w:bidi="id_ID"/>
-        </w:rPr>
-      </w:r>
-    </w:p>
-    <w:p>
-      <w:pPr>
-        <w:pStyle w:val="Heading2"/>
-      </w:pPr>
-      <w:r>
-        <w:rPr>
-          <w:lang w:val="id_ID" w:bidi="id_ID"/>
-        </w:rPr>
-        <w:t>Ester</w:t>
-      </w:r>
-      <w:r>
-        <w:rPr>
-          <w:lang w:val="id_ID" w:bidi="id_ID"/>
-        </w:rPr>
-      </w:r>
-    </w:p>
-    <w:p>
-      <w:pPr>
-        <w:pStyle w:val="Heading3"/>
-      </w:pPr>
-      <w:r>
-        <w:rPr>
-          <w:lang w:val="id_ID" w:bidi="id_ID"/>
-        </w:rPr>
-        <w:t>Fakta:</w:t>
-      </w:r>
-    </w:p>
-    <w:p>
-      <w:pPr/>
-      <w:r>
-        <w:rPr>
-          <w:lang w:val="id_ID" w:bidi="id_ID"/>
-        </w:rPr>
-      </w:r>
-      <w:r>
-        <w:rPr>
-          <w:lang w:val="id_ID" w:bidi="id_ID"/>
-        </w:rPr>
-        <w:t>Ester adalah seorang perempuan Yahudi yang menjadi ratu kerajaan Persia setelah bangsa Israel dibawa ke Babel sebagai tawanan. “Ester” adalah nama Persianya, dan nama Ibraninya adalah “Hadasseh” atau disebut juga "Hadasa" di dalam Bahasa Indonesia.</w:t>
-      </w:r>
-    </w:p>
-    <w:p>
-      <w:pPr>
-        <w:pStyle w:val="ListBullet"/>
-        <w:spacing w:line="240" w:lineRule="auto"/>
-        <w:ind w:left="720"/>
-      </w:pPr>
-      <w:r>
-        <w:rPr>
-          <w:lang w:val="id_ID" w:bidi="id_ID"/>
-        </w:rPr>
-      </w:r>
-      <w:r>
-        <w:rPr>
-          <w:lang w:val="id_ID" w:bidi="id_ID"/>
-        </w:rPr>
-        <w:t>Kitab Ester menceritakan kisah bagaimana Ester menjadi istri Raja Persia Ahasweros dan bagaimana Allah memakainya untuk menyelamatkan umat-Nya.</w:t>
-      </w:r>
-    </w:p>
-    <w:p>
-      <w:pPr>
-        <w:pStyle w:val="ListBullet"/>
-        <w:spacing w:line="240" w:lineRule="auto"/>
-        <w:ind w:left="720"/>
-      </w:pPr>
-      <w:r>
-        <w:rPr>
-          <w:lang w:val="id_ID" w:bidi="id_ID"/>
-        </w:rPr>
-      </w:r>
-      <w:r>
-        <w:rPr>
-          <w:lang w:val="id_ID" w:bidi="id_ID"/>
-        </w:rPr>
-        <w:t>Ester adalah seorang yatim piatu yang dibesarkan oleh kakak sepupunya yang saleh, Mordekai.</w:t>
-      </w:r>
-    </w:p>
-    <w:p>
-      <w:pPr>
-        <w:pStyle w:val="ListBullet"/>
-        <w:spacing w:line="240" w:lineRule="auto"/>
-        <w:ind w:left="720"/>
-      </w:pPr>
-      <w:r>
-        <w:rPr>
-          <w:lang w:val="id_ID" w:bidi="id_ID"/>
-        </w:rPr>
-      </w:r>
-      <w:r>
-        <w:rPr>
-          <w:lang w:val="id_ID" w:bidi="id_ID"/>
-        </w:rPr>
-        <w:t>Ketaatannya kepada ayah angkatnya membantunya untuk taat kepada Allah.</w:t>
-      </w:r>
-    </w:p>
-    <w:p>
-      <w:pPr>
-        <w:pStyle w:val="ListBullet"/>
-        <w:spacing w:line="240" w:lineRule="auto"/>
-        <w:ind w:left="720"/>
-      </w:pPr>
-      <w:r>
-        <w:rPr>
-          <w:lang w:val="id_ID" w:bidi="id_ID"/>
-        </w:rPr>
-      </w:r>
-      <w:r>
-        <w:rPr>
-          <w:lang w:val="id_ID" w:bidi="id_ID"/>
-        </w:rPr>
-        <w:t>Ester menaati Allah dan mempertaruhkan nyawanya demi menyelamatkan bangsanya, orang-orang Yahudi.</w:t>
-      </w:r>
-    </w:p>
-    <w:p>
-      <w:pPr>
-        <w:pStyle w:val="ListBullet"/>
-        <w:spacing w:line="240" w:lineRule="auto"/>
-        <w:ind w:left="720"/>
-      </w:pPr>
-      <w:r>
-        <w:rPr>
-          <w:lang w:val="id_ID" w:bidi="id_ID"/>
-        </w:rPr>
-      </w:r>
-      <w:r>
-        <w:rPr>
-          <w:lang w:val="id_ID" w:bidi="id_ID"/>
-        </w:rPr>
-        <w:t>Kisah Ester menggambarkan kedaulatan Allah yang mengendalikan peristiwa-peristiwa sejarah, khususnya bagaimana Ia melindungi umat-Nya dan bekerja melalui orang-orang yang menaati-Nya.</w:t>
-      </w:r>
-    </w:p>
-    <w:p>
-      <w:pPr/>
-      <w:r>
-        <w:rPr>
-          <w:lang w:val="id_ID" w:bidi="id_ID"/>
-        </w:rPr>
-      </w:r>
-      <w:r>
-        <w:rPr>
-          <w:lang w:val="id_ID" w:bidi="id_ID"/>
-        </w:rPr>
-        <w:t>(Saran terjemahan: Cara Menerjemahkan Nama)</w:t>
-      </w:r>
-    </w:p>
-    <w:p>
-      <w:pPr/>
-      <w:r>
-        <w:rPr>
-          <w:lang w:val="id_ID" w:bidi="id_ID"/>
-        </w:rPr>
-      </w:r>
-      <w:r>
-        <w:rPr>
-          <w:lang w:val="id_ID" w:bidi="id_ID"/>
-        </w:rPr>
-        <w:t xml:space="preserve">(Lihat juga: </w:t>
-      </w:r>
-      <w:r>
-        <w:rPr>
-          <w:lang w:val="id_ID" w:bidi="id_ID"/>
-        </w:rPr>
-        <w:t>Ahasyweros</w:t>
-      </w:r>
-      <w:r>
-        <w:rPr>
-          <w:lang w:val="id_ID" w:bidi="id_ID"/>
-        </w:rPr>
-        <w:t xml:space="preserve">, </w:t>
-      </w:r>
-      <w:r>
-        <w:rPr>
-          <w:lang w:val="id_ID" w:bidi="id_ID"/>
-        </w:rPr>
-        <w:t>Mordekhai</w:t>
-      </w:r>
-      <w:r>
-        <w:rPr>
-          <w:lang w:val="id_ID" w:bidi="id_ID"/>
-        </w:rPr>
-        <w:t xml:space="preserve">, </w:t>
-      </w:r>
-      <w:r>
-        <w:rPr>
-          <w:lang w:val="id_ID" w:bidi="id_ID"/>
-        </w:rPr>
-        <w:t>Persia</w:t>
-      </w:r>
-      <w:r>
-        <w:rPr>
-          <w:lang w:val="id_ID" w:bidi="id_ID"/>
-        </w:rPr>
-        <w:t>)</w:t>
-      </w:r>
-    </w:p>
-    <w:p>
-      <w:pPr>
-        <w:pStyle w:val="Heading3"/>
-      </w:pPr>
-      <w:r>
-        <w:rPr>
-          <w:lang w:val="id_ID" w:bidi="id_ID"/>
-        </w:rPr>
-        <w:t>Rujukan Alkitab:</w:t>
-      </w:r>
-    </w:p>
-    <w:p>
-      <w:pPr>
-        <w:pStyle w:val="ListBullet"/>
-        <w:spacing w:line="240" w:lineRule="auto"/>
-        <w:ind w:left="720"/>
-      </w:pPr>
-      <w:r>
-        <w:rPr>
-          <w:lang w:val="id_ID" w:bidi="id_ID"/>
-        </w:rPr>
-      </w:r>
-      <w:hyperlink r:id="rId74">
-        <w:r>
-          <w:rPr>
-            <w:lang w:val="id_ID" w:bidi="id_ID"/>
-          </w:rPr>
-          <w:rPr>
-            <w:color w:val="0000EE"/>
-            <w:u w:val="single"/>
-          </w:rPr>
-          <w:t>Ester 2:7</w:t>
-        </w:r>
-      </w:hyperlink>
-    </w:p>
-    <w:p>
-      <w:pPr>
-        <w:pStyle w:val="ListBullet"/>
-        <w:spacing w:line="240" w:lineRule="auto"/>
-        <w:ind w:left="720"/>
-      </w:pPr>
-      <w:r>
-        <w:rPr>
-          <w:lang w:val="id_ID" w:bidi="id_ID"/>
-        </w:rPr>
-      </w:r>
-      <w:hyperlink r:id="rId75">
-        <w:r>
-          <w:rPr>
-            <w:lang w:val="id_ID" w:bidi="id_ID"/>
-          </w:rPr>
-          <w:rPr>
-            <w:color w:val="0000EE"/>
-            <w:u w:val="single"/>
-          </w:rPr>
-          <w:t>Ester 2:15</w:t>
-        </w:r>
-      </w:hyperlink>
-    </w:p>
-    <w:p>
-      <w:pPr>
-        <w:pStyle w:val="ListBullet"/>
-        <w:spacing w:line="240" w:lineRule="auto"/>
-        <w:ind w:left="720"/>
-      </w:pPr>
-      <w:r>
-        <w:rPr>
-          <w:lang w:val="id_ID" w:bidi="id_ID"/>
-        </w:rPr>
-      </w:r>
-      <w:hyperlink r:id="rId76">
-        <w:r>
-          <w:rPr>
-            <w:lang w:val="id_ID" w:bidi="id_ID"/>
-          </w:rPr>
-          <w:rPr>
-            <w:color w:val="0000EE"/>
-            <w:u w:val="single"/>
-          </w:rPr>
-          <w:t>Ester 7:1</w:t>
-        </w:r>
-      </w:hyperlink>
-    </w:p>
-    <w:p>
-      <w:pPr>
-        <w:pStyle w:val="ListBullet"/>
-        <w:spacing w:line="240" w:lineRule="auto"/>
-        <w:ind w:left="720"/>
-      </w:pPr>
-      <w:r>
-        <w:rPr>
-          <w:lang w:val="id_ID" w:bidi="id_ID"/>
-        </w:rPr>
-      </w:r>
-      <w:hyperlink r:id="rId77">
-        <w:r>
-          <w:rPr>
-            <w:lang w:val="id_ID" w:bidi="id_ID"/>
-          </w:rPr>
-          <w:rPr>
-            <w:color w:val="0000EE"/>
-            <w:u w:val="single"/>
-          </w:rPr>
-          <w:t>Ester 8:2</w:t>
-        </w:r>
-      </w:hyperlink>
-    </w:p>
-    <w:p>
-      <w:pPr>
-        <w:pStyle w:val="Heading3"/>
-      </w:pPr>
-      <w:r>
-        <w:rPr>
-          <w:lang w:val="id_ID" w:bidi="id_ID"/>
-        </w:rPr>
-        <w:t>Data Kata:</w:t>
-      </w:r>
-    </w:p>
-    <w:p>
-      <w:pPr>
-        <w:pStyle w:val="ListBullet"/>
-        <w:spacing w:line="240" w:lineRule="auto"/>
-        <w:ind w:left="720"/>
-      </w:pPr>
-      <w:r>
-        <w:rPr>
-          <w:lang w:val="id_ID" w:bidi="id_ID"/>
-        </w:rPr>
-      </w:r>
-      <w:r>
-        <w:rPr>
-          <w:lang w:val="id_ID" w:bidi="id_ID"/>
-        </w:rPr>
-        <w:t>Strong’s: H0635</w:t>
-      </w:r>
-      <w:r>
-        <w:rPr>
-          <w:lang w:val="id_ID" w:bidi="id_ID"/>
-        </w:rPr>
-      </w:r>
-      <w:r>
-        <w:rPr>
-          <w:lang w:val="id_ID" w:bidi="id_ID"/>
-        </w:rPr>
-      </w:r>
-    </w:p>
-    <w:p>
-      <w:pPr/>
-      <w:r>
-        <w:rPr>
-          <w:lang w:val="id_ID" w:bidi="id_ID"/>
-        </w:rPr>
-      </w:r>
-    </w:p>
-    <w:p>
-      <w:pPr>
-        <w:pStyle w:val="Heading2"/>
-      </w:pPr>
-      <w:r>
-        <w:rPr>
-          <w:lang w:val="id_ID" w:bidi="id_ID"/>
-        </w:rPr>
-        <w:t>Etiopia</w:t>
-      </w:r>
-      <w:r>
-        <w:rPr>
-          <w:lang w:val="id_ID" w:bidi="id_ID"/>
-        </w:rPr>
-      </w:r>
-    </w:p>
-    <w:p>
-      <w:pPr>
-        <w:pStyle w:val="Heading3"/>
-      </w:pPr>
-      <w:r>
-        <w:rPr>
-          <w:lang w:val="id_ID" w:bidi="id_ID"/>
-        </w:rPr>
-        <w:t>Fakta:</w:t>
-      </w:r>
-    </w:p>
-    <w:p>
-      <w:pPr/>
-      <w:r>
-        <w:rPr>
-          <w:lang w:val="id_ID" w:bidi="id_ID"/>
-        </w:rPr>
-      </w:r>
-      <w:r>
-        <w:rPr>
-          <w:lang w:val="id_ID" w:bidi="id_ID"/>
-        </w:rPr>
-        <w:t>Etiopia adalah sebuah negara di Afrika yang terletak tepat di sebelah selatan Mesir, berbatasan dengan Sungai Nil di barat dan Laut Merah di timur. Seseorang dari Etiopia adalah “orang Etiopia”.</w:t>
-      </w:r>
-    </w:p>
-    <w:p>
-      <w:pPr>
-        <w:pStyle w:val="ListBullet"/>
-        <w:spacing w:line="240" w:lineRule="auto"/>
-        <w:ind w:left="720"/>
-      </w:pPr>
-      <w:r>
-        <w:rPr>
-          <w:lang w:val="id_ID" w:bidi="id_ID"/>
-        </w:rPr>
-      </w:r>
-      <w:r>
-        <w:rPr>
-          <w:lang w:val="id_ID" w:bidi="id_ID"/>
-        </w:rPr>
-        <w:t>Etiopia kuno terletak di selatan Mesir dan mencakup wilayah yang kini menjadi bagian dari beberapa negara Afrika modern, seperti Sudan, Etiopia modern, Somalia, Kenya, Uganda, Republik Afrika Tengah, dan Chad.</w:t>
-      </w:r>
-    </w:p>
-    <w:p>
-      <w:pPr>
-        <w:pStyle w:val="ListBullet"/>
-        <w:spacing w:line="240" w:lineRule="auto"/>
-        <w:ind w:left="720"/>
-      </w:pPr>
-      <w:r>
-        <w:rPr>
-          <w:lang w:val="id_ID" w:bidi="id_ID"/>
-        </w:rPr>
-      </w:r>
-      <w:r>
-        <w:rPr>
-          <w:lang w:val="id_ID" w:bidi="id_ID"/>
-        </w:rPr>
-        <w:t>Dalam Alkitab, Etiopia terkadang disebut “Kush” atau “Nubia”.</w:t>
-      </w:r>
-    </w:p>
-    <w:p>
-      <w:pPr>
-        <w:pStyle w:val="ListBullet"/>
-        <w:spacing w:line="240" w:lineRule="auto"/>
-        <w:ind w:left="720"/>
-      </w:pPr>
-      <w:r>
-        <w:rPr>
-          <w:lang w:val="id_ID" w:bidi="id_ID"/>
-        </w:rPr>
-      </w:r>
-      <w:r>
-        <w:rPr>
-          <w:lang w:val="id_ID" w:bidi="id_ID"/>
-        </w:rPr>
-        <w:t>Negara-negara Etiopia (“Kush”) dan Mesir sering disebutkan bersamaan dalam Alkitab, mungkin karena letaknya bersebelahan dan masyarakatnya mungkin mempunyai nenek moyang yang sama.</w:t>
-      </w:r>
-    </w:p>
-    <w:p>
-      <w:pPr>
-        <w:pStyle w:val="ListBullet"/>
-        <w:spacing w:line="240" w:lineRule="auto"/>
-        <w:ind w:left="720"/>
-      </w:pPr>
-      <w:r>
-        <w:rPr>
-          <w:lang w:val="id_ID" w:bidi="id_ID"/>
-        </w:rPr>
-      </w:r>
-      <w:r>
-        <w:rPr>
-          <w:lang w:val="id_ID" w:bidi="id_ID"/>
-        </w:rPr>
-        <w:t>Allah mengutus penginjil Filipus ke satu padang gurun di mana dia membagikan kabar baik tentang Yesus kepada seorang sida-sida Etiopia.</w:t>
-      </w:r>
-    </w:p>
-    <w:p>
-      <w:pPr/>
-      <w:r>
-        <w:rPr>
-          <w:lang w:val="id_ID" w:bidi="id_ID"/>
-        </w:rPr>
-      </w:r>
-      <w:r>
-        <w:rPr>
-          <w:lang w:val="id_ID" w:bidi="id_ID"/>
-        </w:rPr>
-        <w:t>(Saran terjemahan: Bagaimana menerjemahkan nama-nama)</w:t>
-      </w:r>
-    </w:p>
-    <w:p>
-      <w:pPr/>
-      <w:r>
-        <w:rPr>
-          <w:lang w:val="id_ID" w:bidi="id_ID"/>
-        </w:rPr>
-      </w:r>
-      <w:r>
-        <w:rPr>
-          <w:lang w:val="id_ID" w:bidi="id_ID"/>
-        </w:rPr>
-        <w:t xml:space="preserve">(Lihat juga: </w:t>
-      </w:r>
-      <w:r>
-        <w:rPr>
-          <w:lang w:val="id_ID" w:bidi="id_ID"/>
-        </w:rPr>
-        <w:t>Cush</w:t>
-      </w:r>
-      <w:r>
-        <w:rPr>
-          <w:lang w:val="id_ID" w:bidi="id_ID"/>
-        </w:rPr>
-        <w:t xml:space="preserve">, </w:t>
-      </w:r>
-      <w:r>
-        <w:rPr>
-          <w:lang w:val="id_ID" w:bidi="id_ID"/>
-        </w:rPr>
-        <w:t>Egypt</w:t>
-      </w:r>
-      <w:r>
-        <w:rPr>
-          <w:lang w:val="id_ID" w:bidi="id_ID"/>
-        </w:rPr>
-        <w:t xml:space="preserve">, </w:t>
-      </w:r>
-      <w:r>
-        <w:rPr>
-          <w:lang w:val="id_ID" w:bidi="id_ID"/>
-        </w:rPr>
-        <w:t>eunuch</w:t>
-      </w:r>
-      <w:r>
-        <w:rPr>
-          <w:lang w:val="id_ID" w:bidi="id_ID"/>
-        </w:rPr>
-        <w:t xml:space="preserve">, </w:t>
-      </w:r>
-      <w:r>
-        <w:rPr>
-          <w:lang w:val="id_ID" w:bidi="id_ID"/>
-        </w:rPr>
-        <w:t>Philip</w:t>
-      </w:r>
-      <w:r>
-        <w:rPr>
-          <w:lang w:val="id_ID" w:bidi="id_ID"/>
-        </w:rPr>
-        <w:t>)</w:t>
-      </w:r>
-    </w:p>
-    <w:p>
-      <w:pPr>
-        <w:pStyle w:val="Heading3"/>
-      </w:pPr>
-      <w:r>
-        <w:rPr>
-          <w:lang w:val="id_ID" w:bidi="id_ID"/>
-        </w:rPr>
         <w:t>Bible References:</w:t>
       </w:r>
     </w:p>
@@ -7260,501 +7143,48 @@
           <w:lang w:val="id_ID" w:bidi="id_ID"/>
         </w:rPr>
       </w:r>
-      <w:hyperlink r:id="rId28">
-        <w:r>
-          <w:rPr>
-            <w:lang w:val="id_ID" w:bidi="id_ID"/>
-          </w:rPr>
-          <w:rPr>
-            <w:color w:val="0000EE"/>
-            <w:u w:val="single"/>
-          </w:rPr>
-          <w:t>Kisah Para Rasul 8:27</w:t>
-        </w:r>
-      </w:hyperlink>
-    </w:p>
-    <w:p>
-      <w:pPr>
-        <w:pStyle w:val="ListBullet"/>
-        <w:spacing w:line="240" w:lineRule="auto"/>
-        <w:ind w:left="720"/>
-      </w:pPr>
-      <w:r>
-        <w:rPr>
-          <w:lang w:val="id_ID" w:bidi="id_ID"/>
-        </w:rPr>
-      </w:r>
-      <w:hyperlink r:id="rId28">
-        <w:r>
-          <w:rPr>
-            <w:lang w:val="id_ID" w:bidi="id_ID"/>
-          </w:rPr>
-          <w:rPr>
-            <w:color w:val="0000EE"/>
-            <w:u w:val="single"/>
-          </w:rPr>
-          <w:t>Kisah Para Rasul 8:30</w:t>
-        </w:r>
-      </w:hyperlink>
-    </w:p>
-    <w:p>
-      <w:pPr>
-        <w:pStyle w:val="ListBullet"/>
-        <w:spacing w:line="240" w:lineRule="auto"/>
-        <w:ind w:left="720"/>
-      </w:pPr>
-      <w:r>
-        <w:rPr>
-          <w:lang w:val="id_ID" w:bidi="id_ID"/>
-        </w:rPr>
-      </w:r>
-      <w:hyperlink r:id="rId28">
-        <w:r>
-          <w:rPr>
-            <w:lang w:val="id_ID" w:bidi="id_ID"/>
-          </w:rPr>
-          <w:rPr>
-            <w:color w:val="0000EE"/>
-            <w:u w:val="single"/>
-          </w:rPr>
-          <w:t>Kisah Para Rasul 8:32–33</w:t>
-        </w:r>
-      </w:hyperlink>
-    </w:p>
-    <w:p>
-      <w:pPr>
-        <w:pStyle w:val="ListBullet"/>
-        <w:spacing w:line="240" w:lineRule="auto"/>
-        <w:ind w:left="720"/>
-      </w:pPr>
-      <w:r>
-        <w:rPr>
-          <w:lang w:val="id_ID" w:bidi="id_ID"/>
-        </w:rPr>
-      </w:r>
-      <w:hyperlink r:id="rId28">
-        <w:r>
-          <w:rPr>
-            <w:lang w:val="id_ID" w:bidi="id_ID"/>
-          </w:rPr>
-          <w:rPr>
-            <w:color w:val="0000EE"/>
-            <w:u w:val="single"/>
-          </w:rPr>
-          <w:t>Kisah Para Rasul 8:36–38</w:t>
-        </w:r>
-      </w:hyperlink>
-    </w:p>
-    <w:p>
-      <w:pPr>
-        <w:pStyle w:val="ListBullet"/>
-        <w:spacing w:line="240" w:lineRule="auto"/>
-        <w:ind w:left="720"/>
-      </w:pPr>
-      <w:r>
-        <w:rPr>
-          <w:lang w:val="id_ID" w:bidi="id_ID"/>
-        </w:rPr>
-      </w:r>
-      <w:hyperlink r:id="rId78">
-        <w:r>
-          <w:rPr>
-            <w:lang w:val="id_ID" w:bidi="id_ID"/>
-          </w:rPr>
-          <w:rPr>
-            <w:color w:val="0000EE"/>
-            <w:u w:val="single"/>
-          </w:rPr>
-          <w:t>Yesaya 18:1–2</w:t>
-        </w:r>
-      </w:hyperlink>
-    </w:p>
-    <w:p>
-      <w:pPr>
-        <w:pStyle w:val="ListBullet"/>
-        <w:spacing w:line="240" w:lineRule="auto"/>
-        <w:ind w:left="720"/>
-      </w:pPr>
-      <w:r>
-        <w:rPr>
-          <w:lang w:val="id_ID" w:bidi="id_ID"/>
-        </w:rPr>
-      </w:r>
-      <w:hyperlink r:id="rId79">
-        <w:r>
-          <w:rPr>
-            <w:lang w:val="id_ID" w:bidi="id_ID"/>
-          </w:rPr>
-          <w:rPr>
-            <w:color w:val="0000EE"/>
-            <w:u w:val="single"/>
-          </w:rPr>
-          <w:t>Nahum 3:9</w:t>
-        </w:r>
-      </w:hyperlink>
-    </w:p>
-    <w:p>
-      <w:pPr>
-        <w:pStyle w:val="ListBullet"/>
-        <w:spacing w:line="240" w:lineRule="auto"/>
-        <w:ind w:left="720"/>
-      </w:pPr>
-      <w:r>
-        <w:rPr>
-          <w:lang w:val="id_ID" w:bidi="id_ID"/>
-        </w:rPr>
-      </w:r>
-      <w:hyperlink r:id="rId80">
-        <w:r>
-          <w:rPr>
-            <w:lang w:val="id_ID" w:bidi="id_ID"/>
-          </w:rPr>
-          <w:rPr>
-            <w:color w:val="0000EE"/>
-            <w:u w:val="single"/>
-          </w:rPr>
-          <w:t>Zefanya 3:9–11</w:t>
-        </w:r>
-      </w:hyperlink>
-    </w:p>
-    <w:p>
-      <w:pPr>
-        <w:pStyle w:val="Heading3"/>
-      </w:pPr>
-      <w:r>
-        <w:rPr>
-          <w:lang w:val="id_ID" w:bidi="id_ID"/>
-        </w:rPr>
-        <w:t>Data Kata:</w:t>
-      </w:r>
-    </w:p>
-    <w:p>
-      <w:pPr>
-        <w:pStyle w:val="ListBullet"/>
-        <w:spacing w:line="240" w:lineRule="auto"/>
-        <w:ind w:left="720"/>
-      </w:pPr>
-      <w:r>
-        <w:rPr>
-          <w:lang w:val="id_ID" w:bidi="id_ID"/>
-        </w:rPr>
-      </w:r>
-      <w:r>
-        <w:rPr>
-          <w:lang w:val="id_ID" w:bidi="id_ID"/>
-        </w:rPr>
-        <w:t>Strong’s: G01280</w:t>
-      </w:r>
-      <w:r>
-        <w:rPr>
-          <w:lang w:val="id_ID" w:bidi="id_ID"/>
-        </w:rPr>
-      </w:r>
-      <w:r>
-        <w:rPr>
-          <w:lang w:val="id_ID" w:bidi="id_ID"/>
-        </w:rPr>
-      </w:r>
-    </w:p>
-    <w:p>
-      <w:pPr/>
-      <w:r>
-        <w:rPr>
-          <w:lang w:val="id_ID" w:bidi="id_ID"/>
-        </w:rPr>
-      </w:r>
-    </w:p>
-    <w:p>
-      <w:pPr>
-        <w:pStyle w:val="Heading2"/>
-      </w:pPr>
-      <w:r>
-        <w:rPr>
-          <w:lang w:val="id_ID" w:bidi="id_ID"/>
-        </w:rPr>
-        <w:t>Ezra</w:t>
-      </w:r>
-      <w:r>
-        <w:rPr>
-          <w:lang w:val="id_ID" w:bidi="id_ID"/>
-        </w:rPr>
-      </w:r>
-    </w:p>
-    <w:p>
-      <w:pPr>
-        <w:pStyle w:val="Heading3"/>
-      </w:pPr>
-      <w:r>
-        <w:rPr>
-          <w:lang w:val="id_ID" w:bidi="id_ID"/>
-        </w:rPr>
-        <w:t>Fakta:</w:t>
-      </w:r>
-    </w:p>
-    <w:p>
-      <w:pPr/>
-      <w:r>
-        <w:rPr>
-          <w:lang w:val="id_ID" w:bidi="id_ID"/>
-        </w:rPr>
-      </w:r>
-      <w:r>
-        <w:rPr>
-          <w:lang w:val="id_ID" w:bidi="id_ID"/>
-        </w:rPr>
-        <w:t>Ezra adalah seorang imam Israel dan ahli dalam hukum Yahudi yang mencatat sejarah kembalinya orang-orang Israel ke Yerusalem dari Babel tempat Israel ditawan selama 70 tahun.</w:t>
-      </w:r>
-    </w:p>
-    <w:p>
-      <w:pPr/>
-      <w:r>
-        <w:rPr>
-          <w:lang w:val="id_ID" w:bidi="id_ID"/>
-        </w:rPr>
-      </w:r>
-      <w:r>
-        <w:rPr>
-          <w:lang w:val="id_ID" w:bidi="id_ID"/>
-        </w:rPr>
-        <w:t>*Ezra mencatat bagian sejarah Israel ini dalam kitab Ezra dalam Alkitab. Dia mungkin juga yang menulis kitab Nehemia, karena kedua kitab ini awalnya merupakan satu kitab.</w:t>
-      </w:r>
-    </w:p>
-    <w:p>
-      <w:pPr>
-        <w:pStyle w:val="ListBullet"/>
-        <w:spacing w:line="240" w:lineRule="auto"/>
-        <w:ind w:left="720"/>
-      </w:pPr>
-      <w:r>
-        <w:rPr>
-          <w:lang w:val="id_ID" w:bidi="id_ID"/>
-        </w:rPr>
-      </w:r>
-      <w:r>
-        <w:rPr>
-          <w:lang w:val="id_ID" w:bidi="id_ID"/>
-        </w:rPr>
-        <w:t>Ketika Ezra kembali ke Yerusalem, dia menegakkan kembali Hukum, karena orang Israel sudah tidak lagi menaati hukum Sabat dan menikah dengan perempuan-perempuan yang menganut agama kafir.</w:t>
-      </w:r>
-    </w:p>
-    <w:p>
-      <w:pPr>
-        <w:pStyle w:val="ListBullet"/>
-        <w:spacing w:line="240" w:lineRule="auto"/>
-        <w:ind w:left="720"/>
-      </w:pPr>
-      <w:r>
-        <w:rPr>
-          <w:lang w:val="id_ID" w:bidi="id_ID"/>
-        </w:rPr>
-      </w:r>
-      <w:r>
-        <w:rPr>
-          <w:lang w:val="id_ID" w:bidi="id_ID"/>
-        </w:rPr>
-        <w:t>Ezra juga membantu membangun kembali bait suci, yang telah dihancurkan oleh orang-orang Babel ketika mereka merebut Yerusalem.</w:t>
-      </w:r>
-    </w:p>
-    <w:p>
-      <w:pPr>
-        <w:pStyle w:val="ListBullet"/>
-        <w:spacing w:line="240" w:lineRule="auto"/>
-        <w:ind w:left="720"/>
-      </w:pPr>
-      <w:r>
-        <w:rPr>
-          <w:lang w:val="id_ID" w:bidi="id_ID"/>
-        </w:rPr>
-      </w:r>
-      <w:r>
-        <w:rPr>
-          <w:lang w:val="id_ID" w:bidi="id_ID"/>
-        </w:rPr>
-        <w:t>Ada dua laki-laki lain bernama Ezra yang disebutkan dalam Perjanjian Lama.</w:t>
-      </w:r>
-    </w:p>
-    <w:p>
-      <w:pPr/>
-      <w:r>
-        <w:rPr>
-          <w:lang w:val="id_ID" w:bidi="id_ID"/>
-        </w:rPr>
-      </w:r>
-      <w:r>
-        <w:rPr>
-          <w:lang w:val="id_ID" w:bidi="id_ID"/>
-        </w:rPr>
-        <w:t>((Saran terjemahan: Cara Menerjemahkan Nama)</w:t>
-      </w:r>
-    </w:p>
-    <w:p>
-      <w:pPr/>
-      <w:r>
-        <w:rPr>
-          <w:lang w:val="id_ID" w:bidi="id_ID"/>
-        </w:rPr>
-      </w:r>
-      <w:r>
-        <w:rPr>
-          <w:lang w:val="id_ID" w:bidi="id_ID"/>
-        </w:rPr>
-        <w:t xml:space="preserve">(Lihat juga: </w:t>
-      </w:r>
-      <w:r>
-        <w:rPr>
-          <w:lang w:val="id_ID" w:bidi="id_ID"/>
-        </w:rPr>
-        <w:t>Babylon</w:t>
-      </w:r>
-      <w:r>
-        <w:rPr>
-          <w:lang w:val="id_ID" w:bidi="id_ID"/>
-        </w:rPr>
-        <w:t xml:space="preserve">, </w:t>
-      </w:r>
-      <w:r>
-        <w:rPr>
-          <w:lang w:val="id_ID" w:bidi="id_ID"/>
-        </w:rPr>
-        <w:t>exile</w:t>
-      </w:r>
-      <w:r>
-        <w:rPr>
-          <w:lang w:val="id_ID" w:bidi="id_ID"/>
-        </w:rPr>
-        <w:t xml:space="preserve">, </w:t>
-      </w:r>
-      <w:r>
-        <w:rPr>
-          <w:lang w:val="id_ID" w:bidi="id_ID"/>
-        </w:rPr>
-        <w:t>Jerusalem</w:t>
-      </w:r>
-      <w:r>
-        <w:rPr>
-          <w:lang w:val="id_ID" w:bidi="id_ID"/>
-        </w:rPr>
-        <w:t xml:space="preserve">, </w:t>
-      </w:r>
-      <w:r>
-        <w:rPr>
-          <w:lang w:val="id_ID" w:bidi="id_ID"/>
-        </w:rPr>
-        <w:t>law</w:t>
-      </w:r>
-      <w:r>
-        <w:rPr>
-          <w:lang w:val="id_ID" w:bidi="id_ID"/>
-        </w:rPr>
-        <w:t xml:space="preserve">, </w:t>
-      </w:r>
-      <w:r>
-        <w:rPr>
-          <w:lang w:val="id_ID" w:bidi="id_ID"/>
-        </w:rPr>
-        <w:t>Nehemiah</w:t>
-      </w:r>
-      <w:r>
-        <w:rPr>
-          <w:lang w:val="id_ID" w:bidi="id_ID"/>
-        </w:rPr>
-        <w:t xml:space="preserve">, </w:t>
-      </w:r>
-      <w:r>
-        <w:rPr>
-          <w:lang w:val="id_ID" w:bidi="id_ID"/>
-        </w:rPr>
-        <w:t>temple</w:t>
-      </w:r>
-      <w:r>
-        <w:rPr>
-          <w:lang w:val="id_ID" w:bidi="id_ID"/>
-        </w:rPr>
-        <w:t>)</w:t>
-      </w:r>
-    </w:p>
-    <w:p>
-      <w:pPr>
-        <w:pStyle w:val="Heading3"/>
-      </w:pPr>
-      <w:r>
-        <w:rPr>
-          <w:lang w:val="id_ID" w:bidi="id_ID"/>
-        </w:rPr>
-        <w:t>Bible References:</w:t>
-      </w:r>
-    </w:p>
-    <w:p>
-      <w:pPr>
-        <w:pStyle w:val="ListBullet"/>
-        <w:spacing w:line="240" w:lineRule="auto"/>
-        <w:ind w:left="720"/>
-      </w:pPr>
-      <w:r>
-        <w:rPr>
-          <w:lang w:val="id_ID" w:bidi="id_ID"/>
-        </w:rPr>
-      </w:r>
-      <w:hyperlink r:id="rId81">
-        <w:r>
-          <w:rPr>
-            <w:lang w:val="id_ID" w:bidi="id_ID"/>
-          </w:rPr>
-          <w:rPr>
-            <w:color w:val="0000EE"/>
-            <w:u w:val="single"/>
-          </w:rPr>
-          <w:t>Ezra 7:6</w:t>
-        </w:r>
-      </w:hyperlink>
-    </w:p>
-    <w:p>
-      <w:pPr>
-        <w:pStyle w:val="ListBullet"/>
-        <w:spacing w:line="240" w:lineRule="auto"/>
-        <w:ind w:left="720"/>
-      </w:pPr>
-      <w:r>
-        <w:rPr>
-          <w:lang w:val="id_ID" w:bidi="id_ID"/>
-        </w:rPr>
-      </w:r>
-      <w:hyperlink r:id="rId82">
-        <w:r>
-          <w:rPr>
-            <w:lang w:val="id_ID" w:bidi="id_ID"/>
-          </w:rPr>
-          <w:rPr>
-            <w:color w:val="0000EE"/>
-            <w:u w:val="single"/>
-          </w:rPr>
-          <w:t>Nehemia 8:1–3</w:t>
-        </w:r>
-      </w:hyperlink>
-    </w:p>
-    <w:p>
-      <w:pPr>
-        <w:pStyle w:val="ListBullet"/>
-        <w:spacing w:line="240" w:lineRule="auto"/>
-        <w:ind w:left="720"/>
-      </w:pPr>
-      <w:r>
-        <w:rPr>
-          <w:lang w:val="id_ID" w:bidi="id_ID"/>
-        </w:rPr>
-      </w:r>
-      <w:hyperlink r:id="rId83">
-        <w:r>
-          <w:rPr>
-            <w:lang w:val="id_ID" w:bidi="id_ID"/>
-          </w:rPr>
-          <w:rPr>
-            <w:color w:val="0000EE"/>
-            <w:u w:val="single"/>
-          </w:rPr>
-          <w:t>Nehemia 12:1</w:t>
-        </w:r>
-      </w:hyperlink>
+      <w:r>
+        <w:rPr>
+          <w:lang w:val="id_ID" w:bidi="id_ID"/>
+        </w:rPr>
+        <w:t>Ezra 7:6</w:t>
+      </w:r>
+    </w:p>
+    <w:p>
+      <w:pPr>
+        <w:pStyle w:val="ListBullet"/>
+        <w:spacing w:line="240" w:lineRule="auto"/>
+        <w:ind w:left="720"/>
+      </w:pPr>
+      <w:r>
+        <w:rPr>
+          <w:lang w:val="id_ID" w:bidi="id_ID"/>
+        </w:rPr>
+      </w:r>
+      <w:r>
+        <w:rPr>
+          <w:lang w:val="id_ID" w:bidi="id_ID"/>
+        </w:rPr>
+        <w:t>Nehemia 8:1–3</w:t>
+      </w:r>
+    </w:p>
+    <w:p>
+      <w:pPr>
+        <w:pStyle w:val="ListBullet"/>
+        <w:spacing w:line="240" w:lineRule="auto"/>
+        <w:ind w:left="720"/>
+      </w:pPr>
+      <w:r>
+        <w:rPr>
+          <w:lang w:val="id_ID" w:bidi="id_ID"/>
+        </w:rPr>
+      </w:r>
+      <w:r>
+        <w:rPr>
+          <w:lang w:val="id_ID" w:bidi="id_ID"/>
+        </w:rPr>
+        <w:t>Nehemia 12:1</w:t>
+      </w:r>
     </w:p>
     <w:p>
       <w:pPr>

--- a/ind/docx/006.content.docx
+++ b/ind/docx/006.content.docx
@@ -2808,19 +2808,7 @@
         <w:rPr>
           <w:lang w:val="id_ID" w:bidi="id_ID"/>
         </w:rPr>
-        <w:t xml:space="preserve">, </w:t>
-      </w:r>
-      <w:r>
-        <w:rPr>
-          <w:lang w:val="id_ID" w:bidi="id_ID"/>
-        </w:rPr>
-        <w:t>power</w:t>
-      </w:r>
-      <w:r>
-        <w:rPr>
-          <w:lang w:val="id_ID" w:bidi="id_ID"/>
-        </w:rPr>
-        <w:t>)</w:t>
+        <w:t>, power)</w:t>
       </w:r>
     </w:p>
     <w:p>
@@ -5553,19 +5541,7 @@
         <w:rPr>
           <w:lang w:val="id_ID" w:bidi="id_ID"/>
         </w:rPr>
-        <w:t xml:space="preserve">, </w:t>
-      </w:r>
-      <w:r>
-        <w:rPr>
-          <w:lang w:val="id_ID" w:bidi="id_ID"/>
-        </w:rPr>
-        <w:t>rest</w:t>
-      </w:r>
-      <w:r>
-        <w:rPr>
-          <w:lang w:val="id_ID" w:bidi="id_ID"/>
-        </w:rPr>
-        <w:t xml:space="preserve">, </w:t>
+        <w:t xml:space="preserve">, rest, </w:t>
       </w:r>
       <w:r>
         <w:rPr>
